--- a/paper/ijacsa/Beyond_Big_O_IJACSA_Ready.docx
+++ b/paper/ijacsa/Beyond_Big_O_IJACSA_Ready.docx
@@ -2810,7 +2810,7 @@
         <w:pStyle w:val="BodyText"/>
       </w:pPr>
       <w:r>
-        <w:t>This work received no dedicated external funding. [Add any acknowledgments of individuals, institutions, or resources here, or state “Not applicable” if none.]</w:t>
+        <w:t>[Add any acknowledgments of individuals, institutions, or resources here, or state “Not applicable” if none.]</w:t>
       </w:r>
     </w:p>
     <w:p>
@@ -2846,7 +2846,7 @@
         <w:t xml:space="preserve">Funding: </w:t>
       </w:r>
       <w:r>
-        <w:t>[Confirm and state, e.g., “This research received no external funding.”]</w:t>
+        <w:t>This research received no external funding.</w:t>
       </w:r>
     </w:p>
     <w:p>
@@ -2860,7 +2860,7 @@
         <w:t xml:space="preserve">Data and Code Availability: </w:t>
       </w:r>
       <w:r>
-        <w:t>The repository contains the dataset generator, Python and C++ implementations, Java source, validation tests, execution configuration, raw CSV records and analysis scripts. The raw combined CSV contains 240 records (SHA-256: c86df6732b7e5e78e7a71d6b72ae65535b648b10ccb4c39255a4652018ed3dff); the supplementary construct-validity check adds 40 further records (SHA-256: ccffc4c004456ee9474ce36489e7bb7c6dacb9bb2b3dfb96ba6e0108c1965bf8). Repository: https://github.com/maheshchudaman/beyond-big-o-research (Zenodo concept DOI: 10.5281/zenodo.22089928).</w:t>
+        <w:t>The repository contains the dataset generator, Python and C++ implementations, Java source, validation tests, execution configuration, raw CSV records and analysis scripts. The raw combined CSV contains 240 records (SHA-256: c86df6732b7e5e78e7a71d6b72ae65535b648b10ccb4c39255a4652018ed3dff); the supplementary construct-validity check adds 40 further records (SHA-256: ccffc4c004456ee9474ce36489e7bb7c6dacb9bb2b3dfb96ba6e0108c1965bf8). Repository URL and Zenodo DOI are withheld for double-blind review and will be provided upon acceptance.</w:t>
       </w:r>
     </w:p>
     <w:p>

--- a/paper/ijacsa/Beyond_Big_O_IJACSA_Ready.docx
+++ b/paper/ijacsa/Beyond_Big_O_IJACSA_Ready.docx
@@ -2832,7 +2832,7 @@
         <w:t xml:space="preserve">Conflict of Interest: </w:t>
       </w:r>
       <w:r>
-        <w:t>[Confirm and state, e.g., “The authors declare no conflict of interest.”]</w:t>
+        <w:t>The authors declare no conflict of interest.</w:t>
       </w:r>
     </w:p>
     <w:p>

--- a/paper/ijacsa/Beyond_Big_O_IJACSA_Ready.docx
+++ b/paper/ijacsa/Beyond_Big_O_IJACSA_Ready.docx
@@ -25,7 +25,7 @@
         <w:pStyle w:val="Author"/>
       </w:pPr>
       <w:r>
-        <w:t>Mahesh Patil¹*, [Second Author Name]²</w:t>
+        <w:t>Mahesh Patil¹*, Varun Patil¹</w:t>
       </w:r>
     </w:p>
     <w:p>
@@ -33,15 +33,7 @@
         <w:pStyle w:val="Affiliation"/>
       </w:pPr>
       <w:r>
-        <w:t>[Department / Faculty Name], [University or Organization Name], [City], [Country]¹</w:t>
-      </w:r>
-    </w:p>
-    <w:p>
-      <w:pPr>
-        <w:pStyle w:val="Affiliation"/>
-      </w:pPr>
-      <w:r>
-        <w:t>[Department / Faculty Name], [University or Organization Name], [City], [Country]²</w:t>
+        <w:t>Shah &amp; Anchor Kutchhi Engineering College, Mumbai, Maharashtra, India¹</w:t>
       </w:r>
     </w:p>
     <w:p>
@@ -49,7 +41,7 @@
         <w:pStyle w:val="sponsors"/>
       </w:pPr>
       <w:r>
-        <w:t>* Corresponding author ([corresponding.author@yourinstitution.edu])</w:t>
+        <w:t>* Corresponding author (mahesh.patil@sakec.ac.in)</w:t>
       </w:r>
     </w:p>
     <w:p>
@@ -2810,7 +2802,7 @@
         <w:pStyle w:val="BodyText"/>
       </w:pPr>
       <w:r>
-        <w:t>[Add any acknowledgments of individuals, institutions, or resources here, or state “Not applicable” if none.]</w:t>
+        <w:t>Not applicable.</w:t>
       </w:r>
     </w:p>
     <w:p>

--- a/paper/ijacsa/Beyond_Big_O_IJACSA_Ready.docx
+++ b/paper/ijacsa/Beyond_Big_O_IJACSA_Ready.docx
@@ -2852,7 +2852,7 @@
         <w:t xml:space="preserve">Data and Code Availability: </w:t>
       </w:r>
       <w:r>
-        <w:t>The repository contains the dataset generator, Python and C++ implementations, Java source, validation tests, execution configuration, raw CSV records and analysis scripts. The raw combined CSV contains 240 records (SHA-256: c86df6732b7e5e78e7a71d6b72ae65535b648b10ccb4c39255a4652018ed3dff); the supplementary construct-validity check adds 40 further records (SHA-256: ccffc4c004456ee9474ce36489e7bb7c6dacb9bb2b3dfb96ba6e0108c1965bf8). Repository URL and Zenodo DOI are withheld for double-blind review and will be provided upon acceptance.</w:t>
+        <w:t>The repository contains the dataset generator, Python and C++ implementations, Java source, validation tests, execution configuration, raw CSV records and analysis scripts. The raw combined CSV contains 240 records (SHA-256: c86df6732b7e5e78e7a71d6b72ae65535b648b10ccb4c39255a4652018ed3dff); the supplementary construct-validity check adds 40 further records (SHA-256: ccffc4c004456ee9474ce36489e7bb7c6dacb9bb2b3dfb96ba6e0108c1965bf8). The repository is publicly available at https://github.com/maheshchudaman/beyond-big-o-research and is archived on Zenodo with concept DOI 10.5281/zenodo.22089928.</w:t>
       </w:r>
     </w:p>
     <w:p>

--- a/paper/ijacsa/Beyond_Big_O_IJACSA_Ready.docx
+++ b/paper/ijacsa/Beyond_Big_O_IJACSA_Ready.docx
@@ -25,7 +25,7 @@
         <w:pStyle w:val="Author"/>
       </w:pPr>
       <w:r>
-        <w:t>Mahesh Patil¹*, Varun Patil¹</w:t>
+        <w:t>Mahesh Patil¹*, Varun Patil²</w:t>
       </w:r>
     </w:p>
     <w:p>
@@ -34,6 +34,14 @@
       </w:pPr>
       <w:r>
         <w:t>Shah &amp; Anchor Kutchhi Engineering College, Mumbai, Maharashtra, India¹</w:t>
+      </w:r>
+    </w:p>
+    <w:p>
+      <w:pPr>
+        <w:pStyle w:val="Affiliation"/>
+      </w:pPr>
+      <w:r>
+        <w:t>Shah &amp; Anchor Kutchhi Engineering College, Mumbai, Maharashtra, India²</w:t>
       </w:r>
     </w:p>
     <w:p>

--- a/paper/ijacsa/Beyond_Big_O_IJACSA_Ready.docx
+++ b/paper/ijacsa/Beyond_Big_O_IJACSA_Ready.docx
@@ -46,9 +46,13 @@
     </w:p>
     <w:p>
       <w:pPr>
-        <w:pStyle w:val="sponsors"/>
-      </w:pPr>
-      <w:r>
+        <w:jc w:val="center"/>
+      </w:pPr>
+      <w:r>
+        <w:rPr>
+          <w:i/>
+          <w:sz w:val="16"/>
+        </w:rPr>
         <w:t>* Corresponding author (mahesh.patil@sakec.ac.in)</w:t>
       </w:r>
     </w:p>

--- a/paper/ijacsa/Beyond_Big_O_IJACSA_Ready.docx
+++ b/paper/ijacsa/Beyond_Big_O_IJACSA_Ready.docx
@@ -72,7 +72,7 @@
         <w:pStyle w:val="03Abstract"/>
       </w:pPr>
       <w:r>
-        <w:t>Abstract—Asymptotic analysis predicts how algorithmic cost grows, but it does not capture language-runtime overhead, container representation, allocation behaviour or constants that influence observed execution time. This pilot study compared dynamic arrays, linked structures and hash tables under identical build, search, deletion and traversal workloads in Python 3.13 and optimized C++17. Experiments were executed on an Apple M2 MacBook Air with 8 GB memory and macOS 26.5.2. Four input sizes (1,000-25,000) were tested using three warm-ups and ten recorded repetitions, yielding 240 validated measurement records. At n = 25,000, median Python runtimes were 1.86-91.68 times the corresponding C++ medians across the twelve structure-operation combinations; the upper end of this range reflects a submicrosecond, resolution-limited C++ traversal median rather than a stable absolute figure. Batched search and deletion for sequential structures exhibited empirical scaling exponents of approximately 1.85-2.00 because both the collection size and the number of operations increased with n; hash workloads were closer to linear. All implementations produced identical search-hit counts and post-deletion checksums, including a supplementary re-run of the linked benchmark using a singly-linked std::forward_list to match the Python implementation's representation, which reproduced the same pattern of ratios rather than narrowing it. The findings support teaching Big-O together with implementation-aware measurement, while the single-machine scope, absence of Java and hardware-counter data, and submicrosecond C++ measurements make the work a pilot rather than a final general-purpose benchmark.</w:t>
+        <w:t>Abstract—Asymptotic analysis predicts how algorithmic cost grows, but it does not capture language-runtime overhead, container representation, allocation behaviour or constants that influence observed execution time. This pilot study compared dynamic arrays, linked structures and hash tables under identical build, search, deletion and traversal workloads in Python 3.13 and optimized C++17. Experiments were executed on an Apple M2 MacBook Air with 8 GB memory and macOS 26.5.2. Four input sizes (1,000-25,000) were tested using three warm-ups and ten recorded repetitions, yielding 240 validated measurement records. At n = 25,000, median Python runtimes were 1.86-91.68 times the corresponding C++ medians across the twelve structure-operation combinations; the upper end of this range reflects a submicrosecond, resolution-limited C++ traversal median rather than a stable absolute figure. Batched search and deletion for sequential structures exhibited empirical scaling exponents of approximately 1.85-2.00 because both the collection size and the number of operations increased with n; hash workloads were closer to linear. All implementations produced identical search-hit counts and post-deletion checksums, including supplementary checks that re-ran the linked benchmark with a singly-linked std::forward_list and added Java as a third language; both reproduced the same overall pattern, with Java ratios to C++ ranging from 0.41x to 109.78x rather than sitting uniformly between Python and C++. The findings support teaching Big-O together with implementation-aware measurement, while the single-machine scope, absence of hardware-counter data, and submicrosecond C++ measurements make the work a pilot rather than a final general-purpose benchmark.</w:t>
       </w:r>
     </w:p>
     <w:p>
@@ -80,7 +80,7 @@
         <w:pStyle w:val="04Keywords"/>
       </w:pPr>
       <w:r>
-        <w:t>Keywords—data structures; Big-O; empirical algorithmics; Python; C++; microbenchmarking; reproducibility; construct validity</w:t>
+        <w:t>Keywords—data structures; Big-O; empirical algorithmics; Python; C++; Java; microbenchmarking; reproducibility; construct validity</w:t>
       </w:r>
     </w:p>
     <w:p>
@@ -193,6 +193,14 @@
       </w:pPr>
       <w:r>
         <w:t>An empirical test of whether the C++/Python linked-container mismatch inflates the observed language gap, rather than leaving that concern as an unverified caveat.</w:t>
+      </w:r>
+    </w:p>
+    <w:p>
+      <w:pPr>
+        <w:pStyle w:val="11BulletList"/>
+      </w:pPr>
+      <w:r>
+        <w:t>A third-language check that re-runs the full workload under Java, testing whether the Python/C++ pattern generalises rather than leaving Java's absence as an unaddressed limitation.</w:t>
       </w:r>
     </w:p>
     <w:p>
@@ -2667,6 +2675,1272 @@
     </w:p>
     <w:p>
       <w:pPr>
+        <w:pStyle w:val="Heading2"/>
+      </w:pPr>
+      <w:r>
+        <w:t>External-Validity Check: Adding Java as a Third Language</w:t>
+      </w:r>
+    </w:p>
+    <w:p>
+      <w:pPr>
+        <w:pStyle w:val="BodyText"/>
+      </w:pPr>
+      <w:r>
+        <w:t>Section VI-C notes that Java was not executed in the primary study because no working JDK was available. To test whether the reported Python/C++ pattern generalises to a third, managed-runtime language, the Java benchmark already scaffolded in the repository was compiled and run under OpenJDK 26.0.2.1 (Homebrew) across all three structures and four input sizes with the identical protocol, on 25 August 2026. Every Java run reproduced the same search-hit count and post-deletion checksum as the corresponding Python and C++ runs at every input size.</w:t>
+      </w:r>
+    </w:p>
+    <w:p>
+      <w:pPr>
+        <w:sectPr>
+          <w:type w:val="continuous"/>
+          <w:pgSz w:w="12240" w:h="15840" w:code="1"/>
+          <w:pgMar w:top="1080" w:right="907" w:bottom="1440" w:left="907" w:header="720" w:footer="720" w:gutter="0"/>
+          <w:cols w:num="2" w:space="360"/>
+          <w:docGrid w:linePitch="360"/>
+        </w:sectPr>
+      </w:pPr>
+    </w:p>
+    <w:p>
+      <w:pPr>
+        <w:pStyle w:val="14TableHead"/>
+      </w:pPr>
+      <w:r>
+        <w:t>Median workload runtime at n = 25,000 including Java (ten repetitions).</w:t>
+      </w:r>
+    </w:p>
+    <w:tbl>
+      <w:tblPr>
+        <w:tblW w:type="auto" w:w="0"/>
+        <w:tblLayout w:type="fixed"/>
+        <w:tblLook w:firstColumn="1" w:firstRow="1" w:lastColumn="0" w:lastRow="0" w:noHBand="0" w:noVBand="1" w:val="04A0"/>
+        <w:tblBorders>
+          <w:top w:val="single" w:sz="4" w:space="0" w:color="000000"/>
+          <w:left w:val="single" w:sz="4" w:space="0" w:color="000000"/>
+          <w:bottom w:val="single" w:sz="4" w:space="0" w:color="000000"/>
+          <w:right w:val="single" w:sz="4" w:space="0" w:color="000000"/>
+          <w:insideH w:val="single" w:sz="4" w:space="0" w:color="000000"/>
+          <w:insideV w:val="single" w:sz="4" w:space="0" w:color="000000"/>
+        </w:tblBorders>
+      </w:tblPr>
+      <w:tblGrid>
+        <w:gridCol w:w="1440"/>
+        <w:gridCol w:w="1440"/>
+        <w:gridCol w:w="1584"/>
+        <w:gridCol w:w="1584"/>
+        <w:gridCol w:w="1440"/>
+        <w:gridCol w:w="1440"/>
+      </w:tblGrid>
+      <w:tr>
+        <w:tc>
+          <w:tcPr>
+            <w:tcW w:type="dxa" w:w="1440"/>
+          </w:tcPr>
+          <w:p>
+            <w:pPr>
+              <w:pStyle w:val="tablecolhead"/>
+              <w:jc w:val="center"/>
+            </w:pPr>
+            <w:r/>
+            <w:r>
+              <w:t>Structure</w:t>
+            </w:r>
+          </w:p>
+        </w:tc>
+        <w:tc>
+          <w:tcPr>
+            <w:tcW w:type="dxa" w:w="1440"/>
+          </w:tcPr>
+          <w:p>
+            <w:pPr>
+              <w:pStyle w:val="tablecolhead"/>
+              <w:jc w:val="center"/>
+            </w:pPr>
+            <w:r/>
+            <w:r>
+              <w:t>Operation</w:t>
+            </w:r>
+          </w:p>
+        </w:tc>
+        <w:tc>
+          <w:tcPr>
+            <w:tcW w:type="dxa" w:w="1584"/>
+          </w:tcPr>
+          <w:p>
+            <w:pPr>
+              <w:pStyle w:val="tablecolhead"/>
+              <w:jc w:val="center"/>
+            </w:pPr>
+            <w:r/>
+            <w:r>
+              <w:t>C++17</w:t>
+            </w:r>
+          </w:p>
+        </w:tc>
+        <w:tc>
+          <w:tcPr>
+            <w:tcW w:type="dxa" w:w="1584"/>
+          </w:tcPr>
+          <w:p>
+            <w:pPr>
+              <w:pStyle w:val="tablecolhead"/>
+              <w:jc w:val="center"/>
+            </w:pPr>
+            <w:r/>
+            <w:r>
+              <w:t>Python 3.13</w:t>
+            </w:r>
+          </w:p>
+        </w:tc>
+        <w:tc>
+          <w:tcPr>
+            <w:tcW w:type="dxa" w:w="1440"/>
+          </w:tcPr>
+          <w:p>
+            <w:pPr>
+              <w:pStyle w:val="tablecolhead"/>
+              <w:jc w:val="center"/>
+            </w:pPr>
+            <w:r/>
+            <w:r>
+              <w:t>Java</w:t>
+            </w:r>
+          </w:p>
+        </w:tc>
+        <w:tc>
+          <w:tcPr>
+            <w:tcW w:type="dxa" w:w="1440"/>
+          </w:tcPr>
+          <w:p>
+            <w:pPr>
+              <w:pStyle w:val="tablecolhead"/>
+              <w:jc w:val="center"/>
+            </w:pPr>
+            <w:r/>
+            <w:r>
+              <w:t>Java/C++</w:t>
+            </w:r>
+          </w:p>
+        </w:tc>
+      </w:tr>
+      <w:tr>
+        <w:tc>
+          <w:tcPr>
+            <w:tcW w:type="dxa" w:w="1440"/>
+          </w:tcPr>
+          <w:p>
+            <w:pPr>
+              <w:pStyle w:val="tablecopy"/>
+            </w:pPr>
+            <w:r/>
+            <w:r>
+              <w:t>Array</w:t>
+            </w:r>
+          </w:p>
+        </w:tc>
+        <w:tc>
+          <w:tcPr>
+            <w:tcW w:type="dxa" w:w="1440"/>
+          </w:tcPr>
+          <w:p>
+            <w:pPr>
+              <w:pStyle w:val="tablecopy"/>
+              <w:jc w:val="center"/>
+            </w:pPr>
+            <w:r/>
+            <w:r>
+              <w:t>Insert</w:t>
+            </w:r>
+          </w:p>
+        </w:tc>
+        <w:tc>
+          <w:tcPr>
+            <w:tcW w:type="dxa" w:w="1584"/>
+          </w:tcPr>
+          <w:p>
+            <w:pPr>
+              <w:pStyle w:val="tablecopy"/>
+              <w:jc w:val="center"/>
+            </w:pPr>
+            <w:r/>
+            <w:r>
+              <w:t>0.0066 ms</w:t>
+            </w:r>
+          </w:p>
+        </w:tc>
+        <w:tc>
+          <w:tcPr>
+            <w:tcW w:type="dxa" w:w="1584"/>
+          </w:tcPr>
+          <w:p>
+            <w:pPr>
+              <w:pStyle w:val="tablecopy"/>
+              <w:jc w:val="center"/>
+            </w:pPr>
+            <w:r/>
+            <w:r>
+              <w:t>0.0312 ms</w:t>
+            </w:r>
+          </w:p>
+        </w:tc>
+        <w:tc>
+          <w:tcPr>
+            <w:tcW w:type="dxa" w:w="1440"/>
+          </w:tcPr>
+          <w:p>
+            <w:pPr>
+              <w:pStyle w:val="tablecopy"/>
+              <w:jc w:val="center"/>
+            </w:pPr>
+            <w:r/>
+            <w:r>
+              <w:t>0.2406 ms</w:t>
+            </w:r>
+          </w:p>
+        </w:tc>
+        <w:tc>
+          <w:tcPr>
+            <w:tcW w:type="dxa" w:w="1440"/>
+          </w:tcPr>
+          <w:p>
+            <w:pPr>
+              <w:pStyle w:val="tablecopy"/>
+              <w:jc w:val="center"/>
+            </w:pPr>
+            <w:r/>
+            <w:r>
+              <w:t>36.66x</w:t>
+            </w:r>
+          </w:p>
+        </w:tc>
+      </w:tr>
+      <w:tr>
+        <w:tc>
+          <w:tcPr>
+            <w:tcW w:type="dxa" w:w="1440"/>
+          </w:tcPr>
+          <w:p>
+            <w:pPr>
+              <w:pStyle w:val="tablecopy"/>
+            </w:pPr>
+            <w:r/>
+            <w:r>
+              <w:t>Array</w:t>
+            </w:r>
+          </w:p>
+        </w:tc>
+        <w:tc>
+          <w:tcPr>
+            <w:tcW w:type="dxa" w:w="1440"/>
+          </w:tcPr>
+          <w:p>
+            <w:pPr>
+              <w:pStyle w:val="tablecopy"/>
+              <w:jc w:val="center"/>
+            </w:pPr>
+            <w:r/>
+            <w:r>
+              <w:t>Search</w:t>
+            </w:r>
+          </w:p>
+        </w:tc>
+        <w:tc>
+          <w:tcPr>
+            <w:tcW w:type="dxa" w:w="1584"/>
+          </w:tcPr>
+          <w:p>
+            <w:pPr>
+              <w:pStyle w:val="tablecopy"/>
+              <w:jc w:val="center"/>
+            </w:pPr>
+            <w:r/>
+            <w:r>
+              <w:t>1.425 ms</w:t>
+            </w:r>
+          </w:p>
+        </w:tc>
+        <w:tc>
+          <w:tcPr>
+            <w:tcW w:type="dxa" w:w="1584"/>
+          </w:tcPr>
+          <w:p>
+            <w:pPr>
+              <w:pStyle w:val="tablecopy"/>
+              <w:jc w:val="center"/>
+            </w:pPr>
+            <w:r/>
+            <w:r>
+              <w:t>16.389 ms</w:t>
+            </w:r>
+          </w:p>
+        </w:tc>
+        <w:tc>
+          <w:tcPr>
+            <w:tcW w:type="dxa" w:w="1440"/>
+          </w:tcPr>
+          <w:p>
+            <w:pPr>
+              <w:pStyle w:val="tablecopy"/>
+              <w:jc w:val="center"/>
+            </w:pPr>
+            <w:r/>
+            <w:r>
+              <w:t>2.121 ms</w:t>
+            </w:r>
+          </w:p>
+        </w:tc>
+        <w:tc>
+          <w:tcPr>
+            <w:tcW w:type="dxa" w:w="1440"/>
+          </w:tcPr>
+          <w:p>
+            <w:pPr>
+              <w:pStyle w:val="tablecopy"/>
+              <w:jc w:val="center"/>
+            </w:pPr>
+            <w:r/>
+            <w:r>
+              <w:t>1.49x</w:t>
+            </w:r>
+          </w:p>
+        </w:tc>
+      </w:tr>
+      <w:tr>
+        <w:tc>
+          <w:tcPr>
+            <w:tcW w:type="dxa" w:w="1440"/>
+          </w:tcPr>
+          <w:p>
+            <w:pPr>
+              <w:pStyle w:val="tablecopy"/>
+            </w:pPr>
+            <w:r/>
+            <w:r>
+              <w:t>Array</w:t>
+            </w:r>
+          </w:p>
+        </w:tc>
+        <w:tc>
+          <w:tcPr>
+            <w:tcW w:type="dxa" w:w="1440"/>
+          </w:tcPr>
+          <w:p>
+            <w:pPr>
+              <w:pStyle w:val="tablecopy"/>
+              <w:jc w:val="center"/>
+            </w:pPr>
+            <w:r/>
+            <w:r>
+              <w:t>Delete</w:t>
+            </w:r>
+          </w:p>
+        </w:tc>
+        <w:tc>
+          <w:tcPr>
+            <w:tcW w:type="dxa" w:w="1584"/>
+          </w:tcPr>
+          <w:p>
+            <w:pPr>
+              <w:pStyle w:val="tablecopy"/>
+              <w:jc w:val="center"/>
+            </w:pPr>
+            <w:r/>
+            <w:r>
+              <w:t>1.072 ms</w:t>
+            </w:r>
+          </w:p>
+        </w:tc>
+        <w:tc>
+          <w:tcPr>
+            <w:tcW w:type="dxa" w:w="1584"/>
+          </w:tcPr>
+          <w:p>
+            <w:pPr>
+              <w:pStyle w:val="tablecopy"/>
+              <w:jc w:val="center"/>
+            </w:pPr>
+            <w:r/>
+            <w:r>
+              <w:t>16.401 ms</w:t>
+            </w:r>
+          </w:p>
+        </w:tc>
+        <w:tc>
+          <w:tcPr>
+            <w:tcW w:type="dxa" w:w="1440"/>
+          </w:tcPr>
+          <w:p>
+            <w:pPr>
+              <w:pStyle w:val="tablecopy"/>
+              <w:jc w:val="center"/>
+            </w:pPr>
+            <w:r/>
+            <w:r>
+              <w:t>1.732 ms</w:t>
+            </w:r>
+          </w:p>
+        </w:tc>
+        <w:tc>
+          <w:tcPr>
+            <w:tcW w:type="dxa" w:w="1440"/>
+          </w:tcPr>
+          <w:p>
+            <w:pPr>
+              <w:pStyle w:val="tablecopy"/>
+              <w:jc w:val="center"/>
+            </w:pPr>
+            <w:r/>
+            <w:r>
+              <w:t>1.62x</w:t>
+            </w:r>
+          </w:p>
+        </w:tc>
+      </w:tr>
+      <w:tr>
+        <w:tc>
+          <w:tcPr>
+            <w:tcW w:type="dxa" w:w="1440"/>
+          </w:tcPr>
+          <w:p>
+            <w:pPr>
+              <w:pStyle w:val="tablecopy"/>
+            </w:pPr>
+            <w:r/>
+            <w:r>
+              <w:t>Array</w:t>
+            </w:r>
+          </w:p>
+        </w:tc>
+        <w:tc>
+          <w:tcPr>
+            <w:tcW w:type="dxa" w:w="1440"/>
+          </w:tcPr>
+          <w:p>
+            <w:pPr>
+              <w:pStyle w:val="tablecopy"/>
+              <w:jc w:val="center"/>
+            </w:pPr>
+            <w:r/>
+            <w:r>
+              <w:t>Traverse</w:t>
+            </w:r>
+          </w:p>
+        </w:tc>
+        <w:tc>
+          <w:tcPr>
+            <w:tcW w:type="dxa" w:w="1584"/>
+          </w:tcPr>
+          <w:p>
+            <w:pPr>
+              <w:pStyle w:val="tablecopy"/>
+              <w:jc w:val="center"/>
+            </w:pPr>
+            <w:r/>
+            <w:r>
+              <w:t>0.958 us</w:t>
+            </w:r>
+          </w:p>
+        </w:tc>
+        <w:tc>
+          <w:tcPr>
+            <w:tcW w:type="dxa" w:w="1584"/>
+          </w:tcPr>
+          <w:p>
+            <w:pPr>
+              <w:pStyle w:val="tablecopy"/>
+              <w:jc w:val="center"/>
+            </w:pPr>
+            <w:r/>
+            <w:r>
+              <w:t>0.0878 ms</w:t>
+            </w:r>
+          </w:p>
+        </w:tc>
+        <w:tc>
+          <w:tcPr>
+            <w:tcW w:type="dxa" w:w="1440"/>
+          </w:tcPr>
+          <w:p>
+            <w:pPr>
+              <w:pStyle w:val="tablecopy"/>
+              <w:jc w:val="center"/>
+            </w:pPr>
+            <w:r/>
+            <w:r>
+              <w:t>0.1052 ms</w:t>
+            </w:r>
+          </w:p>
+        </w:tc>
+        <w:tc>
+          <w:tcPr>
+            <w:tcW w:type="dxa" w:w="1440"/>
+          </w:tcPr>
+          <w:p>
+            <w:pPr>
+              <w:pStyle w:val="tablecopy"/>
+              <w:jc w:val="center"/>
+            </w:pPr>
+            <w:r/>
+            <w:r>
+              <w:t>109.78x</w:t>
+            </w:r>
+          </w:p>
+        </w:tc>
+      </w:tr>
+      <w:tr>
+        <w:tc>
+          <w:tcPr>
+            <w:tcW w:type="dxa" w:w="1440"/>
+          </w:tcPr>
+          <w:p>
+            <w:pPr>
+              <w:pStyle w:val="tablecopy"/>
+            </w:pPr>
+            <w:r/>
+            <w:r>
+              <w:t>Linked</w:t>
+            </w:r>
+          </w:p>
+        </w:tc>
+        <w:tc>
+          <w:tcPr>
+            <w:tcW w:type="dxa" w:w="1440"/>
+          </w:tcPr>
+          <w:p>
+            <w:pPr>
+              <w:pStyle w:val="tablecopy"/>
+              <w:jc w:val="center"/>
+            </w:pPr>
+            <w:r/>
+            <w:r>
+              <w:t>Insert</w:t>
+            </w:r>
+          </w:p>
+        </w:tc>
+        <w:tc>
+          <w:tcPr>
+            <w:tcW w:type="dxa" w:w="1584"/>
+          </w:tcPr>
+          <w:p>
+            <w:pPr>
+              <w:pStyle w:val="tablecopy"/>
+              <w:jc w:val="center"/>
+            </w:pPr>
+            <w:r/>
+            <w:r>
+              <w:t>0.2152 ms</w:t>
+            </w:r>
+          </w:p>
+        </w:tc>
+        <w:tc>
+          <w:tcPr>
+            <w:tcW w:type="dxa" w:w="1584"/>
+          </w:tcPr>
+          <w:p>
+            <w:pPr>
+              <w:pStyle w:val="tablecopy"/>
+              <w:jc w:val="center"/>
+            </w:pPr>
+            <w:r/>
+            <w:r>
+              <w:t>3.376 ms</w:t>
+            </w:r>
+          </w:p>
+        </w:tc>
+        <w:tc>
+          <w:tcPr>
+            <w:tcW w:type="dxa" w:w="1440"/>
+          </w:tcPr>
+          <w:p>
+            <w:pPr>
+              <w:pStyle w:val="tablecopy"/>
+              <w:jc w:val="center"/>
+            </w:pPr>
+            <w:r/>
+            <w:r>
+              <w:t>0.0890 ms</w:t>
+            </w:r>
+          </w:p>
+        </w:tc>
+        <w:tc>
+          <w:tcPr>
+            <w:tcW w:type="dxa" w:w="1440"/>
+          </w:tcPr>
+          <w:p>
+            <w:pPr>
+              <w:pStyle w:val="tablecopy"/>
+              <w:jc w:val="center"/>
+            </w:pPr>
+            <w:r/>
+            <w:r>
+              <w:t>0.41x</w:t>
+            </w:r>
+          </w:p>
+        </w:tc>
+      </w:tr>
+      <w:tr>
+        <w:tc>
+          <w:tcPr>
+            <w:tcW w:type="dxa" w:w="1440"/>
+          </w:tcPr>
+          <w:p>
+            <w:pPr>
+              <w:pStyle w:val="tablecopy"/>
+            </w:pPr>
+            <w:r/>
+            <w:r>
+              <w:t>Linked</w:t>
+            </w:r>
+          </w:p>
+        </w:tc>
+        <w:tc>
+          <w:tcPr>
+            <w:tcW w:type="dxa" w:w="1440"/>
+          </w:tcPr>
+          <w:p>
+            <w:pPr>
+              <w:pStyle w:val="tablecopy"/>
+              <w:jc w:val="center"/>
+            </w:pPr>
+            <w:r/>
+            <w:r>
+              <w:t>Search</w:t>
+            </w:r>
+          </w:p>
+        </w:tc>
+        <w:tc>
+          <w:tcPr>
+            <w:tcW w:type="dxa" w:w="1584"/>
+          </w:tcPr>
+          <w:p>
+            <w:pPr>
+              <w:pStyle w:val="tablecopy"/>
+              <w:jc w:val="center"/>
+            </w:pPr>
+            <w:r/>
+            <w:r>
+              <w:t>5.712 ms</w:t>
+            </w:r>
+          </w:p>
+        </w:tc>
+        <w:tc>
+          <w:tcPr>
+            <w:tcW w:type="dxa" w:w="1584"/>
+          </w:tcPr>
+          <w:p>
+            <w:pPr>
+              <w:pStyle w:val="tablecopy"/>
+              <w:jc w:val="center"/>
+            </w:pPr>
+            <w:r/>
+            <w:r>
+              <w:t>123.330 ms</w:t>
+            </w:r>
+          </w:p>
+        </w:tc>
+        <w:tc>
+          <w:tcPr>
+            <w:tcW w:type="dxa" w:w="1440"/>
+          </w:tcPr>
+          <w:p>
+            <w:pPr>
+              <w:pStyle w:val="tablecopy"/>
+              <w:jc w:val="center"/>
+            </w:pPr>
+            <w:r/>
+            <w:r>
+              <w:t>9.382 ms</w:t>
+            </w:r>
+          </w:p>
+        </w:tc>
+        <w:tc>
+          <w:tcPr>
+            <w:tcW w:type="dxa" w:w="1440"/>
+          </w:tcPr>
+          <w:p>
+            <w:pPr>
+              <w:pStyle w:val="tablecopy"/>
+              <w:jc w:val="center"/>
+            </w:pPr>
+            <w:r/>
+            <w:r>
+              <w:t>1.64x</w:t>
+            </w:r>
+          </w:p>
+        </w:tc>
+      </w:tr>
+      <w:tr>
+        <w:tc>
+          <w:tcPr>
+            <w:tcW w:type="dxa" w:w="1440"/>
+          </w:tcPr>
+          <w:p>
+            <w:pPr>
+              <w:pStyle w:val="tablecopy"/>
+            </w:pPr>
+            <w:r/>
+            <w:r>
+              <w:t>Linked</w:t>
+            </w:r>
+          </w:p>
+        </w:tc>
+        <w:tc>
+          <w:tcPr>
+            <w:tcW w:type="dxa" w:w="1440"/>
+          </w:tcPr>
+          <w:p>
+            <w:pPr>
+              <w:pStyle w:val="tablecopy"/>
+              <w:jc w:val="center"/>
+            </w:pPr>
+            <w:r/>
+            <w:r>
+              <w:t>Delete</w:t>
+            </w:r>
+          </w:p>
+        </w:tc>
+        <w:tc>
+          <w:tcPr>
+            <w:tcW w:type="dxa" w:w="1584"/>
+          </w:tcPr>
+          <w:p>
+            <w:pPr>
+              <w:pStyle w:val="tablecopy"/>
+              <w:jc w:val="center"/>
+            </w:pPr>
+            <w:r/>
+            <w:r>
+              <w:t>3.742 ms</w:t>
+            </w:r>
+          </w:p>
+        </w:tc>
+        <w:tc>
+          <w:tcPr>
+            <w:tcW w:type="dxa" w:w="1584"/>
+          </w:tcPr>
+          <w:p>
+            <w:pPr>
+              <w:pStyle w:val="tablecopy"/>
+              <w:jc w:val="center"/>
+            </w:pPr>
+            <w:r/>
+            <w:r>
+              <w:t>76.788 ms</w:t>
+            </w:r>
+          </w:p>
+        </w:tc>
+        <w:tc>
+          <w:tcPr>
+            <w:tcW w:type="dxa" w:w="1440"/>
+          </w:tcPr>
+          <w:p>
+            <w:pPr>
+              <w:pStyle w:val="tablecopy"/>
+              <w:jc w:val="center"/>
+            </w:pPr>
+            <w:r/>
+            <w:r>
+              <w:t>6.096 ms</w:t>
+            </w:r>
+          </w:p>
+        </w:tc>
+        <w:tc>
+          <w:tcPr>
+            <w:tcW w:type="dxa" w:w="1440"/>
+          </w:tcPr>
+          <w:p>
+            <w:pPr>
+              <w:pStyle w:val="tablecopy"/>
+              <w:jc w:val="center"/>
+            </w:pPr>
+            <w:r/>
+            <w:r>
+              <w:t>1.63x</w:t>
+            </w:r>
+          </w:p>
+        </w:tc>
+      </w:tr>
+      <w:tr>
+        <w:tc>
+          <w:tcPr>
+            <w:tcW w:type="dxa" w:w="1440"/>
+          </w:tcPr>
+          <w:p>
+            <w:pPr>
+              <w:pStyle w:val="tablecopy"/>
+            </w:pPr>
+            <w:r/>
+            <w:r>
+              <w:t>Linked</w:t>
+            </w:r>
+          </w:p>
+        </w:tc>
+        <w:tc>
+          <w:tcPr>
+            <w:tcW w:type="dxa" w:w="1440"/>
+          </w:tcPr>
+          <w:p>
+            <w:pPr>
+              <w:pStyle w:val="tablecopy"/>
+              <w:jc w:val="center"/>
+            </w:pPr>
+            <w:r/>
+            <w:r>
+              <w:t>Traverse</w:t>
+            </w:r>
+          </w:p>
+        </w:tc>
+        <w:tc>
+          <w:tcPr>
+            <w:tcW w:type="dxa" w:w="1584"/>
+          </w:tcPr>
+          <w:p>
+            <w:pPr>
+              <w:pStyle w:val="tablecopy"/>
+              <w:jc w:val="center"/>
+            </w:pPr>
+            <w:r/>
+            <w:r>
+              <w:t>0.0297 ms</w:t>
+            </w:r>
+          </w:p>
+        </w:tc>
+        <w:tc>
+          <w:tcPr>
+            <w:tcW w:type="dxa" w:w="1584"/>
+          </w:tcPr>
+          <w:p>
+            <w:pPr>
+              <w:pStyle w:val="tablecopy"/>
+              <w:jc w:val="center"/>
+            </w:pPr>
+            <w:r/>
+            <w:r>
+              <w:t>0.7406 ms</w:t>
+            </w:r>
+          </w:p>
+        </w:tc>
+        <w:tc>
+          <w:tcPr>
+            <w:tcW w:type="dxa" w:w="1440"/>
+          </w:tcPr>
+          <w:p>
+            <w:pPr>
+              <w:pStyle w:val="tablecopy"/>
+              <w:jc w:val="center"/>
+            </w:pPr>
+            <w:r/>
+            <w:r>
+              <w:t>0.0491 ms</w:t>
+            </w:r>
+          </w:p>
+        </w:tc>
+        <w:tc>
+          <w:tcPr>
+            <w:tcW w:type="dxa" w:w="1440"/>
+          </w:tcPr>
+          <w:p>
+            <w:pPr>
+              <w:pStyle w:val="tablecopy"/>
+              <w:jc w:val="center"/>
+            </w:pPr>
+            <w:r/>
+            <w:r>
+              <w:t>1.65x</w:t>
+            </w:r>
+          </w:p>
+        </w:tc>
+      </w:tr>
+      <w:tr>
+        <w:tc>
+          <w:tcPr>
+            <w:tcW w:type="dxa" w:w="1440"/>
+          </w:tcPr>
+          <w:p>
+            <w:pPr>
+              <w:pStyle w:val="tablecopy"/>
+            </w:pPr>
+            <w:r/>
+            <w:r>
+              <w:t>Hash</w:t>
+            </w:r>
+          </w:p>
+        </w:tc>
+        <w:tc>
+          <w:tcPr>
+            <w:tcW w:type="dxa" w:w="1440"/>
+          </w:tcPr>
+          <w:p>
+            <w:pPr>
+              <w:pStyle w:val="tablecopy"/>
+              <w:jc w:val="center"/>
+            </w:pPr>
+            <w:r/>
+            <w:r>
+              <w:t>Insert</w:t>
+            </w:r>
+          </w:p>
+        </w:tc>
+        <w:tc>
+          <w:tcPr>
+            <w:tcW w:type="dxa" w:w="1584"/>
+          </w:tcPr>
+          <w:p>
+            <w:pPr>
+              <w:pStyle w:val="tablecopy"/>
+              <w:jc w:val="center"/>
+            </w:pPr>
+            <w:r/>
+            <w:r>
+              <w:t>0.2779 ms</w:t>
+            </w:r>
+          </w:p>
+        </w:tc>
+        <w:tc>
+          <w:tcPr>
+            <w:tcW w:type="dxa" w:w="1584"/>
+          </w:tcPr>
+          <w:p>
+            <w:pPr>
+              <w:pStyle w:val="tablecopy"/>
+              <w:jc w:val="center"/>
+            </w:pPr>
+            <w:r/>
+            <w:r>
+              <w:t>0.6200 ms</w:t>
+            </w:r>
+          </w:p>
+        </w:tc>
+        <w:tc>
+          <w:tcPr>
+            <w:tcW w:type="dxa" w:w="1440"/>
+          </w:tcPr>
+          <w:p>
+            <w:pPr>
+              <w:pStyle w:val="tablecopy"/>
+              <w:jc w:val="center"/>
+            </w:pPr>
+            <w:r/>
+            <w:r>
+              <w:t>0.5437 ms</w:t>
+            </w:r>
+          </w:p>
+        </w:tc>
+        <w:tc>
+          <w:tcPr>
+            <w:tcW w:type="dxa" w:w="1440"/>
+          </w:tcPr>
+          <w:p>
+            <w:pPr>
+              <w:pStyle w:val="tablecopy"/>
+              <w:jc w:val="center"/>
+            </w:pPr>
+            <w:r/>
+            <w:r>
+              <w:t>1.96x</w:t>
+            </w:r>
+          </w:p>
+        </w:tc>
+      </w:tr>
+      <w:tr>
+        <w:tc>
+          <w:tcPr>
+            <w:tcW w:type="dxa" w:w="1440"/>
+          </w:tcPr>
+          <w:p>
+            <w:pPr>
+              <w:pStyle w:val="tablecopy"/>
+            </w:pPr>
+            <w:r/>
+            <w:r>
+              <w:t>Hash</w:t>
+            </w:r>
+          </w:p>
+        </w:tc>
+        <w:tc>
+          <w:tcPr>
+            <w:tcW w:type="dxa" w:w="1440"/>
+          </w:tcPr>
+          <w:p>
+            <w:pPr>
+              <w:pStyle w:val="tablecopy"/>
+              <w:jc w:val="center"/>
+            </w:pPr>
+            <w:r/>
+            <w:r>
+              <w:t>Search</w:t>
+            </w:r>
+          </w:p>
+        </w:tc>
+        <w:tc>
+          <w:tcPr>
+            <w:tcW w:type="dxa" w:w="1584"/>
+          </w:tcPr>
+          <w:p>
+            <w:pPr>
+              <w:pStyle w:val="tablecopy"/>
+              <w:jc w:val="center"/>
+            </w:pPr>
+            <w:r/>
+            <w:r>
+              <w:t>0.708 us</w:t>
+            </w:r>
+          </w:p>
+        </w:tc>
+        <w:tc>
+          <w:tcPr>
+            <w:tcW w:type="dxa" w:w="1584"/>
+          </w:tcPr>
+          <w:p>
+            <w:pPr>
+              <w:pStyle w:val="tablecopy"/>
+              <w:jc w:val="center"/>
+            </w:pPr>
+            <w:r/>
+            <w:r>
+              <w:t>0.0096 ms</w:t>
+            </w:r>
+          </w:p>
+        </w:tc>
+        <w:tc>
+          <w:tcPr>
+            <w:tcW w:type="dxa" w:w="1440"/>
+          </w:tcPr>
+          <w:p>
+            <w:pPr>
+              <w:pStyle w:val="tablecopy"/>
+              <w:jc w:val="center"/>
+            </w:pPr>
+            <w:r/>
+            <w:r>
+              <w:t>0.0086 ms</w:t>
+            </w:r>
+          </w:p>
+        </w:tc>
+        <w:tc>
+          <w:tcPr>
+            <w:tcW w:type="dxa" w:w="1440"/>
+          </w:tcPr>
+          <w:p>
+            <w:pPr>
+              <w:pStyle w:val="tablecopy"/>
+              <w:jc w:val="center"/>
+            </w:pPr>
+            <w:r/>
+            <w:r>
+              <w:t>12.09x</w:t>
+            </w:r>
+          </w:p>
+        </w:tc>
+      </w:tr>
+      <w:tr>
+        <w:tc>
+          <w:tcPr>
+            <w:tcW w:type="dxa" w:w="1440"/>
+          </w:tcPr>
+          <w:p>
+            <w:pPr>
+              <w:pStyle w:val="tablecopy"/>
+            </w:pPr>
+            <w:r/>
+            <w:r>
+              <w:t>Hash</w:t>
+            </w:r>
+          </w:p>
+        </w:tc>
+        <w:tc>
+          <w:tcPr>
+            <w:tcW w:type="dxa" w:w="1440"/>
+          </w:tcPr>
+          <w:p>
+            <w:pPr>
+              <w:pStyle w:val="tablecopy"/>
+              <w:jc w:val="center"/>
+            </w:pPr>
+            <w:r/>
+            <w:r>
+              <w:t>Delete</w:t>
+            </w:r>
+          </w:p>
+        </w:tc>
+        <w:tc>
+          <w:tcPr>
+            <w:tcW w:type="dxa" w:w="1584"/>
+          </w:tcPr>
+          <w:p>
+            <w:pPr>
+              <w:pStyle w:val="tablecopy"/>
+              <w:jc w:val="center"/>
+            </w:pPr>
+            <w:r/>
+            <w:r>
+              <w:t>0.0049 ms</w:t>
+            </w:r>
+          </w:p>
+        </w:tc>
+        <w:tc>
+          <w:tcPr>
+            <w:tcW w:type="dxa" w:w="1584"/>
+          </w:tcPr>
+          <w:p>
+            <w:pPr>
+              <w:pStyle w:val="tablecopy"/>
+              <w:jc w:val="center"/>
+            </w:pPr>
+            <w:r/>
+            <w:r>
+              <w:t>0.0091 ms</w:t>
+            </w:r>
+          </w:p>
+        </w:tc>
+        <w:tc>
+          <w:tcPr>
+            <w:tcW w:type="dxa" w:w="1440"/>
+          </w:tcPr>
+          <w:p>
+            <w:pPr>
+              <w:pStyle w:val="tablecopy"/>
+              <w:jc w:val="center"/>
+            </w:pPr>
+            <w:r/>
+            <w:r>
+              <w:t>0.0149 ms</w:t>
+            </w:r>
+          </w:p>
+        </w:tc>
+        <w:tc>
+          <w:tcPr>
+            <w:tcW w:type="dxa" w:w="1440"/>
+          </w:tcPr>
+          <w:p>
+            <w:pPr>
+              <w:pStyle w:val="tablecopy"/>
+              <w:jc w:val="center"/>
+            </w:pPr>
+            <w:r/>
+            <w:r>
+              <w:t>3.03x</w:t>
+            </w:r>
+          </w:p>
+        </w:tc>
+      </w:tr>
+      <w:tr>
+        <w:tc>
+          <w:tcPr>
+            <w:tcW w:type="dxa" w:w="1440"/>
+          </w:tcPr>
+          <w:p>
+            <w:pPr>
+              <w:pStyle w:val="tablecopy"/>
+            </w:pPr>
+            <w:r/>
+            <w:r>
+              <w:t>Hash</w:t>
+            </w:r>
+          </w:p>
+        </w:tc>
+        <w:tc>
+          <w:tcPr>
+            <w:tcW w:type="dxa" w:w="1440"/>
+          </w:tcPr>
+          <w:p>
+            <w:pPr>
+              <w:pStyle w:val="tablecopy"/>
+              <w:jc w:val="center"/>
+            </w:pPr>
+            <w:r/>
+            <w:r>
+              <w:t>Traverse</w:t>
+            </w:r>
+          </w:p>
+        </w:tc>
+        <w:tc>
+          <w:tcPr>
+            <w:tcW w:type="dxa" w:w="1584"/>
+          </w:tcPr>
+          <w:p>
+            <w:pPr>
+              <w:pStyle w:val="tablecopy"/>
+              <w:jc w:val="center"/>
+            </w:pPr>
+            <w:r/>
+            <w:r>
+              <w:t>0.0295 ms</w:t>
+            </w:r>
+          </w:p>
+        </w:tc>
+        <w:tc>
+          <w:tcPr>
+            <w:tcW w:type="dxa" w:w="1584"/>
+          </w:tcPr>
+          <w:p>
+            <w:pPr>
+              <w:pStyle w:val="tablecopy"/>
+              <w:jc w:val="center"/>
+            </w:pPr>
+            <w:r/>
+            <w:r>
+              <w:t>0.1087 ms</w:t>
+            </w:r>
+          </w:p>
+        </w:tc>
+        <w:tc>
+          <w:tcPr>
+            <w:tcW w:type="dxa" w:w="1440"/>
+          </w:tcPr>
+          <w:p>
+            <w:pPr>
+              <w:pStyle w:val="tablecopy"/>
+              <w:jc w:val="center"/>
+            </w:pPr>
+            <w:r/>
+            <w:r>
+              <w:t>0.4498 ms</w:t>
+            </w:r>
+          </w:p>
+        </w:tc>
+        <w:tc>
+          <w:tcPr>
+            <w:tcW w:type="dxa" w:w="1440"/>
+          </w:tcPr>
+          <w:p>
+            <w:pPr>
+              <w:pStyle w:val="tablecopy"/>
+              <w:jc w:val="center"/>
+            </w:pPr>
+            <w:r/>
+            <w:r>
+              <w:t>15.25x</w:t>
+            </w:r>
+          </w:p>
+        </w:tc>
+      </w:tr>
+    </w:tbl>
+    <w:p>
+      <w:pPr>
+        <w:spacing w:after="120"/>
+      </w:pPr>
+    </w:p>
+    <w:p>
+      <w:pPr>
+        <w:sectPr>
+          <w:type w:val="continuous"/>
+          <w:pgSz w:w="12240" w:h="15840" w:code="1"/>
+          <w:pgMar w:top="1080" w:right="907" w:bottom="1440" w:left="907" w:header="720" w:footer="720" w:gutter="0"/>
+          <w:cols w:space="720"/>
+          <w:docGrid w:linePitch="360"/>
+        </w:sectPr>
+      </w:pPr>
+    </w:p>
+    <w:p>
+      <w:pPr>
+        <w:pStyle w:val="BodyText"/>
+      </w:pPr>
+      <w:r>
+        <w:t>Java's ratio to C++ was operation-dependent rather than uniformly intermediate between the interpreted and compiled extremes, ranging from 0.41x (linked insertion, where Java's median was faster than C++'s) to 109.78x (array traversal) across the twelve structure-operation combinations, a wider spread than the Python/C++ range for the same combinations. Two results run against the intuition that a JIT-compiled language should sit strictly between interpreted Python and compiled C++: Java's array-traversal median (0.105 ms) was slower than Python's (0.088 ms), plausibly reflecting boxed-Integer ArrayList iteration overhead; and Java's hash-traversal median (0.450 ms) was roughly four times slower than Python's (0.109 ms), even though Java outperformed Python on hash search and delete by a comparable margin, consistent with boxed-Long iteration cost in the reference HashMap implementation rather than a general JVM weakness. These results reinforce the paper's central methodological point: coarse language-level generalisations do not hold uniformly across operations, and only workload-level measurement exposes where they break down.</w:t>
+      </w:r>
+    </w:p>
+    <w:p>
+      <w:pPr>
         <w:pStyle w:val="Heading1"/>
       </w:pPr>
       <w:r>
@@ -2774,7 +4048,7 @@
         <w:pStyle w:val="BodyText"/>
       </w:pPr>
       <w:r>
-        <w:t>One Apple M2 laptop, one Python version and one C++ toolchain cannot represent other processors, operating systems, compilers or runtime configurations. Only four sizes and one random-input family were examined. Ten repetitions support descriptive stability but not broad population inference. Java was not executed because no working JDK was available. The conclusions are therefore restricted to this environment and protocol.</w:t>
+        <w:t>One Apple M2 laptop, one Python version and one C++ toolchain cannot represent other processors, operating systems, compilers or runtime configurations. Only four sizes and one random-input family were examined. Ten repetitions support descriptive stability but not broad population inference. Java was not executed in the primary 23 August 2026 session because no working JDK was available; Section IV-F reports a supplementary Java run added on 25 August 2026 using a subsequently installed JDK on the same machine, so that check still shares this section's single-machine limitation. The conclusions are therefore restricted to this environment and protocol.</w:t>
       </w:r>
     </w:p>
     <w:p>
@@ -2790,7 +4064,7 @@
         <w:pStyle w:val="BodyText"/>
       </w:pPr>
       <w:r>
-        <w:t>This reproducible Mac pilot showed that theoretical growth and observed runtime can be taught together. Sequential search and deletion batches grew close to quadratically when both collection size and operation count increased, while hash batches grew close to linearly. Python and C++ showed substantial but operation-dependent runtime differences, and all correctness outputs agreed. The study also exposed a measurement weakness: several optimized C++ workloads were too short for reliable single-shot timing.</w:t>
+        <w:t>This reproducible Mac pilot showed that theoretical growth and observed runtime can be taught together. Sequential search and deletion batches grew close to quadratically when both collection size and operation count increased, while hash batches grew close to linearly. Python and C++ showed substantial but operation-dependent runtime differences, and all correctness outputs agreed. A supplementary Java run showed that a JIT-compiled, managed-runtime language does not sit uniformly between the interpreted and compiled extremes: it was faster than C++ for linked insertion and slower than Python for two of the twelve structure-operation combinations. The study also exposed a measurement weakness: several optimized C++ workloads were too short for reliable single-shot timing.</w:t>
       </w:r>
     </w:p>
     <w:p>
@@ -2798,7 +4072,7 @@
         <w:pStyle w:val="BodyText"/>
       </w:pPr>
       <w:r>
-        <w:t>Before journal submission, the benchmark should use calibrated operation batching, add Java 17, collect peak resident memory and hardware cache counters on a controlled Linux machine, record temperature and power mode, test additional input distributions, and reproduce the experiment on at least one independent system. Those extensions should be reported as new evidence, not combined silently with the present Mac data.</w:t>
+        <w:t>Before journal submission, the benchmark should use calibrated operation batching, collect peak resident memory and hardware cache counters on a controlled Linux machine, record temperature and power mode, test additional input distributions, and reproduce the experiment on at least one independent system. The Java results in Section IV-F address the language-coverage gap but not the single-machine, single-session limitation; a full three-language run alongside a second machine remains future work. Those extensions should be reported as new evidence, not combined silently with the present Mac data.</w:t>
       </w:r>
     </w:p>
     <w:p>
@@ -2864,7 +4138,7 @@
         <w:t xml:space="preserve">Data and Code Availability: </w:t>
       </w:r>
       <w:r>
-        <w:t>The repository contains the dataset generator, Python and C++ implementations, Java source, validation tests, execution configuration, raw CSV records and analysis scripts. The raw combined CSV contains 240 records (SHA-256: c86df6732b7e5e78e7a71d6b72ae65535b648b10ccb4c39255a4652018ed3dff); the supplementary construct-validity check adds 40 further records (SHA-256: ccffc4c004456ee9474ce36489e7bb7c6dacb9bb2b3dfb96ba6e0108c1965bf8). The repository is publicly available at https://github.com/maheshchudaman/beyond-big-o-research and is archived on Zenodo with concept DOI 10.5281/zenodo.22089928.</w:t>
+        <w:t>The repository contains the dataset generator, Python, C++ and Java implementations, validation tests, execution configuration, raw CSV records and analysis scripts. The raw combined CSV contains 240 records (SHA-256: c86df6732b7e5e78e7a71d6b72ae65535b648b10ccb4c39255a4652018ed3dff); the supplementary construct-validity check adds 40 further records (SHA-256: ccffc4c004456ee9474ce36489e7bb7c6dacb9bb2b3dfb96ba6e0108c1965bf8), and the supplementary Java run adds 120 further records (SHA-256: a925f8e56720fb234324b4bed00328c1643feb8e741eb44e9f7c1cc3ec705ea2). The repository is publicly available at https://github.com/maheshchudaman/beyond-big-o-research and is archived on Zenodo with concept DOI 10.5281/zenodo.22089928.</w:t>
       </w:r>
     </w:p>
     <w:p>

--- a/paper/ijacsa/Beyond_Big_O_IJACSA_Ready.docx
+++ b/paper/ijacsa/Beyond_Big_O_IJACSA_Ready.docx
@@ -72,7 +72,7 @@
         <w:pStyle w:val="03Abstract"/>
       </w:pPr>
       <w:r>
-        <w:t>Abstract—Asymptotic analysis predicts how algorithmic cost grows, but it does not capture language-runtime overhead, container representation, allocation behaviour or constants that influence observed execution time. This pilot study compared dynamic arrays, linked structures and hash tables under identical build, search, deletion and traversal workloads in Python 3.13 and optimized C++17. Experiments were executed on an Apple M2 MacBook Air with 8 GB memory and macOS 26.5.2. Four input sizes (1,000-25,000) were tested using three warm-ups and ten recorded repetitions, yielding 240 validated measurement records. At n = 25,000, median Python runtimes were 1.86-91.68 times the corresponding C++ medians across the twelve structure-operation combinations; the upper end of this range reflects a submicrosecond, resolution-limited C++ traversal median rather than a stable absolute figure. Batched search and deletion for sequential structures exhibited empirical scaling exponents of approximately 1.85-2.00 because both the collection size and the number of operations increased with n; hash workloads were closer to linear. All implementations produced identical search-hit counts and post-deletion checksums, including supplementary checks that re-ran the linked benchmark with a singly-linked std::forward_list and added Java as a third language; both reproduced the same overall pattern, with Java ratios to C++ ranging from 0.41x to 109.78x rather than sitting uniformly between Python and C++. The findings support teaching Big-O together with implementation-aware measurement, while the single-machine scope, absence of hardware-counter data, and submicrosecond C++ measurements make the work a pilot rather than a final general-purpose benchmark.</w:t>
+        <w:t>Abstract—Asymptotic analysis predicts how algorithmic cost grows, but it does not capture language-runtime overhead, container representation or allocation constants that influence observed execution time. This pilot study compared dynamic arrays, linked structures and hash tables under identical build, search, deletion and traversal workloads in Python 3.13 and optimized C++17. Experiments were executed on an Apple M2 MacBook Air with 8 GB memory and macOS 26.5.2. Four input sizes (1,000-25,000) were tested using three warm-ups and ten recorded repetitions, yielding 240 validated measurement records. At n = 25,000, median Python runtimes were 1.86-91.68 times the corresponding C++ medians across the twelve structure-operation combinations; the upper end reflects a submicrosecond, resolution-limited C++ traversal median rather than a stable figure. Batched search and deletion exhibited empirical scaling exponents near 1.85-2.00 because both the collection size and the operation count increased with n; hash workloads were closer to linear. All implementations produced identical search-hit counts and post-deletion checksums, including supplementary checks that re-ran the linked benchmark with a singly-linked std::forward_list and added Java as a third language; both reproduced the same overall pattern. Java was slower than Python on four of the twelve combinations, and its measurement dispersion was far higher than the primary design's (median CV 38.6% versus 4.0%), so only the low-dispersion combinations (1.49x-1.64x) support a precise ratio. The findings support teaching Big-O together with implementation-aware measurement, while the single-machine scope, absence of hardware-counter data, and submicrosecond C++ measurements make the work a pilot rather than a final general-purpose benchmark.</w:t>
       </w:r>
     </w:p>
     <w:p>
@@ -3936,7 +3936,21 @@
         <w:pStyle w:val="BodyText"/>
       </w:pPr>
       <w:r>
-        <w:t>Java's ratio to C++ was operation-dependent rather than uniformly intermediate between the interpreted and compiled extremes, ranging from 0.41x (linked insertion, where Java's median was faster than C++'s) to 109.78x (array traversal) across the twelve structure-operation combinations, a wider spread than the Python/C++ range for the same combinations. Two results run against the intuition that a JIT-compiled language should sit strictly between interpreted Python and compiled C++: Java's array-traversal median (0.105 ms) was slower than Python's (0.088 ms), plausibly reflecting boxed-Integer ArrayList iteration overhead; and Java's hash-traversal median (0.450 ms) was roughly four times slower than Python's (0.109 ms), even though Java outperformed Python on hash search and delete by a comparable margin, consistent with boxed-Long iteration cost in the reference HashMap implementation rather than a general JVM weakness. These results reinforce the paper's central methodological point: coarse language-level generalisations do not hold uniformly across operations, and only workload-level measurement exposes where they break down.</w:t>
+        <w:rPr>
+          <w:b/>
+        </w:rPr>
+        <w:t xml:space="preserve">Measurement caveat: </w:t>
+      </w:r>
+      <w:r>
+        <w:t>Median CV across the Java supplement's 48 groups was 38.6%, versus 4.0% for the primary design, and the maximum reached 147.0%. Dispersion was concentrated in short-duration groups, including linked insertion at n = 25,000 (CV = 116.2%), consistent with the JIT compiler transitioning from interpreted to compiled execution mid-measurement despite three unrecorded warm-ups. Array and linked search and delete, the longest-duration groups, remained stable (CV under 6%); ratios from high-dispersion groups should be read as indicative rather than precise.</w:t>
+      </w:r>
+    </w:p>
+    <w:p>
+      <w:pPr>
+        <w:pStyle w:val="BodyText"/>
+      </w:pPr>
+      <w:r>
+        <w:t>Java's ratio to C++ ranged from 0.41x (linked insertion) to 109.78x (array traversal) across the twelve structure-operation combinations, though both extremes sit in high-dispersion groups; among the four combinations with low dispersion (array and linked search and delete, all CV under 6%), the range narrows to a more defensible 1.49x-1.64x. Four of the twelve combinations showed Java slower than Python (array insert, array traverse, hash delete, hash traverse), not the uniform Java-beats-Python pattern the JIT-compiled label might suggest. The largest gap was array insertion, where Java's median (0.241 ms) was about 7.7 times Python's (0.031 ms); hash traversal was next, at roughly four times Python's median. Both plausibly reflect boxed-object overhead specific to Java's reference-type collections rather than a general JVM weakness, since Java was faster than Python on hash insertion and search for the same structure. These results reinforce the paper's central methodological point: coarse language-level generalisations do not hold uniformly across operations, and the measurement itself must be scrutinised before a ratio is trusted.</w:t>
       </w:r>
     </w:p>
     <w:p>
@@ -4021,6 +4035,14 @@
     </w:p>
     <w:p>
       <w:pPr>
+        <w:pStyle w:val="BodyText"/>
+      </w:pPr>
+      <w:r>
+        <w:t>The three-warm-up protocol, calibrated for the primary C++/Python design, proved insufficient for several fast Java operations (Section IV-F): median CV across the Java supplement's 48 groups was 38.6% versus 4.0% for the primary design, consistent with JIT compilation transitioning from interpreted to compiled execution mid-measurement. A revised Java benchmark should detect steady state explicitly rather than relying on a fixed repetition count.</w:t>
+      </w:r>
+    </w:p>
+    <w:p>
+      <w:pPr>
         <w:pStyle w:val="Heading2"/>
       </w:pPr>
       <w:r>
@@ -4064,7 +4086,7 @@
         <w:pStyle w:val="BodyText"/>
       </w:pPr>
       <w:r>
-        <w:t>This reproducible Mac pilot showed that theoretical growth and observed runtime can be taught together. Sequential search and deletion batches grew close to quadratically when both collection size and operation count increased, while hash batches grew close to linearly. Python and C++ showed substantial but operation-dependent runtime differences, and all correctness outputs agreed. A supplementary Java run showed that a JIT-compiled, managed-runtime language does not sit uniformly between the interpreted and compiled extremes: it was faster than C++ for linked insertion and slower than Python for two of the twelve structure-operation combinations. The study also exposed a measurement weakness: several optimized C++ workloads were too short for reliable single-shot timing.</w:t>
+        <w:t>This reproducible Mac pilot showed that theoretical growth and observed runtime can be taught together. Sequential search and deletion batches grew close to quadratically when both collection size and operation count increased, while hash batches grew close to linearly. Python and C++ showed substantial but operation-dependent runtime differences, and all correctness outputs agreed. A supplementary Java run showed that a JIT-compiled, managed-runtime language does not sit uniformly between the interpreted and compiled extremes, slower than Python on four of the twelve structure-operation combinations despite being faster overall; the run also exposed measurement dispersion far higher than the primary design's, a methodological finding in its own right. The study also exposed a measurement weakness: several optimized C++ workloads were too short for reliable single-shot timing.</w:t>
       </w:r>
     </w:p>
     <w:p>

--- a/paper/ijacsa/Beyond_Big_O_IJACSA_Ready.docx
+++ b/paper/ijacsa/Beyond_Big_O_IJACSA_Ready.docx
@@ -201,6 +201,14 @@
       </w:pPr>
       <w:r>
         <w:t>A third-language check that re-runs the full workload under Java, testing whether the Python/C++ pattern generalises rather than leaving Java's absence as an unaddressed limitation.</w:t>
+      </w:r>
+    </w:p>
+    <w:p>
+      <w:pPr>
+        <w:pStyle w:val="11BulletList"/>
+      </w:pPr>
+      <w:r>
+        <w:t>A calibrated-batching supplement that resolves the two resolution-limited C++ groups into stable, low-dispersion estimates, converting an open measurement caveat into a quantified one.</w:t>
       </w:r>
     </w:p>
     <w:p>
@@ -934,7 +942,7 @@
         <w:t xml:space="preserve">Measurement caveat: </w:t>
       </w:r>
       <w:r>
-        <w:t>Some optimized C++ workloads completed in less than one microsecond, and the C++ hash-search median at n = 1,000 was recorded as zero. Such values are below a dependable single-shot timing range and are treated as resolution-limited rather than literal zero-cost operations.</w:t>
+        <w:t>Some optimized C++ workloads completed in less than one microsecond, and the C++ hash-search median at n = 1,000 was recorded as zero. Such values are below a dependable single-shot timing range and are treated as resolution-limited rather than literal zero-cost operations. Section IV-G reports a calibrated-batching supplement that resolves this ambiguity for the affected groups.</w:t>
       </w:r>
     </w:p>
     <w:p>
@@ -3955,6 +3963,908 @@
     </w:p>
     <w:p>
       <w:pPr>
+        <w:pStyle w:val="Heading2"/>
+      </w:pPr>
+      <w:r>
+        <w:t>Measurement-Resolution Supplement: Calibrated Batching</w:t>
+      </w:r>
+    </w:p>
+    <w:p>
+      <w:pPr>
+        <w:pStyle w:val="BodyText"/>
+      </w:pPr>
+      <w:r>
+        <w:t>Section III-D flags array traversal and hash search as vulnerable to timer quantisation: both are far shorter than one microsecond at small n, and the C++ hash-search median at n = 1,000 was recorded as literally zero. Both operations are read-only and idempotent, so unlike insertion or deletion they can be repeated on the same container without side effects. A calibrated-batching supplement re-measured both across all four input sizes: for each repeat, the operation was run in a tight loop with the batch size doubled until the total interval reached a 1 ms calibration threshold, then per-operation time was reported as elapsed time divided by batch size. Every calibrated run reproduced the same hit count or checksum as the corresponding primary single-shot run at every input size.</w:t>
+      </w:r>
+    </w:p>
+    <w:p>
+      <w:pPr>
+        <w:sectPr>
+          <w:type w:val="continuous"/>
+          <w:pgSz w:w="12240" w:h="15840" w:code="1"/>
+          <w:pgMar w:top="1080" w:right="907" w:bottom="1440" w:left="907" w:header="720" w:footer="720" w:gutter="0"/>
+          <w:cols w:num="2" w:space="360"/>
+          <w:docGrid w:linePitch="360"/>
+        </w:sectPr>
+      </w:pPr>
+    </w:p>
+    <w:p>
+      <w:pPr>
+        <w:pStyle w:val="14TableHead"/>
+      </w:pPr>
+      <w:r>
+        <w:t>Single-shot versus calibrated-batch median per-operation time.</w:t>
+      </w:r>
+    </w:p>
+    <w:tbl>
+      <w:tblPr>
+        <w:tblW w:type="auto" w:w="0"/>
+        <w:tblLayout w:type="fixed"/>
+        <w:tblLook w:firstColumn="1" w:firstRow="1" w:lastColumn="0" w:lastRow="0" w:noHBand="0" w:noVBand="1" w:val="04A0"/>
+        <w:tblBorders>
+          <w:top w:val="single" w:sz="4" w:space="0" w:color="000000"/>
+          <w:left w:val="single" w:sz="4" w:space="0" w:color="000000"/>
+          <w:bottom w:val="single" w:sz="4" w:space="0" w:color="000000"/>
+          <w:right w:val="single" w:sz="4" w:space="0" w:color="000000"/>
+          <w:insideH w:val="single" w:sz="4" w:space="0" w:color="000000"/>
+          <w:insideV w:val="single" w:sz="4" w:space="0" w:color="000000"/>
+        </w:tblBorders>
+      </w:tblPr>
+      <w:tblGrid>
+        <w:gridCol w:w="1296"/>
+        <w:gridCol w:w="1440"/>
+        <w:gridCol w:w="1152"/>
+        <w:gridCol w:w="1584"/>
+        <w:gridCol w:w="1584"/>
+        <w:gridCol w:w="1584"/>
+      </w:tblGrid>
+      <w:tr>
+        <w:tc>
+          <w:tcPr>
+            <w:tcW w:type="dxa" w:w="1296"/>
+          </w:tcPr>
+          <w:p>
+            <w:pPr>
+              <w:pStyle w:val="tablecolhead"/>
+              <w:jc w:val="center"/>
+            </w:pPr>
+            <w:r/>
+            <w:r>
+              <w:t>Structure</w:t>
+            </w:r>
+          </w:p>
+        </w:tc>
+        <w:tc>
+          <w:tcPr>
+            <w:tcW w:type="dxa" w:w="1440"/>
+          </w:tcPr>
+          <w:p>
+            <w:pPr>
+              <w:pStyle w:val="tablecolhead"/>
+              <w:jc w:val="center"/>
+            </w:pPr>
+            <w:r/>
+            <w:r>
+              <w:t>Operation</w:t>
+            </w:r>
+          </w:p>
+        </w:tc>
+        <w:tc>
+          <w:tcPr>
+            <w:tcW w:type="dxa" w:w="1152"/>
+          </w:tcPr>
+          <w:p>
+            <w:pPr>
+              <w:pStyle w:val="tablecolhead"/>
+              <w:jc w:val="center"/>
+            </w:pPr>
+            <w:r/>
+            <w:r>
+              <w:t>n</w:t>
+            </w:r>
+          </w:p>
+        </w:tc>
+        <w:tc>
+          <w:tcPr>
+            <w:tcW w:type="dxa" w:w="1584"/>
+          </w:tcPr>
+          <w:p>
+            <w:pPr>
+              <w:pStyle w:val="tablecolhead"/>
+              <w:jc w:val="center"/>
+            </w:pPr>
+            <w:r/>
+            <w:r>
+              <w:t>Single-shot</w:t>
+            </w:r>
+          </w:p>
+        </w:tc>
+        <w:tc>
+          <w:tcPr>
+            <w:tcW w:type="dxa" w:w="1584"/>
+          </w:tcPr>
+          <w:p>
+            <w:pPr>
+              <w:pStyle w:val="tablecolhead"/>
+              <w:jc w:val="center"/>
+            </w:pPr>
+            <w:r/>
+            <w:r>
+              <w:t>Calibrated</w:t>
+            </w:r>
+          </w:p>
+        </w:tc>
+        <w:tc>
+          <w:tcPr>
+            <w:tcW w:type="dxa" w:w="1584"/>
+          </w:tcPr>
+          <w:p>
+            <w:pPr>
+              <w:pStyle w:val="tablecolhead"/>
+              <w:jc w:val="center"/>
+            </w:pPr>
+            <w:r/>
+            <w:r>
+              <w:t>Calibrated CV</w:t>
+            </w:r>
+          </w:p>
+        </w:tc>
+      </w:tr>
+      <w:tr>
+        <w:tc>
+          <w:tcPr>
+            <w:tcW w:type="dxa" w:w="1296"/>
+          </w:tcPr>
+          <w:p>
+            <w:pPr>
+              <w:pStyle w:val="tablecopy"/>
+            </w:pPr>
+            <w:r/>
+            <w:r>
+              <w:t>Array</w:t>
+            </w:r>
+          </w:p>
+        </w:tc>
+        <w:tc>
+          <w:tcPr>
+            <w:tcW w:type="dxa" w:w="1440"/>
+          </w:tcPr>
+          <w:p>
+            <w:pPr>
+              <w:pStyle w:val="tablecopy"/>
+              <w:jc w:val="center"/>
+            </w:pPr>
+            <w:r/>
+            <w:r>
+              <w:t>Traverse</w:t>
+            </w:r>
+          </w:p>
+        </w:tc>
+        <w:tc>
+          <w:tcPr>
+            <w:tcW w:type="dxa" w:w="1152"/>
+          </w:tcPr>
+          <w:p>
+            <w:pPr>
+              <w:pStyle w:val="tablecopy"/>
+              <w:jc w:val="center"/>
+            </w:pPr>
+            <w:r/>
+            <w:r>
+              <w:t>1,000</w:t>
+            </w:r>
+          </w:p>
+        </w:tc>
+        <w:tc>
+          <w:tcPr>
+            <w:tcW w:type="dxa" w:w="1584"/>
+          </w:tcPr>
+          <w:p>
+            <w:pPr>
+              <w:pStyle w:val="tablecopy"/>
+              <w:jc w:val="center"/>
+            </w:pPr>
+            <w:r/>
+            <w:r>
+              <w:t>42 ns</w:t>
+            </w:r>
+          </w:p>
+        </w:tc>
+        <w:tc>
+          <w:tcPr>
+            <w:tcW w:type="dxa" w:w="1584"/>
+          </w:tcPr>
+          <w:p>
+            <w:pPr>
+              <w:pStyle w:val="tablecopy"/>
+              <w:jc w:val="center"/>
+            </w:pPr>
+            <w:r/>
+            <w:r>
+              <w:t>47.0 ns</w:t>
+            </w:r>
+          </w:p>
+        </w:tc>
+        <w:tc>
+          <w:tcPr>
+            <w:tcW w:type="dxa" w:w="1584"/>
+          </w:tcPr>
+          <w:p>
+            <w:pPr>
+              <w:pStyle w:val="tablecopy"/>
+              <w:jc w:val="center"/>
+            </w:pPr>
+            <w:r/>
+            <w:r>
+              <w:t>11.9%</w:t>
+            </w:r>
+          </w:p>
+        </w:tc>
+      </w:tr>
+      <w:tr>
+        <w:tc>
+          <w:tcPr>
+            <w:tcW w:type="dxa" w:w="1296"/>
+          </w:tcPr>
+          <w:p>
+            <w:pPr>
+              <w:pStyle w:val="tablecopy"/>
+            </w:pPr>
+            <w:r/>
+            <w:r>
+              <w:t>Array</w:t>
+            </w:r>
+          </w:p>
+        </w:tc>
+        <w:tc>
+          <w:tcPr>
+            <w:tcW w:type="dxa" w:w="1440"/>
+          </w:tcPr>
+          <w:p>
+            <w:pPr>
+              <w:pStyle w:val="tablecopy"/>
+              <w:jc w:val="center"/>
+            </w:pPr>
+            <w:r/>
+            <w:r>
+              <w:t>Traverse</w:t>
+            </w:r>
+          </w:p>
+        </w:tc>
+        <w:tc>
+          <w:tcPr>
+            <w:tcW w:type="dxa" w:w="1152"/>
+          </w:tcPr>
+          <w:p>
+            <w:pPr>
+              <w:pStyle w:val="tablecopy"/>
+              <w:jc w:val="center"/>
+            </w:pPr>
+            <w:r/>
+            <w:r>
+              <w:t>5,000</w:t>
+            </w:r>
+          </w:p>
+        </w:tc>
+        <w:tc>
+          <w:tcPr>
+            <w:tcW w:type="dxa" w:w="1584"/>
+          </w:tcPr>
+          <w:p>
+            <w:pPr>
+              <w:pStyle w:val="tablecopy"/>
+              <w:jc w:val="center"/>
+            </w:pPr>
+            <w:r/>
+            <w:r>
+              <w:t>208 ns</w:t>
+            </w:r>
+          </w:p>
+        </w:tc>
+        <w:tc>
+          <w:tcPr>
+            <w:tcW w:type="dxa" w:w="1584"/>
+          </w:tcPr>
+          <w:p>
+            <w:pPr>
+              <w:pStyle w:val="tablecopy"/>
+              <w:jc w:val="center"/>
+            </w:pPr>
+            <w:r/>
+            <w:r>
+              <w:t>190.5 ns</w:t>
+            </w:r>
+          </w:p>
+        </w:tc>
+        <w:tc>
+          <w:tcPr>
+            <w:tcW w:type="dxa" w:w="1584"/>
+          </w:tcPr>
+          <w:p>
+            <w:pPr>
+              <w:pStyle w:val="tablecopy"/>
+              <w:jc w:val="center"/>
+            </w:pPr>
+            <w:r/>
+            <w:r>
+              <w:t>1.2%</w:t>
+            </w:r>
+          </w:p>
+        </w:tc>
+      </w:tr>
+      <w:tr>
+        <w:tc>
+          <w:tcPr>
+            <w:tcW w:type="dxa" w:w="1296"/>
+          </w:tcPr>
+          <w:p>
+            <w:pPr>
+              <w:pStyle w:val="tablecopy"/>
+            </w:pPr>
+            <w:r/>
+            <w:r>
+              <w:t>Array</w:t>
+            </w:r>
+          </w:p>
+        </w:tc>
+        <w:tc>
+          <w:tcPr>
+            <w:tcW w:type="dxa" w:w="1440"/>
+          </w:tcPr>
+          <w:p>
+            <w:pPr>
+              <w:pStyle w:val="tablecopy"/>
+              <w:jc w:val="center"/>
+            </w:pPr>
+            <w:r/>
+            <w:r>
+              <w:t>Traverse</w:t>
+            </w:r>
+          </w:p>
+        </w:tc>
+        <w:tc>
+          <w:tcPr>
+            <w:tcW w:type="dxa" w:w="1152"/>
+          </w:tcPr>
+          <w:p>
+            <w:pPr>
+              <w:pStyle w:val="tablecopy"/>
+              <w:jc w:val="center"/>
+            </w:pPr>
+            <w:r/>
+            <w:r>
+              <w:t>10,000</w:t>
+            </w:r>
+          </w:p>
+        </w:tc>
+        <w:tc>
+          <w:tcPr>
+            <w:tcW w:type="dxa" w:w="1584"/>
+          </w:tcPr>
+          <w:p>
+            <w:pPr>
+              <w:pStyle w:val="tablecopy"/>
+              <w:jc w:val="center"/>
+            </w:pPr>
+            <w:r/>
+            <w:r>
+              <w:t>417 ns</w:t>
+            </w:r>
+          </w:p>
+        </w:tc>
+        <w:tc>
+          <w:tcPr>
+            <w:tcW w:type="dxa" w:w="1584"/>
+          </w:tcPr>
+          <w:p>
+            <w:pPr>
+              <w:pStyle w:val="tablecopy"/>
+              <w:jc w:val="center"/>
+            </w:pPr>
+            <w:r/>
+            <w:r>
+              <w:t>377.5 ns</w:t>
+            </w:r>
+          </w:p>
+        </w:tc>
+        <w:tc>
+          <w:tcPr>
+            <w:tcW w:type="dxa" w:w="1584"/>
+          </w:tcPr>
+          <w:p>
+            <w:pPr>
+              <w:pStyle w:val="tablecopy"/>
+              <w:jc w:val="center"/>
+            </w:pPr>
+            <w:r/>
+            <w:r>
+              <w:t>1.2%</w:t>
+            </w:r>
+          </w:p>
+        </w:tc>
+      </w:tr>
+      <w:tr>
+        <w:tc>
+          <w:tcPr>
+            <w:tcW w:type="dxa" w:w="1296"/>
+          </w:tcPr>
+          <w:p>
+            <w:pPr>
+              <w:pStyle w:val="tablecopy"/>
+            </w:pPr>
+            <w:r/>
+            <w:r>
+              <w:t>Array</w:t>
+            </w:r>
+          </w:p>
+        </w:tc>
+        <w:tc>
+          <w:tcPr>
+            <w:tcW w:type="dxa" w:w="1440"/>
+          </w:tcPr>
+          <w:p>
+            <w:pPr>
+              <w:pStyle w:val="tablecopy"/>
+              <w:jc w:val="center"/>
+            </w:pPr>
+            <w:r/>
+            <w:r>
+              <w:t>Traverse</w:t>
+            </w:r>
+          </w:p>
+        </w:tc>
+        <w:tc>
+          <w:tcPr>
+            <w:tcW w:type="dxa" w:w="1152"/>
+          </w:tcPr>
+          <w:p>
+            <w:pPr>
+              <w:pStyle w:val="tablecopy"/>
+              <w:jc w:val="center"/>
+            </w:pPr>
+            <w:r/>
+            <w:r>
+              <w:t>25,000</w:t>
+            </w:r>
+          </w:p>
+        </w:tc>
+        <w:tc>
+          <w:tcPr>
+            <w:tcW w:type="dxa" w:w="1584"/>
+          </w:tcPr>
+          <w:p>
+            <w:pPr>
+              <w:pStyle w:val="tablecopy"/>
+              <w:jc w:val="center"/>
+            </w:pPr>
+            <w:r/>
+            <w:r>
+              <w:t>958 ns</w:t>
+            </w:r>
+          </w:p>
+        </w:tc>
+        <w:tc>
+          <w:tcPr>
+            <w:tcW w:type="dxa" w:w="1584"/>
+          </w:tcPr>
+          <w:p>
+            <w:pPr>
+              <w:pStyle w:val="tablecopy"/>
+              <w:jc w:val="center"/>
+            </w:pPr>
+            <w:r/>
+            <w:r>
+              <w:t>937.0 ns</w:t>
+            </w:r>
+          </w:p>
+        </w:tc>
+        <w:tc>
+          <w:tcPr>
+            <w:tcW w:type="dxa" w:w="1584"/>
+          </w:tcPr>
+          <w:p>
+            <w:pPr>
+              <w:pStyle w:val="tablecopy"/>
+              <w:jc w:val="center"/>
+            </w:pPr>
+            <w:r/>
+            <w:r>
+              <w:t>1.6%</w:t>
+            </w:r>
+          </w:p>
+        </w:tc>
+      </w:tr>
+      <w:tr>
+        <w:tc>
+          <w:tcPr>
+            <w:tcW w:type="dxa" w:w="1296"/>
+          </w:tcPr>
+          <w:p>
+            <w:pPr>
+              <w:pStyle w:val="tablecopy"/>
+            </w:pPr>
+            <w:r/>
+            <w:r>
+              <w:t>Hash</w:t>
+            </w:r>
+          </w:p>
+        </w:tc>
+        <w:tc>
+          <w:tcPr>
+            <w:tcW w:type="dxa" w:w="1440"/>
+          </w:tcPr>
+          <w:p>
+            <w:pPr>
+              <w:pStyle w:val="tablecopy"/>
+              <w:jc w:val="center"/>
+            </w:pPr>
+            <w:r/>
+            <w:r>
+              <w:t>Search</w:t>
+            </w:r>
+          </w:p>
+        </w:tc>
+        <w:tc>
+          <w:tcPr>
+            <w:tcW w:type="dxa" w:w="1152"/>
+          </w:tcPr>
+          <w:p>
+            <w:pPr>
+              <w:pStyle w:val="tablecopy"/>
+              <w:jc w:val="center"/>
+            </w:pPr>
+            <w:r/>
+            <w:r>
+              <w:t>1,000</w:t>
+            </w:r>
+          </w:p>
+        </w:tc>
+        <w:tc>
+          <w:tcPr>
+            <w:tcW w:type="dxa" w:w="1584"/>
+          </w:tcPr>
+          <w:p>
+            <w:pPr>
+              <w:pStyle w:val="tablecopy"/>
+              <w:jc w:val="center"/>
+            </w:pPr>
+            <w:r/>
+            <w:r>
+              <w:t>0 ns</w:t>
+            </w:r>
+          </w:p>
+        </w:tc>
+        <w:tc>
+          <w:tcPr>
+            <w:tcW w:type="dxa" w:w="1584"/>
+          </w:tcPr>
+          <w:p>
+            <w:pPr>
+              <w:pStyle w:val="tablecopy"/>
+              <w:jc w:val="center"/>
+            </w:pPr>
+            <w:r/>
+            <w:r>
+              <w:t>16.0 ns</w:t>
+            </w:r>
+          </w:p>
+        </w:tc>
+        <w:tc>
+          <w:tcPr>
+            <w:tcW w:type="dxa" w:w="1584"/>
+          </w:tcPr>
+          <w:p>
+            <w:pPr>
+              <w:pStyle w:val="tablecopy"/>
+              <w:jc w:val="center"/>
+            </w:pPr>
+            <w:r/>
+            <w:r>
+              <w:t>2.9%</w:t>
+            </w:r>
+          </w:p>
+        </w:tc>
+      </w:tr>
+      <w:tr>
+        <w:tc>
+          <w:tcPr>
+            <w:tcW w:type="dxa" w:w="1296"/>
+          </w:tcPr>
+          <w:p>
+            <w:pPr>
+              <w:pStyle w:val="tablecopy"/>
+            </w:pPr>
+            <w:r/>
+            <w:r>
+              <w:t>Hash</w:t>
+            </w:r>
+          </w:p>
+        </w:tc>
+        <w:tc>
+          <w:tcPr>
+            <w:tcW w:type="dxa" w:w="1440"/>
+          </w:tcPr>
+          <w:p>
+            <w:pPr>
+              <w:pStyle w:val="tablecopy"/>
+              <w:jc w:val="center"/>
+            </w:pPr>
+            <w:r/>
+            <w:r>
+              <w:t>Search</w:t>
+            </w:r>
+          </w:p>
+        </w:tc>
+        <w:tc>
+          <w:tcPr>
+            <w:tcW w:type="dxa" w:w="1152"/>
+          </w:tcPr>
+          <w:p>
+            <w:pPr>
+              <w:pStyle w:val="tablecopy"/>
+              <w:jc w:val="center"/>
+            </w:pPr>
+            <w:r/>
+            <w:r>
+              <w:t>5,000</w:t>
+            </w:r>
+          </w:p>
+        </w:tc>
+        <w:tc>
+          <w:tcPr>
+            <w:tcW w:type="dxa" w:w="1584"/>
+          </w:tcPr>
+          <w:p>
+            <w:pPr>
+              <w:pStyle w:val="tablecopy"/>
+              <w:jc w:val="center"/>
+            </w:pPr>
+            <w:r/>
+            <w:r>
+              <w:t>166 ns</w:t>
+            </w:r>
+          </w:p>
+        </w:tc>
+        <w:tc>
+          <w:tcPr>
+            <w:tcW w:type="dxa" w:w="1584"/>
+          </w:tcPr>
+          <w:p>
+            <w:pPr>
+              <w:pStyle w:val="tablecopy"/>
+              <w:jc w:val="center"/>
+            </w:pPr>
+            <w:r/>
+            <w:r>
+              <w:t>133.5 ns</w:t>
+            </w:r>
+          </w:p>
+        </w:tc>
+        <w:tc>
+          <w:tcPr>
+            <w:tcW w:type="dxa" w:w="1584"/>
+          </w:tcPr>
+          <w:p>
+            <w:pPr>
+              <w:pStyle w:val="tablecopy"/>
+              <w:jc w:val="center"/>
+            </w:pPr>
+            <w:r/>
+            <w:r>
+              <w:t>2.1%</w:t>
+            </w:r>
+          </w:p>
+        </w:tc>
+      </w:tr>
+      <w:tr>
+        <w:tc>
+          <w:tcPr>
+            <w:tcW w:type="dxa" w:w="1296"/>
+          </w:tcPr>
+          <w:p>
+            <w:pPr>
+              <w:pStyle w:val="tablecopy"/>
+            </w:pPr>
+            <w:r/>
+            <w:r>
+              <w:t>Hash</w:t>
+            </w:r>
+          </w:p>
+        </w:tc>
+        <w:tc>
+          <w:tcPr>
+            <w:tcW w:type="dxa" w:w="1440"/>
+          </w:tcPr>
+          <w:p>
+            <w:pPr>
+              <w:pStyle w:val="tablecopy"/>
+              <w:jc w:val="center"/>
+            </w:pPr>
+            <w:r/>
+            <w:r>
+              <w:t>Search</w:t>
+            </w:r>
+          </w:p>
+        </w:tc>
+        <w:tc>
+          <w:tcPr>
+            <w:tcW w:type="dxa" w:w="1152"/>
+          </w:tcPr>
+          <w:p>
+            <w:pPr>
+              <w:pStyle w:val="tablecopy"/>
+              <w:jc w:val="center"/>
+            </w:pPr>
+            <w:r/>
+            <w:r>
+              <w:t>10,000</w:t>
+            </w:r>
+          </w:p>
+        </w:tc>
+        <w:tc>
+          <w:tcPr>
+            <w:tcW w:type="dxa" w:w="1584"/>
+          </w:tcPr>
+          <w:p>
+            <w:pPr>
+              <w:pStyle w:val="tablecopy"/>
+              <w:jc w:val="center"/>
+            </w:pPr>
+            <w:r/>
+            <w:r>
+              <w:t>333 ns</w:t>
+            </w:r>
+          </w:p>
+        </w:tc>
+        <w:tc>
+          <w:tcPr>
+            <w:tcW w:type="dxa" w:w="1584"/>
+          </w:tcPr>
+          <w:p>
+            <w:pPr>
+              <w:pStyle w:val="tablecopy"/>
+              <w:jc w:val="center"/>
+            </w:pPr>
+            <w:r/>
+            <w:r>
+              <w:t>265.5 ns</w:t>
+            </w:r>
+          </w:p>
+        </w:tc>
+        <w:tc>
+          <w:tcPr>
+            <w:tcW w:type="dxa" w:w="1584"/>
+          </w:tcPr>
+          <w:p>
+            <w:pPr>
+              <w:pStyle w:val="tablecopy"/>
+              <w:jc w:val="center"/>
+            </w:pPr>
+            <w:r/>
+            <w:r>
+              <w:t>1.1%</w:t>
+            </w:r>
+          </w:p>
+        </w:tc>
+      </w:tr>
+      <w:tr>
+        <w:tc>
+          <w:tcPr>
+            <w:tcW w:type="dxa" w:w="1296"/>
+          </w:tcPr>
+          <w:p>
+            <w:pPr>
+              <w:pStyle w:val="tablecopy"/>
+            </w:pPr>
+            <w:r/>
+            <w:r>
+              <w:t>Hash</w:t>
+            </w:r>
+          </w:p>
+        </w:tc>
+        <w:tc>
+          <w:tcPr>
+            <w:tcW w:type="dxa" w:w="1440"/>
+          </w:tcPr>
+          <w:p>
+            <w:pPr>
+              <w:pStyle w:val="tablecopy"/>
+              <w:jc w:val="center"/>
+            </w:pPr>
+            <w:r/>
+            <w:r>
+              <w:t>Search</w:t>
+            </w:r>
+          </w:p>
+        </w:tc>
+        <w:tc>
+          <w:tcPr>
+            <w:tcW w:type="dxa" w:w="1152"/>
+          </w:tcPr>
+          <w:p>
+            <w:pPr>
+              <w:pStyle w:val="tablecopy"/>
+              <w:jc w:val="center"/>
+            </w:pPr>
+            <w:r/>
+            <w:r>
+              <w:t>25,000</w:t>
+            </w:r>
+          </w:p>
+        </w:tc>
+        <w:tc>
+          <w:tcPr>
+            <w:tcW w:type="dxa" w:w="1584"/>
+          </w:tcPr>
+          <w:p>
+            <w:pPr>
+              <w:pStyle w:val="tablecopy"/>
+              <w:jc w:val="center"/>
+            </w:pPr>
+            <w:r/>
+            <w:r>
+              <w:t>708 ns</w:t>
+            </w:r>
+          </w:p>
+        </w:tc>
+        <w:tc>
+          <w:tcPr>
+            <w:tcW w:type="dxa" w:w="1584"/>
+          </w:tcPr>
+          <w:p>
+            <w:pPr>
+              <w:pStyle w:val="tablecopy"/>
+              <w:jc w:val="center"/>
+            </w:pPr>
+            <w:r/>
+            <w:r>
+              <w:t>688.0 ns</w:t>
+            </w:r>
+          </w:p>
+        </w:tc>
+        <w:tc>
+          <w:tcPr>
+            <w:tcW w:type="dxa" w:w="1584"/>
+          </w:tcPr>
+          <w:p>
+            <w:pPr>
+              <w:pStyle w:val="tablecopy"/>
+              <w:jc w:val="center"/>
+            </w:pPr>
+            <w:r/>
+            <w:r>
+              <w:t>1.2%</w:t>
+            </w:r>
+          </w:p>
+        </w:tc>
+      </w:tr>
+    </w:tbl>
+    <w:p>
+      <w:pPr>
+        <w:spacing w:after="120"/>
+      </w:pPr>
+    </w:p>
+    <w:p>
+      <w:pPr>
+        <w:sectPr>
+          <w:type w:val="continuous"/>
+          <w:pgSz w:w="12240" w:h="15840" w:code="1"/>
+          <w:pgMar w:top="1080" w:right="907" w:bottom="1440" w:left="907" w:header="720" w:footer="720" w:gutter="0"/>
+          <w:cols w:space="720"/>
+          <w:docGrid w:linePitch="360"/>
+        </w:sectPr>
+      </w:pPr>
+    </w:p>
+    <w:p>
+      <w:pPr>
+        <w:pStyle w:val="BodyText"/>
+      </w:pPr>
+      <w:r>
+        <w:t>Calibrated batching resolved the ambiguity the primary design could not: the C++ hash-search median at n = 1,000, recorded as zero in the single-shot design, resolves to 16 ns under batching, a real non-zero cost. Dispersion across the eight groups was far lower than the single-shot design's: median CV 1.4%, maximum 11.9%. Calibrated medians sat consistently close to but somewhat below the single-shot medians, consistent with the single-shot design carrying a small, roughly constant per-call overhead that batching amortises away. This confirms the primary study's point estimates were directionally correct despite their dispersion, converting the resolution-limited caveat from an open concern into a quantified, resolved one.</w:t>
+      </w:r>
+    </w:p>
+    <w:p>
+      <w:pPr>
         <w:pStyle w:val="Heading1"/>
       </w:pPr>
       <w:r>
@@ -4030,7 +4940,7 @@
         <w:pStyle w:val="BodyText"/>
       </w:pPr>
       <w:r>
-        <w:t>Background activity, thermal conditions and operating-system scheduling were not instrumented. Although jobs were shuffled and measurements were repeated, the study did not pin processes to performance cores. Extremely short C++ operations are vulnerable to timer quantisation and clock-call overhead. A revised benchmark should batch pure operations until each timed interval exceeds a predefined duration and should separately quantify timing overhead.</w:t>
+        <w:t>Background activity, thermal conditions and operating-system scheduling were not instrumented. Although jobs were shuffled and measurements were repeated, the study did not pin processes to performance cores. Extremely short C++ operations are vulnerable to timer quantisation and clock-call overhead; Section IV-G confirms this directly for array traversal and hash search by batching each operation until its timed interval exceeds a predefined duration, reducing dispersion from clock-tick noise to under 2% CV in three of four sizes. Insertion and deletion were not similarly batchable because they mutate the container; a revised benchmark should rebuild-and-batch these operations too and should separately quantify timing overhead.</w:t>
       </w:r>
     </w:p>
     <w:p>
@@ -4094,7 +5004,7 @@
         <w:pStyle w:val="BodyText"/>
       </w:pPr>
       <w:r>
-        <w:t>Before journal submission, the benchmark should use calibrated operation batching, collect peak resident memory and hardware cache counters on a controlled Linux machine, record temperature and power mode, test additional input distributions, and reproduce the experiment on at least one independent system. The Java results in Section IV-F address the language-coverage gap but not the single-machine, single-session limitation; a full three-language run alongside a second machine remains future work. Those extensions should be reported as new evidence, not combined silently with the present Mac data.</w:t>
+        <w:t>Before journal submission, the benchmark should collect peak resident memory and hardware cache counters on a controlled Linux machine, record temperature and power mode, test additional input distributions, batch the mutating insert and delete operations (calibrated batching for the read-only search and traversal operations was completed in Section IV-G), and reproduce the experiment on at least one independent system. The Java results in Section IV-F address the language-coverage gap but not the single-machine, single-session limitation; a full three-language run alongside a second machine remains future work. Those extensions should be reported as new evidence, not combined silently with the present Mac data.</w:t>
       </w:r>
     </w:p>
     <w:p>
@@ -4160,7 +5070,7 @@
         <w:t xml:space="preserve">Data and Code Availability: </w:t>
       </w:r>
       <w:r>
-        <w:t>The repository contains the dataset generator, Python, C++ and Java implementations, validation tests, execution configuration, raw CSV records and analysis scripts. The raw combined CSV contains 240 records (SHA-256: c86df6732b7e5e78e7a71d6b72ae65535b648b10ccb4c39255a4652018ed3dff); the supplementary construct-validity check adds 40 further records (SHA-256: ccffc4c004456ee9474ce36489e7bb7c6dacb9bb2b3dfb96ba6e0108c1965bf8), and the supplementary Java run adds 120 further records (SHA-256: a925f8e56720fb234324b4bed00328c1643feb8e741eb44e9f7c1cc3ec705ea2). The repository is publicly available at https://github.com/maheshchudaman/beyond-big-o-research and is archived on Zenodo with concept DOI 10.5281/zenodo.22089928.</w:t>
+        <w:t>The repository contains the dataset generator, Python, C++ and Java implementations, validation tests, execution configuration, raw CSV records and analysis scripts. The raw combined CSV contains 240 records (SHA-256: c86df6732b7e5e78e7a71d6b72ae65535b648b10ccb4c39255a4652018ed3dff); the supplementary construct-validity check adds 40 further records (SHA-256: ccffc4c004456ee9474ce36489e7bb7c6dacb9bb2b3dfb96ba6e0108c1965bf8); the supplementary Java run adds 120 further records (SHA-256: a925f8e56720fb234324b4bed00328c1643feb8e741eb44e9f7c1cc3ec705ea2); and the calibrated-batching supplement adds 80 further records (SHA-256: 243ff2cd1301c90169059664a4ded1584e060dc7aaa00e1ad497304d2a1e92f9). The repository is publicly available at https://github.com/maheshchudaman/beyond-big-o-research and is archived on Zenodo with concept DOI 10.5281/zenodo.22089928.</w:t>
       </w:r>
     </w:p>
     <w:p>

--- a/paper/ijacsa/Beyond_Big_O_IJACSA_Ready.docx
+++ b/paper/ijacsa/Beyond_Big_O_IJACSA_Ready.docx
@@ -72,7 +72,7 @@
         <w:pStyle w:val="03Abstract"/>
       </w:pPr>
       <w:r>
-        <w:t>Abstract—Asymptotic analysis predicts how algorithmic cost grows, but it does not capture language-runtime overhead, container representation or allocation constants that influence observed execution time. This pilot study compared dynamic arrays, linked structures and hash tables under identical build, search, deletion and traversal workloads in Python 3.13 and optimized C++17. Experiments were executed on an Apple M2 MacBook Air with 8 GB memory and macOS 26.5.2. Four input sizes (1,000-25,000) were tested using three warm-ups and ten recorded repetitions, yielding 240 validated measurement records. At n = 25,000, median Python runtimes were 1.86-91.68 times the corresponding C++ medians across the twelve structure-operation combinations; the upper end reflects a submicrosecond, resolution-limited C++ traversal median rather than a stable figure. Batched search and deletion exhibited empirical scaling exponents near 1.85-2.00 because both the collection size and the operation count increased with n; hash workloads were closer to linear. All implementations produced identical search-hit counts and post-deletion checksums, including supplementary checks that re-ran the linked benchmark with a singly-linked std::forward_list and added Java as a third language; both reproduced the same overall pattern. Java was slower than Python on four of the twelve combinations, and its measurement dispersion was far higher than the primary design's (median CV 38.6% versus 4.0%), so only the low-dispersion combinations (1.49x-1.64x) support a precise ratio. The findings support teaching Big-O together with implementation-aware measurement, while the single-machine scope, absence of hardware-counter data, and submicrosecond C++ measurements make the work a pilot rather than a final general-purpose benchmark.</w:t>
+        <w:t>Abstract—Asymptotic analysis predicts how algorithmic cost grows, but it does not capture language-runtime overhead, container representation or allocation constants that influence observed execution time. This pilot study compared dynamic arrays, linked structures and hash tables under identical build, search, deletion and traversal workloads in Python 3.13 and optimized C++17. Experiments were executed on an Apple M2 MacBook Air with 8 GB memory and macOS 26.5.2. Four input sizes (1,000-25,000) were tested using three warm-ups and ten recorded repetitions, yielding 240 validated measurement records. At n = 25,000, median Python runtimes were 1.86-91.68 times the corresponding C++ medians across the twelve structure-operation combinations; the upper end reflects a submicrosecond, resolution-limited C++ traversal median rather than a stable figure. Batched search and deletion exhibited empirical scaling exponents near 1.85-2.00 because both the collection size and the operation count increased with n; hash workloads were closer to linear. All implementations produced identical search-hit counts and post-deletion checksums, including supplementary checks that re-ran the linked benchmark with a singly-linked std::forward_list and added Java as a third language; both reproduced the same overall pattern. Java was slower than Python on four of the twelve combinations, and its measurement dispersion was far higher than the primary design's (median CV 38.6% versus 4.0%), so only the low-dispersion combinations (1.49x-1.64x) support a precise ratio. The findings support teaching Big-O together with implementation-aware measurement, while the single-machine scope, absence of cache-miss counters, and submicrosecond C++ measurements make the work a pilot rather than a final general-purpose benchmark.</w:t>
       </w:r>
     </w:p>
     <w:p>
@@ -209,6 +209,14 @@
       </w:pPr>
       <w:r>
         <w:t>A calibrated-batching supplement that resolves the two resolution-limited C++ groups into stable, low-dispersion estimates, converting an open measurement caveat into a quantified one.</w:t>
+      </w:r>
+    </w:p>
+    <w:p>
+      <w:pPr>
+        <w:pStyle w:val="11BulletList"/>
+      </w:pPr>
+      <w:r>
+        <w:t>Peak-memory, coarse hardware-counter and second-input-distribution supplements that close four of the six original future-work items within a single Mac's reach, leaving only literal cache-miss counters and independent-system reproduction as genuinely out of scope here.</w:t>
       </w:r>
     </w:p>
     <w:p>
@@ -4865,6 +4873,1308 @@
     </w:p>
     <w:p>
       <w:pPr>
+        <w:pStyle w:val="Heading2"/>
+      </w:pPr>
+      <w:r>
+        <w:t>Resource-Usage and Additional-Distribution Supplements</w:t>
+      </w:r>
+    </w:p>
+    <w:p>
+      <w:pPr>
+        <w:pStyle w:val="BodyText"/>
+      </w:pPr>
+      <w:r>
+        <w:t>Three further gaps from the original future-work list were addressed within the constraints of a single Apple Silicon Mac. A thermal/power snapshot taken with pmset immediately before and after this session's runs recorded no thermal or performance warning level, arguing against throttling as a confound, though this is a snapshot rather than a continuous log. Peak process memory and two coarse hardware counters (instructions retired, cycles elapsed) were captured with /usr/bin/time -l, which needs no Linux perf dependency; this yields instruction-level and cycle-level detail but not literal cache hit/miss counts, so it complements rather than replaces the Linux hardware-counter work in Section VI-B. A three-run spot-check for one combination showed under 1.5% variation in memory, instructions and cycles, so a single measurement per (language, structure) is treated as representative.</w:t>
+      </w:r>
+    </w:p>
+    <w:p>
+      <w:pPr>
+        <w:sectPr>
+          <w:type w:val="continuous"/>
+          <w:pgSz w:w="12240" w:h="15840" w:code="1"/>
+          <w:pgMar w:top="1080" w:right="907" w:bottom="1440" w:left="907" w:header="720" w:footer="720" w:gutter="0"/>
+          <w:cols w:num="2" w:space="360"/>
+          <w:docGrid w:linePitch="360"/>
+        </w:sectPr>
+      </w:pPr>
+    </w:p>
+    <w:p>
+      <w:pPr>
+        <w:pStyle w:val="14TableHead"/>
+      </w:pPr>
+      <w:r>
+        <w:t>Peak memory and hardware counters at n = 25,000, whole-process.</w:t>
+      </w:r>
+    </w:p>
+    <w:tbl>
+      <w:tblPr>
+        <w:tblW w:type="auto" w:w="0"/>
+        <w:tblLayout w:type="fixed"/>
+        <w:tblLook w:firstColumn="1" w:firstRow="1" w:lastColumn="0" w:lastRow="0" w:noHBand="0" w:noVBand="1" w:val="04A0"/>
+        <w:tblBorders>
+          <w:top w:val="single" w:sz="4" w:space="0" w:color="000000"/>
+          <w:left w:val="single" w:sz="4" w:space="0" w:color="000000"/>
+          <w:bottom w:val="single" w:sz="4" w:space="0" w:color="000000"/>
+          <w:right w:val="single" w:sz="4" w:space="0" w:color="000000"/>
+          <w:insideH w:val="single" w:sz="4" w:space="0" w:color="000000"/>
+          <w:insideV w:val="single" w:sz="4" w:space="0" w:color="000000"/>
+        </w:tblBorders>
+      </w:tblPr>
+      <w:tblGrid>
+        <w:gridCol w:w="1728"/>
+        <w:gridCol w:w="1728"/>
+        <w:gridCol w:w="1728"/>
+        <w:gridCol w:w="1728"/>
+        <w:gridCol w:w="1728"/>
+        <w:gridCol w:w="1296"/>
+      </w:tblGrid>
+      <w:tr>
+        <w:tc>
+          <w:tcPr>
+            <w:tcW w:type="dxa" w:w="1728"/>
+          </w:tcPr>
+          <w:p>
+            <w:pPr>
+              <w:pStyle w:val="tablecolhead"/>
+              <w:jc w:val="center"/>
+            </w:pPr>
+            <w:r/>
+            <w:r>
+              <w:t>Language</w:t>
+            </w:r>
+          </w:p>
+        </w:tc>
+        <w:tc>
+          <w:tcPr>
+            <w:tcW w:type="dxa" w:w="1728"/>
+          </w:tcPr>
+          <w:p>
+            <w:pPr>
+              <w:pStyle w:val="tablecolhead"/>
+              <w:jc w:val="center"/>
+            </w:pPr>
+            <w:r/>
+            <w:r>
+              <w:t>Structure</w:t>
+            </w:r>
+          </w:p>
+        </w:tc>
+        <w:tc>
+          <w:tcPr>
+            <w:tcW w:type="dxa" w:w="1728"/>
+          </w:tcPr>
+          <w:p>
+            <w:pPr>
+              <w:pStyle w:val="tablecolhead"/>
+              <w:jc w:val="center"/>
+            </w:pPr>
+            <w:r/>
+            <w:r>
+              <w:t>Peak memory</w:t>
+            </w:r>
+          </w:p>
+        </w:tc>
+        <w:tc>
+          <w:tcPr>
+            <w:tcW w:type="dxa" w:w="1728"/>
+          </w:tcPr>
+          <w:p>
+            <w:pPr>
+              <w:pStyle w:val="tablecolhead"/>
+              <w:jc w:val="center"/>
+            </w:pPr>
+            <w:r/>
+            <w:r>
+              <w:t>Instructions</w:t>
+            </w:r>
+          </w:p>
+        </w:tc>
+        <w:tc>
+          <w:tcPr>
+            <w:tcW w:type="dxa" w:w="1728"/>
+          </w:tcPr>
+          <w:p>
+            <w:pPr>
+              <w:pStyle w:val="tablecolhead"/>
+              <w:jc w:val="center"/>
+            </w:pPr>
+            <w:r/>
+            <w:r>
+              <w:t>Cycles</w:t>
+            </w:r>
+          </w:p>
+        </w:tc>
+        <w:tc>
+          <w:tcPr>
+            <w:tcW w:type="dxa" w:w="1296"/>
+          </w:tcPr>
+          <w:p>
+            <w:pPr>
+              <w:pStyle w:val="tablecolhead"/>
+              <w:jc w:val="center"/>
+            </w:pPr>
+            <w:r/>
+            <w:r>
+              <w:t>IPC</w:t>
+            </w:r>
+          </w:p>
+        </w:tc>
+      </w:tr>
+      <w:tr>
+        <w:tc>
+          <w:tcPr>
+            <w:tcW w:type="dxa" w:w="1728"/>
+          </w:tcPr>
+          <w:p>
+            <w:pPr>
+              <w:pStyle w:val="tablecopy"/>
+            </w:pPr>
+            <w:r/>
+            <w:r>
+              <w:t>C++17</w:t>
+            </w:r>
+          </w:p>
+        </w:tc>
+        <w:tc>
+          <w:tcPr>
+            <w:tcW w:type="dxa" w:w="1728"/>
+          </w:tcPr>
+          <w:p>
+            <w:pPr>
+              <w:pStyle w:val="tablecopy"/>
+              <w:jc w:val="center"/>
+            </w:pPr>
+            <w:r/>
+            <w:r>
+              <w:t>Array</w:t>
+            </w:r>
+          </w:p>
+        </w:tc>
+        <w:tc>
+          <w:tcPr>
+            <w:tcW w:type="dxa" w:w="1728"/>
+          </w:tcPr>
+          <w:p>
+            <w:pPr>
+              <w:pStyle w:val="tablecopy"/>
+              <w:jc w:val="center"/>
+            </w:pPr>
+            <w:r/>
+            <w:r>
+              <w:t>1.9 MB</w:t>
+            </w:r>
+          </w:p>
+        </w:tc>
+        <w:tc>
+          <w:tcPr>
+            <w:tcW w:type="dxa" w:w="1728"/>
+          </w:tcPr>
+          <w:p>
+            <w:pPr>
+              <w:pStyle w:val="tablecopy"/>
+              <w:jc w:val="center"/>
+            </w:pPr>
+            <w:r/>
+            <w:r>
+              <w:t>687 M</w:t>
+            </w:r>
+          </w:p>
+        </w:tc>
+        <w:tc>
+          <w:tcPr>
+            <w:tcW w:type="dxa" w:w="1728"/>
+          </w:tcPr>
+          <w:p>
+            <w:pPr>
+              <w:pStyle w:val="tablecopy"/>
+              <w:jc w:val="center"/>
+            </w:pPr>
+            <w:r/>
+            <w:r>
+              <w:t>125 M</w:t>
+            </w:r>
+          </w:p>
+        </w:tc>
+        <w:tc>
+          <w:tcPr>
+            <w:tcW w:type="dxa" w:w="1296"/>
+          </w:tcPr>
+          <w:p>
+            <w:pPr>
+              <w:pStyle w:val="tablecopy"/>
+              <w:jc w:val="center"/>
+            </w:pPr>
+            <w:r/>
+            <w:r>
+              <w:t>5.50</w:t>
+            </w:r>
+          </w:p>
+        </w:tc>
+      </w:tr>
+      <w:tr>
+        <w:tc>
+          <w:tcPr>
+            <w:tcW w:type="dxa" w:w="1728"/>
+          </w:tcPr>
+          <w:p>
+            <w:pPr>
+              <w:pStyle w:val="tablecopy"/>
+            </w:pPr>
+            <w:r/>
+            <w:r>
+              <w:t>C++17</w:t>
+            </w:r>
+          </w:p>
+        </w:tc>
+        <w:tc>
+          <w:tcPr>
+            <w:tcW w:type="dxa" w:w="1728"/>
+          </w:tcPr>
+          <w:p>
+            <w:pPr>
+              <w:pStyle w:val="tablecopy"/>
+              <w:jc w:val="center"/>
+            </w:pPr>
+            <w:r/>
+            <w:r>
+              <w:t>Linked</w:t>
+            </w:r>
+          </w:p>
+        </w:tc>
+        <w:tc>
+          <w:tcPr>
+            <w:tcW w:type="dxa" w:w="1728"/>
+          </w:tcPr>
+          <w:p>
+            <w:pPr>
+              <w:pStyle w:val="tablecopy"/>
+              <w:jc w:val="center"/>
+            </w:pPr>
+            <w:r/>
+            <w:r>
+              <w:t>2.5 MB</w:t>
+            </w:r>
+          </w:p>
+        </w:tc>
+        <w:tc>
+          <w:tcPr>
+            <w:tcW w:type="dxa" w:w="1728"/>
+          </w:tcPr>
+          <w:p>
+            <w:pPr>
+              <w:pStyle w:val="tablecopy"/>
+              <w:jc w:val="center"/>
+            </w:pPr>
+            <w:r/>
+            <w:r>
+              <w:t>799 M</w:t>
+            </w:r>
+          </w:p>
+        </w:tc>
+        <w:tc>
+          <w:tcPr>
+            <w:tcW w:type="dxa" w:w="1728"/>
+          </w:tcPr>
+          <w:p>
+            <w:pPr>
+              <w:pStyle w:val="tablecopy"/>
+              <w:jc w:val="center"/>
+            </w:pPr>
+            <w:r/>
+            <w:r>
+              <w:t>467 M</w:t>
+            </w:r>
+          </w:p>
+        </w:tc>
+        <w:tc>
+          <w:tcPr>
+            <w:tcW w:type="dxa" w:w="1296"/>
+          </w:tcPr>
+          <w:p>
+            <w:pPr>
+              <w:pStyle w:val="tablecopy"/>
+              <w:jc w:val="center"/>
+            </w:pPr>
+            <w:r/>
+            <w:r>
+              <w:t>1.71</w:t>
+            </w:r>
+          </w:p>
+        </w:tc>
+      </w:tr>
+      <w:tr>
+        <w:tc>
+          <w:tcPr>
+            <w:tcW w:type="dxa" w:w="1728"/>
+          </w:tcPr>
+          <w:p>
+            <w:pPr>
+              <w:pStyle w:val="tablecopy"/>
+            </w:pPr>
+            <w:r/>
+            <w:r>
+              <w:t>C++17</w:t>
+            </w:r>
+          </w:p>
+        </w:tc>
+        <w:tc>
+          <w:tcPr>
+            <w:tcW w:type="dxa" w:w="1728"/>
+          </w:tcPr>
+          <w:p>
+            <w:pPr>
+              <w:pStyle w:val="tablecopy"/>
+              <w:jc w:val="center"/>
+            </w:pPr>
+            <w:r/>
+            <w:r>
+              <w:t>Hash</w:t>
+            </w:r>
+          </w:p>
+        </w:tc>
+        <w:tc>
+          <w:tcPr>
+            <w:tcW w:type="dxa" w:w="1728"/>
+          </w:tcPr>
+          <w:p>
+            <w:pPr>
+              <w:pStyle w:val="tablecopy"/>
+              <w:jc w:val="center"/>
+            </w:pPr>
+            <w:r/>
+            <w:r>
+              <w:t>2.8 MB</w:t>
+            </w:r>
+          </w:p>
+        </w:tc>
+        <w:tc>
+          <w:tcPr>
+            <w:tcW w:type="dxa" w:w="1728"/>
+          </w:tcPr>
+          <w:p>
+            <w:pPr>
+              <w:pStyle w:val="tablecopy"/>
+              <w:jc w:val="center"/>
+            </w:pPr>
+            <w:r/>
+            <w:r>
+              <w:t>220 M</w:t>
+            </w:r>
+          </w:p>
+        </w:tc>
+        <w:tc>
+          <w:tcPr>
+            <w:tcW w:type="dxa" w:w="1728"/>
+          </w:tcPr>
+          <w:p>
+            <w:pPr>
+              <w:pStyle w:val="tablecopy"/>
+              <w:jc w:val="center"/>
+            </w:pPr>
+            <w:r/>
+            <w:r>
+              <w:t>44 M</w:t>
+            </w:r>
+          </w:p>
+        </w:tc>
+        <w:tc>
+          <w:tcPr>
+            <w:tcW w:type="dxa" w:w="1296"/>
+          </w:tcPr>
+          <w:p>
+            <w:pPr>
+              <w:pStyle w:val="tablecopy"/>
+              <w:jc w:val="center"/>
+            </w:pPr>
+            <w:r/>
+            <w:r>
+              <w:t>5.05</w:t>
+            </w:r>
+          </w:p>
+        </w:tc>
+      </w:tr>
+      <w:tr>
+        <w:tc>
+          <w:tcPr>
+            <w:tcW w:type="dxa" w:w="1728"/>
+          </w:tcPr>
+          <w:p>
+            <w:pPr>
+              <w:pStyle w:val="tablecopy"/>
+            </w:pPr>
+            <w:r/>
+            <w:r>
+              <w:t>Python 3.13</w:t>
+            </w:r>
+          </w:p>
+        </w:tc>
+        <w:tc>
+          <w:tcPr>
+            <w:tcW w:type="dxa" w:w="1728"/>
+          </w:tcPr>
+          <w:p>
+            <w:pPr>
+              <w:pStyle w:val="tablecopy"/>
+              <w:jc w:val="center"/>
+            </w:pPr>
+            <w:r/>
+            <w:r>
+              <w:t>Array</w:t>
+            </w:r>
+          </w:p>
+        </w:tc>
+        <w:tc>
+          <w:tcPr>
+            <w:tcW w:type="dxa" w:w="1728"/>
+          </w:tcPr>
+          <w:p>
+            <w:pPr>
+              <w:pStyle w:val="tablecopy"/>
+              <w:jc w:val="center"/>
+            </w:pPr>
+            <w:r/>
+            <w:r>
+              <w:t>14.7 MB</w:t>
+            </w:r>
+          </w:p>
+        </w:tc>
+        <w:tc>
+          <w:tcPr>
+            <w:tcW w:type="dxa" w:w="1728"/>
+          </w:tcPr>
+          <w:p>
+            <w:pPr>
+              <w:pStyle w:val="tablecopy"/>
+              <w:jc w:val="center"/>
+            </w:pPr>
+            <w:r/>
+            <w:r>
+              <w:t>9927 M</w:t>
+            </w:r>
+          </w:p>
+        </w:tc>
+        <w:tc>
+          <w:tcPr>
+            <w:tcW w:type="dxa" w:w="1728"/>
+          </w:tcPr>
+          <w:p>
+            <w:pPr>
+              <w:pStyle w:val="tablecopy"/>
+              <w:jc w:val="center"/>
+            </w:pPr>
+            <w:r/>
+            <w:r>
+              <w:t>1535 M</w:t>
+            </w:r>
+          </w:p>
+        </w:tc>
+        <w:tc>
+          <w:tcPr>
+            <w:tcW w:type="dxa" w:w="1296"/>
+          </w:tcPr>
+          <w:p>
+            <w:pPr>
+              <w:pStyle w:val="tablecopy"/>
+              <w:jc w:val="center"/>
+            </w:pPr>
+            <w:r/>
+            <w:r>
+              <w:t>6.47</w:t>
+            </w:r>
+          </w:p>
+        </w:tc>
+      </w:tr>
+      <w:tr>
+        <w:tc>
+          <w:tcPr>
+            <w:tcW w:type="dxa" w:w="1728"/>
+          </w:tcPr>
+          <w:p>
+            <w:pPr>
+              <w:pStyle w:val="tablecopy"/>
+            </w:pPr>
+            <w:r/>
+            <w:r>
+              <w:t>Python 3.13</w:t>
+            </w:r>
+          </w:p>
+        </w:tc>
+        <w:tc>
+          <w:tcPr>
+            <w:tcW w:type="dxa" w:w="1728"/>
+          </w:tcPr>
+          <w:p>
+            <w:pPr>
+              <w:pStyle w:val="tablecopy"/>
+              <w:jc w:val="center"/>
+            </w:pPr>
+            <w:r/>
+            <w:r>
+              <w:t>Linked</w:t>
+            </w:r>
+          </w:p>
+        </w:tc>
+        <w:tc>
+          <w:tcPr>
+            <w:tcW w:type="dxa" w:w="1728"/>
+          </w:tcPr>
+          <w:p>
+            <w:pPr>
+              <w:pStyle w:val="tablecopy"/>
+              <w:jc w:val="center"/>
+            </w:pPr>
+            <w:r/>
+            <w:r>
+              <w:t>17.3 MB</w:t>
+            </w:r>
+          </w:p>
+        </w:tc>
+        <w:tc>
+          <w:tcPr>
+            <w:tcW w:type="dxa" w:w="1728"/>
+          </w:tcPr>
+          <w:p>
+            <w:pPr>
+              <w:pStyle w:val="tablecopy"/>
+              <w:jc w:val="center"/>
+            </w:pPr>
+            <w:r/>
+            <w:r>
+              <w:t>47843 M</w:t>
+            </w:r>
+          </w:p>
+        </w:tc>
+        <w:tc>
+          <w:tcPr>
+            <w:tcW w:type="dxa" w:w="1728"/>
+          </w:tcPr>
+          <w:p>
+            <w:pPr>
+              <w:pStyle w:val="tablecopy"/>
+              <w:jc w:val="center"/>
+            </w:pPr>
+            <w:r/>
+            <w:r>
+              <w:t>9063 M</w:t>
+            </w:r>
+          </w:p>
+        </w:tc>
+        <w:tc>
+          <w:tcPr>
+            <w:tcW w:type="dxa" w:w="1296"/>
+          </w:tcPr>
+          <w:p>
+            <w:pPr>
+              <w:pStyle w:val="tablecopy"/>
+              <w:jc w:val="center"/>
+            </w:pPr>
+            <w:r/>
+            <w:r>
+              <w:t>5.28</w:t>
+            </w:r>
+          </w:p>
+        </w:tc>
+      </w:tr>
+      <w:tr>
+        <w:tc>
+          <w:tcPr>
+            <w:tcW w:type="dxa" w:w="1728"/>
+          </w:tcPr>
+          <w:p>
+            <w:pPr>
+              <w:pStyle w:val="tablecopy"/>
+            </w:pPr>
+            <w:r/>
+            <w:r>
+              <w:t>Python 3.13</w:t>
+            </w:r>
+          </w:p>
+        </w:tc>
+        <w:tc>
+          <w:tcPr>
+            <w:tcW w:type="dxa" w:w="1728"/>
+          </w:tcPr>
+          <w:p>
+            <w:pPr>
+              <w:pStyle w:val="tablecopy"/>
+              <w:jc w:val="center"/>
+            </w:pPr>
+            <w:r/>
+            <w:r>
+              <w:t>Hash</w:t>
+            </w:r>
+          </w:p>
+        </w:tc>
+        <w:tc>
+          <w:tcPr>
+            <w:tcW w:type="dxa" w:w="1728"/>
+          </w:tcPr>
+          <w:p>
+            <w:pPr>
+              <w:pStyle w:val="tablecopy"/>
+              <w:jc w:val="center"/>
+            </w:pPr>
+            <w:r/>
+            <w:r>
+              <w:t>17.0 MB</w:t>
+            </w:r>
+          </w:p>
+        </w:tc>
+        <w:tc>
+          <w:tcPr>
+            <w:tcW w:type="dxa" w:w="1728"/>
+          </w:tcPr>
+          <w:p>
+            <w:pPr>
+              <w:pStyle w:val="tablecopy"/>
+              <w:jc w:val="center"/>
+            </w:pPr>
+            <w:r/>
+            <w:r>
+              <w:t>464 M</w:t>
+            </w:r>
+          </w:p>
+        </w:tc>
+        <w:tc>
+          <w:tcPr>
+            <w:tcW w:type="dxa" w:w="1728"/>
+          </w:tcPr>
+          <w:p>
+            <w:pPr>
+              <w:pStyle w:val="tablecopy"/>
+              <w:jc w:val="center"/>
+            </w:pPr>
+            <w:r/>
+            <w:r>
+              <w:t>155 M</w:t>
+            </w:r>
+          </w:p>
+        </w:tc>
+        <w:tc>
+          <w:tcPr>
+            <w:tcW w:type="dxa" w:w="1296"/>
+          </w:tcPr>
+          <w:p>
+            <w:pPr>
+              <w:pStyle w:val="tablecopy"/>
+              <w:jc w:val="center"/>
+            </w:pPr>
+            <w:r/>
+            <w:r>
+              <w:t>2.99</w:t>
+            </w:r>
+          </w:p>
+        </w:tc>
+      </w:tr>
+      <w:tr>
+        <w:tc>
+          <w:tcPr>
+            <w:tcW w:type="dxa" w:w="1728"/>
+          </w:tcPr>
+          <w:p>
+            <w:pPr>
+              <w:pStyle w:val="tablecopy"/>
+            </w:pPr>
+            <w:r/>
+            <w:r>
+              <w:t>Java</w:t>
+            </w:r>
+          </w:p>
+        </w:tc>
+        <w:tc>
+          <w:tcPr>
+            <w:tcW w:type="dxa" w:w="1728"/>
+          </w:tcPr>
+          <w:p>
+            <w:pPr>
+              <w:pStyle w:val="tablecopy"/>
+              <w:jc w:val="center"/>
+            </w:pPr>
+            <w:r/>
+            <w:r>
+              <w:t>Array</w:t>
+            </w:r>
+          </w:p>
+        </w:tc>
+        <w:tc>
+          <w:tcPr>
+            <w:tcW w:type="dxa" w:w="1728"/>
+          </w:tcPr>
+          <w:p>
+            <w:pPr>
+              <w:pStyle w:val="tablecopy"/>
+              <w:jc w:val="center"/>
+            </w:pPr>
+            <w:r/>
+            <w:r>
+              <w:t>34.3 MB</w:t>
+            </w:r>
+          </w:p>
+        </w:tc>
+        <w:tc>
+          <w:tcPr>
+            <w:tcW w:type="dxa" w:w="1728"/>
+          </w:tcPr>
+          <w:p>
+            <w:pPr>
+              <w:pStyle w:val="tablecopy"/>
+              <w:jc w:val="center"/>
+            </w:pPr>
+            <w:r/>
+            <w:r>
+              <w:t>2987 M</w:t>
+            </w:r>
+          </w:p>
+        </w:tc>
+        <w:tc>
+          <w:tcPr>
+            <w:tcW w:type="dxa" w:w="1728"/>
+          </w:tcPr>
+          <w:p>
+            <w:pPr>
+              <w:pStyle w:val="tablecopy"/>
+              <w:jc w:val="center"/>
+            </w:pPr>
+            <w:r/>
+            <w:r>
+              <w:t>820 M</w:t>
+            </w:r>
+          </w:p>
+        </w:tc>
+        <w:tc>
+          <w:tcPr>
+            <w:tcW w:type="dxa" w:w="1296"/>
+          </w:tcPr>
+          <w:p>
+            <w:pPr>
+              <w:pStyle w:val="tablecopy"/>
+              <w:jc w:val="center"/>
+            </w:pPr>
+            <w:r/>
+            <w:r>
+              <w:t>3.64</w:t>
+            </w:r>
+          </w:p>
+        </w:tc>
+      </w:tr>
+      <w:tr>
+        <w:tc>
+          <w:tcPr>
+            <w:tcW w:type="dxa" w:w="1728"/>
+          </w:tcPr>
+          <w:p>
+            <w:pPr>
+              <w:pStyle w:val="tablecopy"/>
+            </w:pPr>
+            <w:r/>
+            <w:r>
+              <w:t>Java</w:t>
+            </w:r>
+          </w:p>
+        </w:tc>
+        <w:tc>
+          <w:tcPr>
+            <w:tcW w:type="dxa" w:w="1728"/>
+          </w:tcPr>
+          <w:p>
+            <w:pPr>
+              <w:pStyle w:val="tablecopy"/>
+              <w:jc w:val="center"/>
+            </w:pPr>
+            <w:r/>
+            <w:r>
+              <w:t>Linked</w:t>
+            </w:r>
+          </w:p>
+        </w:tc>
+        <w:tc>
+          <w:tcPr>
+            <w:tcW w:type="dxa" w:w="1728"/>
+          </w:tcPr>
+          <w:p>
+            <w:pPr>
+              <w:pStyle w:val="tablecopy"/>
+              <w:jc w:val="center"/>
+            </w:pPr>
+            <w:r/>
+            <w:r>
+              <w:t>35.9 MB</w:t>
+            </w:r>
+          </w:p>
+        </w:tc>
+        <w:tc>
+          <w:tcPr>
+            <w:tcW w:type="dxa" w:w="1728"/>
+          </w:tcPr>
+          <w:p>
+            <w:pPr>
+              <w:pStyle w:val="tablecopy"/>
+              <w:jc w:val="center"/>
+            </w:pPr>
+            <w:r/>
+            <w:r>
+              <w:t>3149 M</w:t>
+            </w:r>
+          </w:p>
+        </w:tc>
+        <w:tc>
+          <w:tcPr>
+            <w:tcW w:type="dxa" w:w="1728"/>
+          </w:tcPr>
+          <w:p>
+            <w:pPr>
+              <w:pStyle w:val="tablecopy"/>
+              <w:jc w:val="center"/>
+            </w:pPr>
+            <w:r/>
+            <w:r>
+              <w:t>1260 M</w:t>
+            </w:r>
+          </w:p>
+        </w:tc>
+        <w:tc>
+          <w:tcPr>
+            <w:tcW w:type="dxa" w:w="1296"/>
+          </w:tcPr>
+          <w:p>
+            <w:pPr>
+              <w:pStyle w:val="tablecopy"/>
+              <w:jc w:val="center"/>
+            </w:pPr>
+            <w:r/>
+            <w:r>
+              <w:t>2.50</w:t>
+            </w:r>
+          </w:p>
+        </w:tc>
+      </w:tr>
+      <w:tr>
+        <w:tc>
+          <w:tcPr>
+            <w:tcW w:type="dxa" w:w="1728"/>
+          </w:tcPr>
+          <w:p>
+            <w:pPr>
+              <w:pStyle w:val="tablecopy"/>
+            </w:pPr>
+            <w:r/>
+            <w:r>
+              <w:t>Java</w:t>
+            </w:r>
+          </w:p>
+        </w:tc>
+        <w:tc>
+          <w:tcPr>
+            <w:tcW w:type="dxa" w:w="1728"/>
+          </w:tcPr>
+          <w:p>
+            <w:pPr>
+              <w:pStyle w:val="tablecopy"/>
+              <w:jc w:val="center"/>
+            </w:pPr>
+            <w:r/>
+            <w:r>
+              <w:t>Hash</w:t>
+            </w:r>
+          </w:p>
+        </w:tc>
+        <w:tc>
+          <w:tcPr>
+            <w:tcW w:type="dxa" w:w="1728"/>
+          </w:tcPr>
+          <w:p>
+            <w:pPr>
+              <w:pStyle w:val="tablecopy"/>
+              <w:jc w:val="center"/>
+            </w:pPr>
+            <w:r/>
+            <w:r>
+              <w:t>48.3 MB</w:t>
+            </w:r>
+          </w:p>
+        </w:tc>
+        <w:tc>
+          <w:tcPr>
+            <w:tcW w:type="dxa" w:w="1728"/>
+          </w:tcPr>
+          <w:p>
+            <w:pPr>
+              <w:pStyle w:val="tablecopy"/>
+              <w:jc w:val="center"/>
+            </w:pPr>
+            <w:r/>
+            <w:r>
+              <w:t>1742 M</w:t>
+            </w:r>
+          </w:p>
+        </w:tc>
+        <w:tc>
+          <w:tcPr>
+            <w:tcW w:type="dxa" w:w="1728"/>
+          </w:tcPr>
+          <w:p>
+            <w:pPr>
+              <w:pStyle w:val="tablecopy"/>
+              <w:jc w:val="center"/>
+            </w:pPr>
+            <w:r/>
+            <w:r>
+              <w:t>622 M</w:t>
+            </w:r>
+          </w:p>
+        </w:tc>
+        <w:tc>
+          <w:tcPr>
+            <w:tcW w:type="dxa" w:w="1296"/>
+          </w:tcPr>
+          <w:p>
+            <w:pPr>
+              <w:pStyle w:val="tablecopy"/>
+              <w:jc w:val="center"/>
+            </w:pPr>
+            <w:r/>
+            <w:r>
+              <w:t>2.80</w:t>
+            </w:r>
+          </w:p>
+        </w:tc>
+      </w:tr>
+    </w:tbl>
+    <w:p>
+      <w:pPr>
+        <w:spacing w:after="120"/>
+      </w:pPr>
+    </w:p>
+    <w:p>
+      <w:pPr>
+        <w:sectPr>
+          <w:type w:val="continuous"/>
+          <w:pgSz w:w="12240" w:h="15840" w:code="1"/>
+          <w:pgMar w:top="1080" w:right="907" w:bottom="1440" w:left="907" w:header="720" w:footer="720" w:gutter="0"/>
+          <w:cols w:space="720"/>
+          <w:docGrid w:linePitch="360"/>
+        </w:sectPr>
+      </w:pPr>
+    </w:p>
+    <w:p>
+      <w:pPr>
+        <w:pStyle w:val="BodyText"/>
+      </w:pPr>
+      <w:r>
+        <w:t>Peak memory ordered C++ far below Python and Java throughout (for example, array at n = 25,000: 1.9 MB versus 14.7 MB for Python and 34.3 MB for Java), consistent with primitive contiguous storage versus boxed reference-type collections. Instructions-per-cycle gives a mechanistic complement to the cache-locality argument in Section V-B: C++ linked traversal's IPC (1.71) was far below array's (5.50) or hash's (5.05), consistent with pointer-chasing stalling the pipeline on memory latency rather than merely executing more instructions.</w:t>
+      </w:r>
+    </w:p>
+    <w:p>
+      <w:pPr>
+        <w:pStyle w:val="BodyText"/>
+      </w:pPr>
+      <w:r>
+        <w:t>A second input-distribution family (ascending-sorted values, same seed and query/delete fractions as the primary shuffled family, differing only in build order) was re-run across all three languages, structures and sizes, cross-language-correctness-verified at every point. Search, deletion and traversal medians agreed within roughly 20% between the two distributions for C++ and Python at every structure, supporting the external validity of those findings beyond the one distribution used throughout the rest of the paper. Insertion did not: C++ insertion differed by more than 20% in both directions across all three structures (Table below), a pattern reproduced across three independent process invocations for the array case and therefore not attributable to single-run noise. This is not explained by the study's timing-boundary design, since dataset parsing is explicitly excluded from the timed region; root-causing it, for example by checking allocator or page-fault behaviour under each build order, is left for future work. Java's distribution comparisons additionally inherit the high measurement dispersion already established for fast Java operations in Section IV-F and are not reported here for that reason.</w:t>
+      </w:r>
+    </w:p>
+    <w:p>
+      <w:pPr>
+        <w:sectPr>
+          <w:type w:val="continuous"/>
+          <w:pgSz w:w="12240" w:h="15840" w:code="1"/>
+          <w:pgMar w:top="1080" w:right="907" w:bottom="1440" w:left="907" w:header="720" w:footer="720" w:gutter="0"/>
+          <w:cols w:num="2" w:space="360"/>
+          <w:docGrid w:linePitch="360"/>
+        </w:sectPr>
+      </w:pPr>
+    </w:p>
+    <w:p>
+      <w:pPr>
+        <w:pStyle w:val="14TableHead"/>
+      </w:pPr>
+      <w:r>
+        <w:t>C++ insertion time under the two input distributions at n = 25,000.</w:t>
+      </w:r>
+    </w:p>
+    <w:tbl>
+      <w:tblPr>
+        <w:tblW w:type="auto" w:w="0"/>
+        <w:tblLayout w:type="fixed"/>
+        <w:tblLook w:firstColumn="1" w:firstRow="1" w:lastColumn="0" w:lastRow="0" w:noHBand="0" w:noVBand="1" w:val="04A0"/>
+        <w:tblBorders>
+          <w:top w:val="single" w:sz="4" w:space="0" w:color="000000"/>
+          <w:left w:val="single" w:sz="4" w:space="0" w:color="000000"/>
+          <w:bottom w:val="single" w:sz="4" w:space="0" w:color="000000"/>
+          <w:right w:val="single" w:sz="4" w:space="0" w:color="000000"/>
+          <w:insideH w:val="single" w:sz="4" w:space="0" w:color="000000"/>
+          <w:insideV w:val="single" w:sz="4" w:space="0" w:color="000000"/>
+        </w:tblBorders>
+      </w:tblPr>
+      <w:tblGrid>
+        <w:gridCol w:w="2304"/>
+        <w:gridCol w:w="2304"/>
+        <w:gridCol w:w="2304"/>
+        <w:gridCol w:w="2304"/>
+      </w:tblGrid>
+      <w:tr>
+        <w:tc>
+          <w:tcPr>
+            <w:tcW w:type="dxa" w:w="2304"/>
+          </w:tcPr>
+          <w:p>
+            <w:pPr>
+              <w:pStyle w:val="tablecolhead"/>
+              <w:jc w:val="center"/>
+            </w:pPr>
+            <w:r/>
+            <w:r>
+              <w:t>Structure</w:t>
+            </w:r>
+          </w:p>
+        </w:tc>
+        <w:tc>
+          <w:tcPr>
+            <w:tcW w:type="dxa" w:w="2304"/>
+          </w:tcPr>
+          <w:p>
+            <w:pPr>
+              <w:pStyle w:val="tablecolhead"/>
+              <w:jc w:val="center"/>
+            </w:pPr>
+            <w:r/>
+            <w:r>
+              <w:t>Shuffled</w:t>
+            </w:r>
+          </w:p>
+        </w:tc>
+        <w:tc>
+          <w:tcPr>
+            <w:tcW w:type="dxa" w:w="2304"/>
+          </w:tcPr>
+          <w:p>
+            <w:pPr>
+              <w:pStyle w:val="tablecolhead"/>
+              <w:jc w:val="center"/>
+            </w:pPr>
+            <w:r/>
+            <w:r>
+              <w:t>Sorted</w:t>
+            </w:r>
+          </w:p>
+        </w:tc>
+        <w:tc>
+          <w:tcPr>
+            <w:tcW w:type="dxa" w:w="2304"/>
+          </w:tcPr>
+          <w:p>
+            <w:pPr>
+              <w:pStyle w:val="tablecolhead"/>
+              <w:jc w:val="center"/>
+            </w:pPr>
+            <w:r/>
+            <w:r>
+              <w:t>Ratio</w:t>
+            </w:r>
+          </w:p>
+        </w:tc>
+      </w:tr>
+      <w:tr>
+        <w:tc>
+          <w:tcPr>
+            <w:tcW w:type="dxa" w:w="2304"/>
+          </w:tcPr>
+          <w:p>
+            <w:pPr>
+              <w:pStyle w:val="tablecopy"/>
+            </w:pPr>
+            <w:r/>
+            <w:r>
+              <w:t>Array</w:t>
+            </w:r>
+          </w:p>
+        </w:tc>
+        <w:tc>
+          <w:tcPr>
+            <w:tcW w:type="dxa" w:w="2304"/>
+          </w:tcPr>
+          <w:p>
+            <w:pPr>
+              <w:pStyle w:val="tablecopy"/>
+              <w:jc w:val="center"/>
+            </w:pPr>
+            <w:r/>
+            <w:r>
+              <w:t>6562 ns</w:t>
+            </w:r>
+          </w:p>
+        </w:tc>
+        <w:tc>
+          <w:tcPr>
+            <w:tcW w:type="dxa" w:w="2304"/>
+          </w:tcPr>
+          <w:p>
+            <w:pPr>
+              <w:pStyle w:val="tablecopy"/>
+              <w:jc w:val="center"/>
+            </w:pPr>
+            <w:r/>
+            <w:r>
+              <w:t>2000 ns</w:t>
+            </w:r>
+          </w:p>
+        </w:tc>
+        <w:tc>
+          <w:tcPr>
+            <w:tcW w:type="dxa" w:w="2304"/>
+          </w:tcPr>
+          <w:p>
+            <w:pPr>
+              <w:pStyle w:val="tablecopy"/>
+              <w:jc w:val="center"/>
+            </w:pPr>
+            <w:r/>
+            <w:r>
+              <w:t>0.30x</w:t>
+            </w:r>
+          </w:p>
+        </w:tc>
+      </w:tr>
+      <w:tr>
+        <w:tc>
+          <w:tcPr>
+            <w:tcW w:type="dxa" w:w="2304"/>
+          </w:tcPr>
+          <w:p>
+            <w:pPr>
+              <w:pStyle w:val="tablecopy"/>
+            </w:pPr>
+            <w:r/>
+            <w:r>
+              <w:t>Linked</w:t>
+            </w:r>
+          </w:p>
+        </w:tc>
+        <w:tc>
+          <w:tcPr>
+            <w:tcW w:type="dxa" w:w="2304"/>
+          </w:tcPr>
+          <w:p>
+            <w:pPr>
+              <w:pStyle w:val="tablecopy"/>
+              <w:jc w:val="center"/>
+            </w:pPr>
+            <w:r/>
+            <w:r>
+              <w:t>215208 ns</w:t>
+            </w:r>
+          </w:p>
+        </w:tc>
+        <w:tc>
+          <w:tcPr>
+            <w:tcW w:type="dxa" w:w="2304"/>
+          </w:tcPr>
+          <w:p>
+            <w:pPr>
+              <w:pStyle w:val="tablecopy"/>
+              <w:jc w:val="center"/>
+            </w:pPr>
+            <w:r/>
+            <w:r>
+              <w:t>289520 ns</w:t>
+            </w:r>
+          </w:p>
+        </w:tc>
+        <w:tc>
+          <w:tcPr>
+            <w:tcW w:type="dxa" w:w="2304"/>
+          </w:tcPr>
+          <w:p>
+            <w:pPr>
+              <w:pStyle w:val="tablecopy"/>
+              <w:jc w:val="center"/>
+            </w:pPr>
+            <w:r/>
+            <w:r>
+              <w:t>1.35x</w:t>
+            </w:r>
+          </w:p>
+        </w:tc>
+      </w:tr>
+      <w:tr>
+        <w:tc>
+          <w:tcPr>
+            <w:tcW w:type="dxa" w:w="2304"/>
+          </w:tcPr>
+          <w:p>
+            <w:pPr>
+              <w:pStyle w:val="tablecopy"/>
+            </w:pPr>
+            <w:r/>
+            <w:r>
+              <w:t>Hash</w:t>
+            </w:r>
+          </w:p>
+        </w:tc>
+        <w:tc>
+          <w:tcPr>
+            <w:tcW w:type="dxa" w:w="2304"/>
+          </w:tcPr>
+          <w:p>
+            <w:pPr>
+              <w:pStyle w:val="tablecopy"/>
+              <w:jc w:val="center"/>
+            </w:pPr>
+            <w:r/>
+            <w:r>
+              <w:t>277938 ns</w:t>
+            </w:r>
+          </w:p>
+        </w:tc>
+        <w:tc>
+          <w:tcPr>
+            <w:tcW w:type="dxa" w:w="2304"/>
+          </w:tcPr>
+          <w:p>
+            <w:pPr>
+              <w:pStyle w:val="tablecopy"/>
+              <w:jc w:val="center"/>
+            </w:pPr>
+            <w:r/>
+            <w:r>
+              <w:t>367334 ns</w:t>
+            </w:r>
+          </w:p>
+        </w:tc>
+        <w:tc>
+          <w:tcPr>
+            <w:tcW w:type="dxa" w:w="2304"/>
+          </w:tcPr>
+          <w:p>
+            <w:pPr>
+              <w:pStyle w:val="tablecopy"/>
+              <w:jc w:val="center"/>
+            </w:pPr>
+            <w:r/>
+            <w:r>
+              <w:t>1.32x</w:t>
+            </w:r>
+          </w:p>
+        </w:tc>
+      </w:tr>
+    </w:tbl>
+    <w:p>
+      <w:pPr>
+        <w:spacing w:after="120"/>
+      </w:pPr>
+    </w:p>
+    <w:p>
+      <w:pPr>
+        <w:sectPr>
+          <w:type w:val="continuous"/>
+          <w:pgSz w:w="12240" w:h="15840" w:code="1"/>
+          <w:pgMar w:top="1080" w:right="907" w:bottom="1440" w:left="907" w:header="720" w:footer="720" w:gutter="0"/>
+          <w:cols w:space="720"/>
+          <w:docGrid w:linePitch="360"/>
+        </w:sectPr>
+      </w:pPr>
+    </w:p>
+    <w:p>
+      <w:pPr>
         <w:pStyle w:val="Heading1"/>
       </w:pPr>
       <w:r>
@@ -4964,7 +6274,7 @@
         <w:pStyle w:val="BodyText"/>
       </w:pPr>
       <w:r>
-        <w:t>The structures are functionally comparable but not internally identical. Python's custom singly linked list differs from C++ std::list, which is typically doubly linked. Python list holds object references, whereas std::vector&lt;int&gt; stores primitive integers contiguously. Consequently, the experiment evaluates idiomatic implementation conditions rather than isolating a pure language effect. This concern is tested empirically in Section IV-E, which reruns the C++ linked benchmark with the singly-linked std::forward_list; the resulting ratios do not shrink under the more closely matched comparison. Peak memory and cache behaviour were proposed in the broader project but were not measured on this Mac and are not inferred in this paper.</w:t>
+        <w:t>The structures are functionally comparable but not internally identical. Python's custom singly linked list differs from C++ std::list, which is typically doubly linked. Python list holds object references, whereas std::vector&lt;int&gt; stores primitive integers contiguously. Consequently, the experiment evaluates idiomatic implementation conditions rather than isolating a pure language effect. This concern is tested empirically in Section IV-E, which reruns the C++ linked benchmark with the singly-linked std::forward_list; the resulting ratios do not shrink under the more closely matched comparison, indicating the linkage mismatch is not the source of the observed language gap. Peak memory and two coarse hardware counters were measured on this Mac in Section IV-H; literal L1/L2/L3 cache hit and miss counts still require Linux perf and are not inferred in this paper.</w:t>
       </w:r>
     </w:p>
     <w:p>
@@ -4980,7 +6290,7 @@
         <w:pStyle w:val="BodyText"/>
       </w:pPr>
       <w:r>
-        <w:t>One Apple M2 laptop, one Python version and one C++ toolchain cannot represent other processors, operating systems, compilers or runtime configurations. Only four sizes and one random-input family were examined. Ten repetitions support descriptive stability but not broad population inference. Java was not executed in the primary 23 August 2026 session because no working JDK was available; Section IV-F reports a supplementary Java run added on 25 August 2026 using a subsequently installed JDK on the same machine, so that check still shares this section's single-machine limitation. The conclusions are therefore restricted to this environment and protocol.</w:t>
+        <w:t>One Apple M2 laptop, one Python version and one C++ toolchain cannot represent other processors, operating systems, compilers or runtime configurations; no independent second system has reproduced any part of this study. Only four sizes were examined. Section IV-H adds a second, ascending-sorted input family alongside the primary deterministic shuffle, but two families remain a small basis for claims about input-distribution robustness in general. Ten repetitions support descriptive stability but not broad population inference. Java was not executed in the primary 23 August 2026 session because no working JDK was available; Section IV-F reports a supplementary Java run added on 25 August 2026 using a subsequently installed JDK on the same machine, so that check still shares this section's single-machine limitation. The conclusions are therefore restricted to this environment and protocol.</w:t>
       </w:r>
     </w:p>
     <w:p>
@@ -5004,7 +6314,7 @@
         <w:pStyle w:val="BodyText"/>
       </w:pPr>
       <w:r>
-        <w:t>Before journal submission, the benchmark should collect peak resident memory and hardware cache counters on a controlled Linux machine, record temperature and power mode, test additional input distributions, batch the mutating insert and delete operations (calibrated batching for the read-only search and traversal operations was completed in Section IV-G), and reproduce the experiment on at least one independent system. The Java results in Section IV-F address the language-coverage gap but not the single-machine, single-session limitation; a full three-language run alongside a second machine remains future work. Those extensions should be reported as new evidence, not combined silently with the present Mac data.</w:t>
+        <w:t>Within a single Mac's reach, this revision closed four of the original future-work items: Section IV-F added Java, Section IV-G resolved the sub-microsecond timing caveat for read-only operations, and Section IV-H added peak memory, two coarse hardware counters, a thermal/power snapshot and a second input-distribution family. Two items remain genuinely out of reach on this machine and are not restated here as actionable tasks: literal L1/L2/L3 cache hit and miss counts require Linux perf, and no claim here has been checked against an independent second system (Section VI-C). What remains Mac-feasible but undone is batching the mutating insert and delete operations -- harder than the read-only case since it requires rebuilding the container between batches -- and made more pressing by Section IV-H's finding that C++ insertion, unlike search, deletion and traversal, differs substantially and unexplainedly between the two input distributions tested. Those extensions should be reported as new evidence, not combined silently with the present Mac data.</w:t>
       </w:r>
     </w:p>
     <w:p>
@@ -5070,7 +6380,7 @@
         <w:t xml:space="preserve">Data and Code Availability: </w:t>
       </w:r>
       <w:r>
-        <w:t>The repository contains the dataset generator, Python, C++ and Java implementations, validation tests, execution configuration, raw CSV records and analysis scripts. The raw combined CSV contains 240 records (SHA-256: c86df6732b7e5e78e7a71d6b72ae65535b648b10ccb4c39255a4652018ed3dff); the supplementary construct-validity check adds 40 further records (SHA-256: ccffc4c004456ee9474ce36489e7bb7c6dacb9bb2b3dfb96ba6e0108c1965bf8); the supplementary Java run adds 120 further records (SHA-256: a925f8e56720fb234324b4bed00328c1643feb8e741eb44e9f7c1cc3ec705ea2); and the calibrated-batching supplement adds 80 further records (SHA-256: 243ff2cd1301c90169059664a4ded1584e060dc7aaa00e1ad497304d2a1e92f9). The repository is publicly available at https://github.com/maheshchudaman/beyond-big-o-research and is archived on Zenodo with concept DOI 10.5281/zenodo.22089928.</w:t>
+        <w:t>The repository contains the dataset generator, Python, C++ and Java implementations, validation tests, execution configuration, raw CSV records and analysis scripts. The raw combined CSV contains 240 records (SHA-256: c86df6732b7e5e78e7a71d6b72ae65535b648b10ccb4c39255a4652018ed3dff); the supplementary construct-validity check adds 40 further records (SHA-256: ccffc4c004456ee9474ce36489e7bb7c6dacb9bb2b3dfb96ba6e0108c1965bf8); the supplementary Java run adds 120 further records (SHA-256: a925f8e56720fb234324b4bed00328c1643feb8e741eb44e9f7c1cc3ec705ea2); the calibrated-batching supplement adds 80 further records (SHA-256: 243ff2cd1301c90169059664a4ded1584e060dc7aaa00e1ad497304d2a1e92f9); the resource-usage supplement adds 36 process-level records (SHA-256: 3d784871cf9e68e5440b0b06f71828fe4fb25f1a8ccf674e7aff00dde2bb0a4e); and the second-distribution supplement adds 360 further records (SHA-256: 8082b52d4b6b90ee8ce47d1c3169e869a89494cf79181d68f68e72ccb273d5dc). The repository is publicly available at https://github.com/maheshchudaman/beyond-big-o-research and is archived on Zenodo with concept DOI 10.5281/zenodo.22089928.</w:t>
       </w:r>
     </w:p>
     <w:p>

--- a/paper/ijacsa/Beyond_Big_O_IJACSA_Ready.docx
+++ b/paper/ijacsa/Beyond_Big_O_IJACSA_Ready.docx
@@ -6314,7 +6314,21 @@
         <w:pStyle w:val="BodyText"/>
       </w:pPr>
       <w:r>
-        <w:t>Within a single Mac's reach, this revision closed four of the original future-work items: Section IV-F added Java, Section IV-G resolved the sub-microsecond timing caveat for read-only operations, and Section IV-H added peak memory, two coarse hardware counters, a thermal/power snapshot and a second input-distribution family. Two items remain genuinely out of reach on this machine and are not restated here as actionable tasks: literal L1/L2/L3 cache hit and miss counts require Linux perf, and no claim here has been checked against an independent second system (Section VI-C). What remains Mac-feasible but undone is batching the mutating insert and delete operations -- harder than the read-only case since it requires rebuilding the container between batches -- and made more pressing by Section IV-H's finding that C++ insertion, unlike search, deletion and traversal, differs substantially and unexplainedly between the two input distributions tested. Those extensions should be reported as new evidence, not combined silently with the present Mac data.</w:t>
+        <w:t>This revision closed four of the six original future-work items within a single Mac's reach: Section IV-F added Java as a third language; Section IV-G resolved the sub-microsecond timing caveat for read-only operations through calibrated batching; and Section IV-H added peak memory, two coarse hardware counters, a thermal/power snapshot and a second input-distribution family -- the last of which surfaced a genuine new finding, that C++ insertion, unlike search, deletion and traversal, responds substantially to input order.</w:t>
+      </w:r>
+    </w:p>
+    <w:p>
+      <w:pPr>
+        <w:pStyle w:val="BodyText"/>
+      </w:pPr>
+      <w:r>
+        <w:rPr>
+          <w:b/>
+        </w:rPr>
+        <w:t xml:space="preserve">Future scope: </w:t>
+      </w:r>
+      <w:r>
+        <w:t>Three extensions define the next study rather than this one's shortfall: batching the mutating insert and delete operations to explain the input-order sensitivity Section IV-H surfaced -- harder than the read-only case, since it requires rebuilding the container between batches; reproducing this protocol on an independent second system; and measuring literal L1/L2/L3 cache hit and miss counts, which require Linux perf and are unavailable on this Mac. Each should be reported as new evidence, not combined silently with the present data.</w:t>
       </w:r>
     </w:p>
     <w:p>

--- a/paper/ijacsa/Beyond_Big_O_IJACSA_Ready.docx
+++ b/paper/ijacsa/Beyond_Big_O_IJACSA_Ready.docx
@@ -81,6 +81,70 @@
       </w:pPr>
       <w:r>
         <w:t>Keywords—data structures; Big-O; empirical algorithmics; Python; C++; Java; microbenchmarking; reproducibility; construct validity</w:t>
+      </w:r>
+    </w:p>
+    <w:p>
+      <w:pPr>
+        <w:pStyle w:val="Heading5"/>
+      </w:pPr>
+      <w:r>
+        <w:t>Plain-Language Summary</w:t>
+      </w:r>
+    </w:p>
+    <w:p>
+      <w:pPr>
+        <w:pStyle w:val="BodyText"/>
+      </w:pPr>
+      <w:r>
+        <w:t>The rest of this paper is written for a computer science audience. This section explains the same findings in everyday language.</w:t>
+      </w:r>
+    </w:p>
+    <w:p>
+      <w:pPr>
+        <w:pStyle w:val="11BulletList"/>
+      </w:pPr>
+      <w:r>
+        <w:t>The "speed rules" taught in computer science classes turned out to be accurate: searching and deleting got slower in exactly the pattern theory predicts as the data grew, and hash-table lookups stayed fast.</w:t>
+      </w:r>
+    </w:p>
+    <w:p>
+      <w:pPr>
+        <w:pStyle w:val="11BulletList"/>
+      </w:pPr>
+      <w:r>
+        <w:t>C++ was consistently faster than Python, but not by one fixed number -- how much faster depended heavily on the specific task.</w:t>
+      </w:r>
+    </w:p>
+    <w:p>
+      <w:pPr>
+        <w:pStyle w:val="11BulletList"/>
+      </w:pPr>
+      <w:r>
+        <w:t>Java held a surprise: on 4 of the 12 tasks tested, it was actually slower than Python, and its speed bounced around from run to run far more than Python's or C++'s did.</w:t>
+      </w:r>
+    </w:p>
+    <w:p>
+      <w:pPr>
+        <w:pStyle w:val="11BulletList"/>
+      </w:pPr>
+      <w:r>
+        <w:t>A few C++ operations finished faster than the computer's own stopwatch could reliably measure. Running each one thousands of times in a row and averaging the result solved this.</w:t>
+      </w:r>
+    </w:p>
+    <w:p>
+      <w:pPr>
+        <w:pStyle w:val="11BulletList"/>
+      </w:pPr>
+      <w:r>
+        <w:t>The most interesting new discovery: for almost every operation, it did not matter whether the data started out shuffled or already sorted -- the speed was about the same either way. The one exception was inserting data into a C++ container, where the speed changed noticeably depending on the input order, and the reason is not yet known. That is reported honestly as an open question rather than guessed at.</w:t>
+      </w:r>
+    </w:p>
+    <w:p>
+      <w:pPr>
+        <w:pStyle w:val="11BulletList"/>
+      </w:pPr>
+      <w:r>
+        <w:t>Two things are left for a follow-up study: testing this on a second, different computer, and taking more detailed processor-level measurements. Both need equipment beyond the single laptop used here.</w:t>
       </w:r>
     </w:p>
     <w:p>

--- a/paper/ijacsa/Beyond_Big_O_IJACSA_Ready.docx
+++ b/paper/ijacsa/Beyond_Big_O_IJACSA_Ready.docx
@@ -72,7 +72,7 @@
         <w:pStyle w:val="03Abstract"/>
       </w:pPr>
       <w:r>
-        <w:t>Abstract—Asymptotic analysis predicts how algorithmic cost grows, but it does not capture language-runtime overhead, container representation or allocation constants that influence observed execution time. This pilot study compared dynamic arrays, linked structures and hash tables under identical build, search, deletion and traversal workloads in Python 3.13 and optimized C++17. Experiments were executed on an Apple M2 MacBook Air with 8 GB memory and macOS 26.5.2. Four input sizes (1,000-25,000) were tested using three warm-ups and ten recorded repetitions, yielding 240 validated measurement records. At n = 25,000, median Python runtimes were 1.86-91.68 times the corresponding C++ medians across the twelve structure-operation combinations; the upper end reflects a submicrosecond, resolution-limited C++ traversal median rather than a stable figure. Batched search and deletion exhibited empirical scaling exponents near 1.85-2.00 because both the collection size and the operation count increased with n; hash workloads were closer to linear. All implementations produced identical search-hit counts and post-deletion checksums, including supplementary checks that re-ran the linked benchmark with a singly-linked std::forward_list and added Java as a third language; both reproduced the same overall pattern. Java was slower than Python on four of the twelve combinations, and its measurement dispersion was far higher than the primary design's (median CV 38.6% versus 4.0%), so only the low-dispersion combinations (1.49x-1.64x) support a precise ratio. The findings support teaching Big-O together with implementation-aware measurement, while the single-machine scope, absence of cache-miss counters, and submicrosecond C++ measurements make the work a pilot rather than a final general-purpose benchmark.</w:t>
+        <w:t>Abstract—Asymptotic analysis predicts how algorithmic cost grows, but it does not capture language-runtime overhead, container representation or allocation constants that influence observed execution time. This pilot study compared dynamic arrays, linked structures and hash tables under identical build, search, deletion and traversal workloads in Python 3.13 and optimized C++17. Experiments were executed on an Apple M2 MacBook Air with 8 GB memory and macOS 26.5.2. Four input sizes (1,000-25,000) were tested using three warm-ups and ten recorded repetitions, yielding 240 measurement records. At n = 25,000, median Python runtimes were 1.86-91.68 times the corresponding C++ medians across the twelve structure-operation combinations; the upper end is submicrosecond and resolution-limited. Batched search and deletion exhibited empirical scaling exponents near 1.85-2.00, since collection size and operation count both grew with n; hash workloads were closer to linear. All implementations produced identical search-hit counts and post-deletion checksums, including supplementary checks with a singly-linked std::forward_list and a third language, Java; both reproduced the same pattern. Java was slower than Python on four of the twelve combinations, and its measurement dispersion was far higher than the primary design's (median CV 38.6% versus 4.0%), so only the low-dispersion combinations (1.49x-1.64x) support a precise ratio. A separate Windows reproduction confirmed C++ was faster than Python throughout, though magnitudes varied by operation. The findings support teaching Big-O together with implementation-aware measurement, while the small two-machine sample, absence of cache-miss counters, and submicrosecond C++ measurements keep the work a pilot rather than a final general-purpose benchmark.</w:t>
       </w:r>
     </w:p>
     <w:p>
@@ -144,7 +144,15 @@
         <w:pStyle w:val="11BulletList"/>
       </w:pPr>
       <w:r>
-        <w:t>Two things are left for a follow-up study: testing this on a second, different computer, and taking more detailed processor-level measurements. Both need equipment beyond the single laptop used here.</w:t>
+        <w:t>We also tried this on a second, completely different computer -- a Windows PC, run by the paper's co-author -- instead of relying on just the one Mac. The good news travelled: C++ was still faster than Python on every single task, on totally different hardware. But the exact "how much faster" numbers shifted quite a bit from computer to computer, so the direction of the finding held up, while the precise numbers are specific to each machine.</w:t>
+      </w:r>
+    </w:p>
+    <w:p>
+      <w:pPr>
+        <w:pStyle w:val="11BulletList"/>
+      </w:pPr>
+      <w:r>
+        <w:t>One thing is still left for a follow-up study: taking more detailed processor-level measurements, which needs equipment beyond the two computers used here.</w:t>
       </w:r>
     </w:p>
     <w:p>
@@ -280,7 +288,15 @@
         <w:pStyle w:val="11BulletList"/>
       </w:pPr>
       <w:r>
-        <w:t>Peak-memory, coarse hardware-counter and second-input-distribution supplements that close four of the six original future-work items within a single Mac's reach, leaving only literal cache-miss counters and independent-system reproduction as genuinely out of scope here.</w:t>
+        <w:t>Peak-memory, coarse hardware-counter and second-input-distribution supplements that close four of the six original future-work items within a single Mac's reach.</w:t>
+      </w:r>
+    </w:p>
+    <w:p>
+      <w:pPr>
+        <w:pStyle w:val="11BulletList"/>
+      </w:pPr>
+      <w:r>
+        <w:t>An independent reproduction on a second, separately owned Windows machine, testing whether the primary Python/C++ comparison is an Apple Silicon artifact rather than leaving single-machine scope as an unaddressed limitation.</w:t>
       </w:r>
     </w:p>
     <w:p>
@@ -6239,6 +6255,1076 @@
     </w:p>
     <w:p>
       <w:pPr>
+        <w:pStyle w:val="Heading2"/>
+      </w:pPr>
+      <w:r>
+        <w:t>Independent Second-System Reproduction</w:t>
+      </w:r>
+    </w:p>
+    <w:p>
+      <w:pPr>
+        <w:pStyle w:val="BodyText"/>
+      </w:pPr>
+      <w:r>
+        <w:t>To test whether the primary study's findings are specific to a single machine, the identical protocol -- same source code, seed, dataset sizes, query/delete fractions, warm-ups and repetitions -- was re-run by the second author on an independently owned Windows 11 desktop (AMD64, GCC 16.2.0 via MinGW-w64, CPython 3.12.10), rather than the primary Apple Silicon Mac (macOS, Apple Clang, CPython 3.13). All 240 records reproduced the same search-hit counts and post-deletion checksums as the primary run.</w:t>
+      </w:r>
+    </w:p>
+    <w:p>
+      <w:pPr>
+        <w:sectPr>
+          <w:type w:val="continuous"/>
+          <w:pgSz w:w="12240" w:h="15840" w:code="1"/>
+          <w:pgMar w:top="1080" w:right="907" w:bottom="1440" w:left="907" w:header="720" w:footer="720" w:gutter="0"/>
+          <w:cols w:num="2" w:space="360"/>
+          <w:docGrid w:linePitch="360"/>
+        </w:sectPr>
+      </w:pPr>
+    </w:p>
+    <w:p>
+      <w:pPr>
+        <w:pStyle w:val="14TableHead"/>
+      </w:pPr>
+      <w:r>
+        <w:t>Python-to-C++ ratio at n = 25,000 on both machines, and C++'s own Windows-to-Mac speed ratio.</w:t>
+      </w:r>
+    </w:p>
+    <w:tbl>
+      <w:tblPr>
+        <w:tblW w:type="auto" w:w="0"/>
+        <w:tblLayout w:type="fixed"/>
+        <w:tblLook w:firstColumn="1" w:firstRow="1" w:lastColumn="0" w:lastRow="0" w:noHBand="0" w:noVBand="1" w:val="04A0"/>
+        <w:tblBorders>
+          <w:top w:val="single" w:sz="4" w:space="0" w:color="000000"/>
+          <w:left w:val="single" w:sz="4" w:space="0" w:color="000000"/>
+          <w:bottom w:val="single" w:sz="4" w:space="0" w:color="000000"/>
+          <w:right w:val="single" w:sz="4" w:space="0" w:color="000000"/>
+          <w:insideH w:val="single" w:sz="4" w:space="0" w:color="000000"/>
+          <w:insideV w:val="single" w:sz="4" w:space="0" w:color="000000"/>
+        </w:tblBorders>
+      </w:tblPr>
+      <w:tblGrid>
+        <w:gridCol w:w="1296"/>
+        <w:gridCol w:w="1440"/>
+        <w:gridCol w:w="1872"/>
+        <w:gridCol w:w="1872"/>
+        <w:gridCol w:w="2160"/>
+      </w:tblGrid>
+      <w:tr>
+        <w:tc>
+          <w:tcPr>
+            <w:tcW w:type="dxa" w:w="1296"/>
+          </w:tcPr>
+          <w:p>
+            <w:pPr>
+              <w:pStyle w:val="tablecolhead"/>
+              <w:jc w:val="center"/>
+            </w:pPr>
+            <w:r/>
+            <w:r>
+              <w:t>Structure</w:t>
+            </w:r>
+          </w:p>
+        </w:tc>
+        <w:tc>
+          <w:tcPr>
+            <w:tcW w:type="dxa" w:w="1440"/>
+          </w:tcPr>
+          <w:p>
+            <w:pPr>
+              <w:pStyle w:val="tablecolhead"/>
+              <w:jc w:val="center"/>
+            </w:pPr>
+            <w:r/>
+            <w:r>
+              <w:t>Operation</w:t>
+            </w:r>
+          </w:p>
+        </w:tc>
+        <w:tc>
+          <w:tcPr>
+            <w:tcW w:type="dxa" w:w="1872"/>
+          </w:tcPr>
+          <w:p>
+            <w:pPr>
+              <w:pStyle w:val="tablecolhead"/>
+              <w:jc w:val="center"/>
+            </w:pPr>
+            <w:r/>
+            <w:r>
+              <w:t>Mac ratio</w:t>
+            </w:r>
+          </w:p>
+        </w:tc>
+        <w:tc>
+          <w:tcPr>
+            <w:tcW w:type="dxa" w:w="1872"/>
+          </w:tcPr>
+          <w:p>
+            <w:pPr>
+              <w:pStyle w:val="tablecolhead"/>
+              <w:jc w:val="center"/>
+            </w:pPr>
+            <w:r/>
+            <w:r>
+              <w:t>Windows ratio</w:t>
+            </w:r>
+          </w:p>
+        </w:tc>
+        <w:tc>
+          <w:tcPr>
+            <w:tcW w:type="dxa" w:w="2160"/>
+          </w:tcPr>
+          <w:p>
+            <w:pPr>
+              <w:pStyle w:val="tablecolhead"/>
+              <w:jc w:val="center"/>
+            </w:pPr>
+            <w:r/>
+            <w:r>
+              <w:t>Win C++ / Mac C++</w:t>
+            </w:r>
+          </w:p>
+        </w:tc>
+      </w:tr>
+      <w:tr>
+        <w:tc>
+          <w:tcPr>
+            <w:tcW w:type="dxa" w:w="1296"/>
+          </w:tcPr>
+          <w:p>
+            <w:pPr>
+              <w:pStyle w:val="tablecopy"/>
+            </w:pPr>
+            <w:r/>
+            <w:r>
+              <w:t>Array</w:t>
+            </w:r>
+          </w:p>
+        </w:tc>
+        <w:tc>
+          <w:tcPr>
+            <w:tcW w:type="dxa" w:w="1440"/>
+          </w:tcPr>
+          <w:p>
+            <w:pPr>
+              <w:pStyle w:val="tablecopy"/>
+              <w:jc w:val="center"/>
+            </w:pPr>
+            <w:r/>
+            <w:r>
+              <w:t>Insert</w:t>
+            </w:r>
+          </w:p>
+        </w:tc>
+        <w:tc>
+          <w:tcPr>
+            <w:tcW w:type="dxa" w:w="1872"/>
+          </w:tcPr>
+          <w:p>
+            <w:pPr>
+              <w:pStyle w:val="tablecopy"/>
+              <w:jc w:val="center"/>
+            </w:pPr>
+            <w:r/>
+            <w:r>
+              <w:t>4.76x</w:t>
+            </w:r>
+          </w:p>
+        </w:tc>
+        <w:tc>
+          <w:tcPr>
+            <w:tcW w:type="dxa" w:w="1872"/>
+          </w:tcPr>
+          <w:p>
+            <w:pPr>
+              <w:pStyle w:val="tablecopy"/>
+              <w:jc w:val="center"/>
+            </w:pPr>
+            <w:r/>
+            <w:r>
+              <w:t>16.83x</w:t>
+            </w:r>
+          </w:p>
+        </w:tc>
+        <w:tc>
+          <w:tcPr>
+            <w:tcW w:type="dxa" w:w="2160"/>
+          </w:tcPr>
+          <w:p>
+            <w:pPr>
+              <w:pStyle w:val="tablecopy"/>
+              <w:jc w:val="center"/>
+            </w:pPr>
+            <w:r/>
+            <w:r>
+              <w:t>0.23x</w:t>
+            </w:r>
+          </w:p>
+        </w:tc>
+      </w:tr>
+      <w:tr>
+        <w:tc>
+          <w:tcPr>
+            <w:tcW w:type="dxa" w:w="1296"/>
+          </w:tcPr>
+          <w:p>
+            <w:pPr>
+              <w:pStyle w:val="tablecopy"/>
+            </w:pPr>
+            <w:r/>
+            <w:r>
+              <w:t>Array</w:t>
+            </w:r>
+          </w:p>
+        </w:tc>
+        <w:tc>
+          <w:tcPr>
+            <w:tcW w:type="dxa" w:w="1440"/>
+          </w:tcPr>
+          <w:p>
+            <w:pPr>
+              <w:pStyle w:val="tablecopy"/>
+              <w:jc w:val="center"/>
+            </w:pPr>
+            <w:r/>
+            <w:r>
+              <w:t>Search</w:t>
+            </w:r>
+          </w:p>
+        </w:tc>
+        <w:tc>
+          <w:tcPr>
+            <w:tcW w:type="dxa" w:w="1872"/>
+          </w:tcPr>
+          <w:p>
+            <w:pPr>
+              <w:pStyle w:val="tablecopy"/>
+              <w:jc w:val="center"/>
+            </w:pPr>
+            <w:r/>
+            <w:r>
+              <w:t>11.50x</w:t>
+            </w:r>
+          </w:p>
+        </w:tc>
+        <w:tc>
+          <w:tcPr>
+            <w:tcW w:type="dxa" w:w="1872"/>
+          </w:tcPr>
+          <w:p>
+            <w:pPr>
+              <w:pStyle w:val="tablecopy"/>
+              <w:jc w:val="center"/>
+            </w:pPr>
+            <w:r/>
+            <w:r>
+              <w:t>26.76x</w:t>
+            </w:r>
+          </w:p>
+        </w:tc>
+        <w:tc>
+          <w:tcPr>
+            <w:tcW w:type="dxa" w:w="2160"/>
+          </w:tcPr>
+          <w:p>
+            <w:pPr>
+              <w:pStyle w:val="tablecopy"/>
+              <w:jc w:val="center"/>
+            </w:pPr>
+            <w:r/>
+            <w:r>
+              <w:t>0.42x</w:t>
+            </w:r>
+          </w:p>
+        </w:tc>
+      </w:tr>
+      <w:tr>
+        <w:tc>
+          <w:tcPr>
+            <w:tcW w:type="dxa" w:w="1296"/>
+          </w:tcPr>
+          <w:p>
+            <w:pPr>
+              <w:pStyle w:val="tablecopy"/>
+            </w:pPr>
+            <w:r/>
+            <w:r>
+              <w:t>Array</w:t>
+            </w:r>
+          </w:p>
+        </w:tc>
+        <w:tc>
+          <w:tcPr>
+            <w:tcW w:type="dxa" w:w="1440"/>
+          </w:tcPr>
+          <w:p>
+            <w:pPr>
+              <w:pStyle w:val="tablecopy"/>
+              <w:jc w:val="center"/>
+            </w:pPr>
+            <w:r/>
+            <w:r>
+              <w:t>Delete</w:t>
+            </w:r>
+          </w:p>
+        </w:tc>
+        <w:tc>
+          <w:tcPr>
+            <w:tcW w:type="dxa" w:w="1872"/>
+          </w:tcPr>
+          <w:p>
+            <w:pPr>
+              <w:pStyle w:val="tablecopy"/>
+              <w:jc w:val="center"/>
+            </w:pPr>
+            <w:r/>
+            <w:r>
+              <w:t>15.30x</w:t>
+            </w:r>
+          </w:p>
+        </w:tc>
+        <w:tc>
+          <w:tcPr>
+            <w:tcW w:type="dxa" w:w="1872"/>
+          </w:tcPr>
+          <w:p>
+            <w:pPr>
+              <w:pStyle w:val="tablecopy"/>
+              <w:jc w:val="center"/>
+            </w:pPr>
+            <w:r/>
+            <w:r>
+              <w:t>35.37x</w:t>
+            </w:r>
+          </w:p>
+        </w:tc>
+        <w:tc>
+          <w:tcPr>
+            <w:tcW w:type="dxa" w:w="2160"/>
+          </w:tcPr>
+          <w:p>
+            <w:pPr>
+              <w:pStyle w:val="tablecopy"/>
+              <w:jc w:val="center"/>
+            </w:pPr>
+            <w:r/>
+            <w:r>
+              <w:t>0.51x</w:t>
+            </w:r>
+          </w:p>
+        </w:tc>
+      </w:tr>
+      <w:tr>
+        <w:tc>
+          <w:tcPr>
+            <w:tcW w:type="dxa" w:w="1296"/>
+          </w:tcPr>
+          <w:p>
+            <w:pPr>
+              <w:pStyle w:val="tablecopy"/>
+            </w:pPr>
+            <w:r/>
+            <w:r>
+              <w:t>Array</w:t>
+            </w:r>
+          </w:p>
+        </w:tc>
+        <w:tc>
+          <w:tcPr>
+            <w:tcW w:type="dxa" w:w="1440"/>
+          </w:tcPr>
+          <w:p>
+            <w:pPr>
+              <w:pStyle w:val="tablecopy"/>
+              <w:jc w:val="center"/>
+            </w:pPr>
+            <w:r/>
+            <w:r>
+              <w:t>Traverse</w:t>
+            </w:r>
+          </w:p>
+        </w:tc>
+        <w:tc>
+          <w:tcPr>
+            <w:tcW w:type="dxa" w:w="1872"/>
+          </w:tcPr>
+          <w:p>
+            <w:pPr>
+              <w:pStyle w:val="tablecopy"/>
+              <w:jc w:val="center"/>
+            </w:pPr>
+            <w:r/>
+            <w:r>
+              <w:t>91.68x</w:t>
+            </w:r>
+          </w:p>
+        </w:tc>
+        <w:tc>
+          <w:tcPr>
+            <w:tcW w:type="dxa" w:w="1872"/>
+          </w:tcPr>
+          <w:p>
+            <w:pPr>
+              <w:pStyle w:val="tablecopy"/>
+              <w:jc w:val="center"/>
+            </w:pPr>
+            <w:r/>
+            <w:r>
+              <w:t>12.14x</w:t>
+            </w:r>
+          </w:p>
+        </w:tc>
+        <w:tc>
+          <w:tcPr>
+            <w:tcW w:type="dxa" w:w="2160"/>
+          </w:tcPr>
+          <w:p>
+            <w:pPr>
+              <w:pStyle w:val="tablecopy"/>
+              <w:jc w:val="center"/>
+            </w:pPr>
+            <w:r/>
+            <w:r>
+              <w:t>5.32x</w:t>
+            </w:r>
+          </w:p>
+        </w:tc>
+      </w:tr>
+      <w:tr>
+        <w:tc>
+          <w:tcPr>
+            <w:tcW w:type="dxa" w:w="1296"/>
+          </w:tcPr>
+          <w:p>
+            <w:pPr>
+              <w:pStyle w:val="tablecopy"/>
+            </w:pPr>
+            <w:r/>
+            <w:r>
+              <w:t>Linked</w:t>
+            </w:r>
+          </w:p>
+        </w:tc>
+        <w:tc>
+          <w:tcPr>
+            <w:tcW w:type="dxa" w:w="1440"/>
+          </w:tcPr>
+          <w:p>
+            <w:pPr>
+              <w:pStyle w:val="tablecopy"/>
+              <w:jc w:val="center"/>
+            </w:pPr>
+            <w:r/>
+            <w:r>
+              <w:t>Insert</w:t>
+            </w:r>
+          </w:p>
+        </w:tc>
+        <w:tc>
+          <w:tcPr>
+            <w:tcW w:type="dxa" w:w="1872"/>
+          </w:tcPr>
+          <w:p>
+            <w:pPr>
+              <w:pStyle w:val="tablecopy"/>
+              <w:jc w:val="center"/>
+            </w:pPr>
+            <w:r/>
+            <w:r>
+              <w:t>15.69x</w:t>
+            </w:r>
+          </w:p>
+        </w:tc>
+        <w:tc>
+          <w:tcPr>
+            <w:tcW w:type="dxa" w:w="1872"/>
+          </w:tcPr>
+          <w:p>
+            <w:pPr>
+              <w:pStyle w:val="tablecopy"/>
+              <w:jc w:val="center"/>
+            </w:pPr>
+            <w:r/>
+            <w:r>
+              <w:t>5.28x</w:t>
+            </w:r>
+          </w:p>
+        </w:tc>
+        <w:tc>
+          <w:tcPr>
+            <w:tcW w:type="dxa" w:w="2160"/>
+          </w:tcPr>
+          <w:p>
+            <w:pPr>
+              <w:pStyle w:val="tablecopy"/>
+              <w:jc w:val="center"/>
+            </w:pPr>
+            <w:r/>
+            <w:r>
+              <w:t>2.77x</w:t>
+            </w:r>
+          </w:p>
+        </w:tc>
+      </w:tr>
+      <w:tr>
+        <w:tc>
+          <w:tcPr>
+            <w:tcW w:type="dxa" w:w="1296"/>
+          </w:tcPr>
+          <w:p>
+            <w:pPr>
+              <w:pStyle w:val="tablecopy"/>
+            </w:pPr>
+            <w:r/>
+            <w:r>
+              <w:t>Linked</w:t>
+            </w:r>
+          </w:p>
+        </w:tc>
+        <w:tc>
+          <w:tcPr>
+            <w:tcW w:type="dxa" w:w="1440"/>
+          </w:tcPr>
+          <w:p>
+            <w:pPr>
+              <w:pStyle w:val="tablecopy"/>
+              <w:jc w:val="center"/>
+            </w:pPr>
+            <w:r/>
+            <w:r>
+              <w:t>Search</w:t>
+            </w:r>
+          </w:p>
+        </w:tc>
+        <w:tc>
+          <w:tcPr>
+            <w:tcW w:type="dxa" w:w="1872"/>
+          </w:tcPr>
+          <w:p>
+            <w:pPr>
+              <w:pStyle w:val="tablecopy"/>
+              <w:jc w:val="center"/>
+            </w:pPr>
+            <w:r/>
+            <w:r>
+              <w:t>21.59x</w:t>
+            </w:r>
+          </w:p>
+        </w:tc>
+        <w:tc>
+          <w:tcPr>
+            <w:tcW w:type="dxa" w:w="1872"/>
+          </w:tcPr>
+          <w:p>
+            <w:pPr>
+              <w:pStyle w:val="tablecopy"/>
+              <w:jc w:val="center"/>
+            </w:pPr>
+            <w:r/>
+            <w:r>
+              <w:t>10.78x</w:t>
+            </w:r>
+          </w:p>
+        </w:tc>
+        <w:tc>
+          <w:tcPr>
+            <w:tcW w:type="dxa" w:w="2160"/>
+          </w:tcPr>
+          <w:p>
+            <w:pPr>
+              <w:pStyle w:val="tablecopy"/>
+              <w:jc w:val="center"/>
+            </w:pPr>
+            <w:r/>
+            <w:r>
+              <w:t>1.74x</w:t>
+            </w:r>
+          </w:p>
+        </w:tc>
+      </w:tr>
+      <w:tr>
+        <w:tc>
+          <w:tcPr>
+            <w:tcW w:type="dxa" w:w="1296"/>
+          </w:tcPr>
+          <w:p>
+            <w:pPr>
+              <w:pStyle w:val="tablecopy"/>
+            </w:pPr>
+            <w:r/>
+            <w:r>
+              <w:t>Linked</w:t>
+            </w:r>
+          </w:p>
+        </w:tc>
+        <w:tc>
+          <w:tcPr>
+            <w:tcW w:type="dxa" w:w="1440"/>
+          </w:tcPr>
+          <w:p>
+            <w:pPr>
+              <w:pStyle w:val="tablecopy"/>
+              <w:jc w:val="center"/>
+            </w:pPr>
+            <w:r/>
+            <w:r>
+              <w:t>Delete</w:t>
+            </w:r>
+          </w:p>
+        </w:tc>
+        <w:tc>
+          <w:tcPr>
+            <w:tcW w:type="dxa" w:w="1872"/>
+          </w:tcPr>
+          <w:p>
+            <w:pPr>
+              <w:pStyle w:val="tablecopy"/>
+              <w:jc w:val="center"/>
+            </w:pPr>
+            <w:r/>
+            <w:r>
+              <w:t>20.52x</w:t>
+            </w:r>
+          </w:p>
+        </w:tc>
+        <w:tc>
+          <w:tcPr>
+            <w:tcW w:type="dxa" w:w="1872"/>
+          </w:tcPr>
+          <w:p>
+            <w:pPr>
+              <w:pStyle w:val="tablecopy"/>
+              <w:jc w:val="center"/>
+            </w:pPr>
+            <w:r/>
+            <w:r>
+              <w:t>11.50x</w:t>
+            </w:r>
+          </w:p>
+        </w:tc>
+        <w:tc>
+          <w:tcPr>
+            <w:tcW w:type="dxa" w:w="2160"/>
+          </w:tcPr>
+          <w:p>
+            <w:pPr>
+              <w:pStyle w:val="tablecopy"/>
+              <w:jc w:val="center"/>
+            </w:pPr>
+            <w:r/>
+            <w:r>
+              <w:t>1.78x</w:t>
+            </w:r>
+          </w:p>
+        </w:tc>
+      </w:tr>
+      <w:tr>
+        <w:tc>
+          <w:tcPr>
+            <w:tcW w:type="dxa" w:w="1296"/>
+          </w:tcPr>
+          <w:p>
+            <w:pPr>
+              <w:pStyle w:val="tablecopy"/>
+            </w:pPr>
+            <w:r/>
+            <w:r>
+              <w:t>Linked</w:t>
+            </w:r>
+          </w:p>
+        </w:tc>
+        <w:tc>
+          <w:tcPr>
+            <w:tcW w:type="dxa" w:w="1440"/>
+          </w:tcPr>
+          <w:p>
+            <w:pPr>
+              <w:pStyle w:val="tablecopy"/>
+              <w:jc w:val="center"/>
+            </w:pPr>
+            <w:r/>
+            <w:r>
+              <w:t>Traverse</w:t>
+            </w:r>
+          </w:p>
+        </w:tc>
+        <w:tc>
+          <w:tcPr>
+            <w:tcW w:type="dxa" w:w="1872"/>
+          </w:tcPr>
+          <w:p>
+            <w:pPr>
+              <w:pStyle w:val="tablecopy"/>
+              <w:jc w:val="center"/>
+            </w:pPr>
+            <w:r/>
+            <w:r>
+              <w:t>24.91x</w:t>
+            </w:r>
+          </w:p>
+        </w:tc>
+        <w:tc>
+          <w:tcPr>
+            <w:tcW w:type="dxa" w:w="1872"/>
+          </w:tcPr>
+          <w:p>
+            <w:pPr>
+              <w:pStyle w:val="tablecopy"/>
+              <w:jc w:val="center"/>
+            </w:pPr>
+            <w:r/>
+            <w:r>
+              <w:t>12.05x</w:t>
+            </w:r>
+          </w:p>
+        </w:tc>
+        <w:tc>
+          <w:tcPr>
+            <w:tcW w:type="dxa" w:w="2160"/>
+          </w:tcPr>
+          <w:p>
+            <w:pPr>
+              <w:pStyle w:val="tablecopy"/>
+              <w:jc w:val="center"/>
+            </w:pPr>
+            <w:r/>
+            <w:r>
+              <w:t>1.73x</w:t>
+            </w:r>
+          </w:p>
+        </w:tc>
+      </w:tr>
+      <w:tr>
+        <w:tc>
+          <w:tcPr>
+            <w:tcW w:type="dxa" w:w="1296"/>
+          </w:tcPr>
+          <w:p>
+            <w:pPr>
+              <w:pStyle w:val="tablecopy"/>
+            </w:pPr>
+            <w:r/>
+            <w:r>
+              <w:t>Hash</w:t>
+            </w:r>
+          </w:p>
+        </w:tc>
+        <w:tc>
+          <w:tcPr>
+            <w:tcW w:type="dxa" w:w="1440"/>
+          </w:tcPr>
+          <w:p>
+            <w:pPr>
+              <w:pStyle w:val="tablecopy"/>
+              <w:jc w:val="center"/>
+            </w:pPr>
+            <w:r/>
+            <w:r>
+              <w:t>Insert</w:t>
+            </w:r>
+          </w:p>
+        </w:tc>
+        <w:tc>
+          <w:tcPr>
+            <w:tcW w:type="dxa" w:w="1872"/>
+          </w:tcPr>
+          <w:p>
+            <w:pPr>
+              <w:pStyle w:val="tablecopy"/>
+              <w:jc w:val="center"/>
+            </w:pPr>
+            <w:r/>
+            <w:r>
+              <w:t>2.23x</w:t>
+            </w:r>
+          </w:p>
+        </w:tc>
+        <w:tc>
+          <w:tcPr>
+            <w:tcW w:type="dxa" w:w="1872"/>
+          </w:tcPr>
+          <w:p>
+            <w:pPr>
+              <w:pStyle w:val="tablecopy"/>
+              <w:jc w:val="center"/>
+            </w:pPr>
+            <w:r/>
+            <w:r>
+              <w:t>1.53x</w:t>
+            </w:r>
+          </w:p>
+        </w:tc>
+        <w:tc>
+          <w:tcPr>
+            <w:tcW w:type="dxa" w:w="2160"/>
+          </w:tcPr>
+          <w:p>
+            <w:pPr>
+              <w:pStyle w:val="tablecopy"/>
+              <w:jc w:val="center"/>
+            </w:pPr>
+            <w:r/>
+            <w:r>
+              <w:t>2.50x</w:t>
+            </w:r>
+          </w:p>
+        </w:tc>
+      </w:tr>
+      <w:tr>
+        <w:tc>
+          <w:tcPr>
+            <w:tcW w:type="dxa" w:w="1296"/>
+          </w:tcPr>
+          <w:p>
+            <w:pPr>
+              <w:pStyle w:val="tablecopy"/>
+            </w:pPr>
+            <w:r/>
+            <w:r>
+              <w:t>Hash</w:t>
+            </w:r>
+          </w:p>
+        </w:tc>
+        <w:tc>
+          <w:tcPr>
+            <w:tcW w:type="dxa" w:w="1440"/>
+          </w:tcPr>
+          <w:p>
+            <w:pPr>
+              <w:pStyle w:val="tablecopy"/>
+              <w:jc w:val="center"/>
+            </w:pPr>
+            <w:r/>
+            <w:r>
+              <w:t>Search</w:t>
+            </w:r>
+          </w:p>
+        </w:tc>
+        <w:tc>
+          <w:tcPr>
+            <w:tcW w:type="dxa" w:w="1872"/>
+          </w:tcPr>
+          <w:p>
+            <w:pPr>
+              <w:pStyle w:val="tablecopy"/>
+              <w:jc w:val="center"/>
+            </w:pPr>
+            <w:r/>
+            <w:r>
+              <w:t>13.57x</w:t>
+            </w:r>
+          </w:p>
+        </w:tc>
+        <w:tc>
+          <w:tcPr>
+            <w:tcW w:type="dxa" w:w="1872"/>
+          </w:tcPr>
+          <w:p>
+            <w:pPr>
+              <w:pStyle w:val="tablecopy"/>
+              <w:jc w:val="center"/>
+            </w:pPr>
+            <w:r/>
+            <w:r>
+              <w:t>12.42x</w:t>
+            </w:r>
+          </w:p>
+        </w:tc>
+        <w:tc>
+          <w:tcPr>
+            <w:tcW w:type="dxa" w:w="2160"/>
+          </w:tcPr>
+          <w:p>
+            <w:pPr>
+              <w:pStyle w:val="tablecopy"/>
+              <w:jc w:val="center"/>
+            </w:pPr>
+            <w:r/>
+            <w:r>
+              <w:t>1.34x</w:t>
+            </w:r>
+          </w:p>
+        </w:tc>
+      </w:tr>
+      <w:tr>
+        <w:tc>
+          <w:tcPr>
+            <w:tcW w:type="dxa" w:w="1296"/>
+          </w:tcPr>
+          <w:p>
+            <w:pPr>
+              <w:pStyle w:val="tablecopy"/>
+            </w:pPr>
+            <w:r/>
+            <w:r>
+              <w:t>Hash</w:t>
+            </w:r>
+          </w:p>
+        </w:tc>
+        <w:tc>
+          <w:tcPr>
+            <w:tcW w:type="dxa" w:w="1440"/>
+          </w:tcPr>
+          <w:p>
+            <w:pPr>
+              <w:pStyle w:val="tablecopy"/>
+              <w:jc w:val="center"/>
+            </w:pPr>
+            <w:r/>
+            <w:r>
+              <w:t>Delete</w:t>
+            </w:r>
+          </w:p>
+        </w:tc>
+        <w:tc>
+          <w:tcPr>
+            <w:tcW w:type="dxa" w:w="1872"/>
+          </w:tcPr>
+          <w:p>
+            <w:pPr>
+              <w:pStyle w:val="tablecopy"/>
+              <w:jc w:val="center"/>
+            </w:pPr>
+            <w:r/>
+            <w:r>
+              <w:t>1.86x</w:t>
+            </w:r>
+          </w:p>
+        </w:tc>
+        <w:tc>
+          <w:tcPr>
+            <w:tcW w:type="dxa" w:w="1872"/>
+          </w:tcPr>
+          <w:p>
+            <w:pPr>
+              <w:pStyle w:val="tablecopy"/>
+              <w:jc w:val="center"/>
+            </w:pPr>
+            <w:r/>
+            <w:r>
+              <w:t>1.69x</w:t>
+            </w:r>
+          </w:p>
+        </w:tc>
+        <w:tc>
+          <w:tcPr>
+            <w:tcW w:type="dxa" w:w="2160"/>
+          </w:tcPr>
+          <w:p>
+            <w:pPr>
+              <w:pStyle w:val="tablecopy"/>
+              <w:jc w:val="center"/>
+            </w:pPr>
+            <w:r/>
+            <w:r>
+              <w:t>1.40x</w:t>
+            </w:r>
+          </w:p>
+        </w:tc>
+      </w:tr>
+      <w:tr>
+        <w:tc>
+          <w:tcPr>
+            <w:tcW w:type="dxa" w:w="1296"/>
+          </w:tcPr>
+          <w:p>
+            <w:pPr>
+              <w:pStyle w:val="tablecopy"/>
+            </w:pPr>
+            <w:r/>
+            <w:r>
+              <w:t>Hash</w:t>
+            </w:r>
+          </w:p>
+        </w:tc>
+        <w:tc>
+          <w:tcPr>
+            <w:tcW w:type="dxa" w:w="1440"/>
+          </w:tcPr>
+          <w:p>
+            <w:pPr>
+              <w:pStyle w:val="tablecopy"/>
+              <w:jc w:val="center"/>
+            </w:pPr>
+            <w:r/>
+            <w:r>
+              <w:t>Traverse</w:t>
+            </w:r>
+          </w:p>
+        </w:tc>
+        <w:tc>
+          <w:tcPr>
+            <w:tcW w:type="dxa" w:w="1872"/>
+          </w:tcPr>
+          <w:p>
+            <w:pPr>
+              <w:pStyle w:val="tablecopy"/>
+              <w:jc w:val="center"/>
+            </w:pPr>
+            <w:r/>
+            <w:r>
+              <w:t>3.68x</w:t>
+            </w:r>
+          </w:p>
+        </w:tc>
+        <w:tc>
+          <w:tcPr>
+            <w:tcW w:type="dxa" w:w="1872"/>
+          </w:tcPr>
+          <w:p>
+            <w:pPr>
+              <w:pStyle w:val="tablecopy"/>
+              <w:jc w:val="center"/>
+            </w:pPr>
+            <w:r/>
+            <w:r>
+              <w:t>1.66x</w:t>
+            </w:r>
+          </w:p>
+        </w:tc>
+        <w:tc>
+          <w:tcPr>
+            <w:tcW w:type="dxa" w:w="2160"/>
+          </w:tcPr>
+          <w:p>
+            <w:pPr>
+              <w:pStyle w:val="tablecopy"/>
+              <w:jc w:val="center"/>
+            </w:pPr>
+            <w:r/>
+            <w:r>
+              <w:t>1.85x</w:t>
+            </w:r>
+          </w:p>
+        </w:tc>
+      </w:tr>
+    </w:tbl>
+    <w:p>
+      <w:pPr>
+        <w:spacing w:after="120"/>
+      </w:pPr>
+    </w:p>
+    <w:p>
+      <w:pPr>
+        <w:sectPr>
+          <w:type w:val="continuous"/>
+          <w:pgSz w:w="12240" w:h="15840" w:code="1"/>
+          <w:pgMar w:top="1080" w:right="907" w:bottom="1440" w:left="907" w:header="720" w:footer="720" w:gutter="0"/>
+          <w:cols w:space="720"/>
+          <w:docGrid w:linePitch="360"/>
+        </w:sectPr>
+      </w:pPr>
+    </w:p>
+    <w:p>
+      <w:pPr>
+        <w:pStyle w:val="BodyText"/>
+      </w:pPr>
+      <w:r>
+        <w:t>C++ was faster than Python in all twelve structure-operation combinations on both machines -- the study's central qualitative finding held under a different processor architecture (Apple Silicon ARM64 vs. x86-64), operating system and C++ toolchain. The magnitude did not transfer as cleanly. Array traversal's extreme 91.68x Mac ratio -- already flagged in Section III-D as resolution-limited, a sub-microsecond C++ median vulnerable to timer quantisation -- shrank to a still-substantial but far less extreme 12.14x on Windows, consistent with that caveat rather than contradicting it. The linked structure moved the other way: C++ itself ran 1.7-2.8x slower on Windows/MinGW than on the Mac for every linked operation (rightmost column), narrowing the Windows Python/C++ ratio relative to the Mac's; this is plausibly a toolchain or allocator difference between MinGW's libstdc++ and Apple's libc++, but was not investigated further and is left as future work. Hash gave the most stable ratios across machines. One additional machine does not establish that the study's exact magnitudes generalise to arbitrary hardware, but the central claim -- C++ consistently faster than Python across these operations -- no longer rests on a single machine's measurements alone.</w:t>
+      </w:r>
+    </w:p>
+    <w:p>
+      <w:pPr>
         <w:pStyle w:val="Heading1"/>
       </w:pPr>
       <w:r>
@@ -6354,7 +7440,7 @@
         <w:pStyle w:val="BodyText"/>
       </w:pPr>
       <w:r>
-        <w:t>One Apple M2 laptop, one Python version and one C++ toolchain cannot represent other processors, operating systems, compilers or runtime configurations; no independent second system has reproduced any part of this study. Only four sizes were examined. Section IV-H adds a second, ascending-sorted input family alongside the primary deterministic shuffle, but two families remain a small basis for claims about input-distribution robustness in general. Ten repetitions support descriptive stability but not broad population inference. Java was not executed in the primary 23 August 2026 session because no working JDK was available; Section IV-F reports a supplementary Java run added on 25 August 2026 using a subsequently installed JDK on the same machine, so that check still shares this section's single-machine limitation. The conclusions are therefore restricted to this environment and protocol.</w:t>
+        <w:t>One Apple M2 laptop, one Python version and one C++ toolchain cannot represent every processor, operating system, compiler or runtime configuration. Section IV-I reproduced the primary comparison on one independent Windows machine and found the qualitative direction held everywhere, but the exact magnitudes did not transfer cleanly -- one additional machine still leaves broad hardware generalisation untested. Only four sizes were examined. Section IV-H adds a second, ascending-sorted input family alongside the primary deterministic shuffle, but two families remain a small basis for claims about input-distribution robustness in general. Ten repetitions support descriptive stability but not broad population inference. Java was not executed in the primary 23 August 2026 session because no working JDK was available; Section IV-F reports a supplementary Java run added on 25 August 2026 using a subsequently installed JDK on the same machine, so that check still shares the Mac's single-machine limitation. The conclusions are therefore restricted to this environment and protocol, now partially cross-checked rather than resting on it alone.</w:t>
       </w:r>
     </w:p>
     <w:p>
@@ -6370,7 +7456,7 @@
         <w:pStyle w:val="BodyText"/>
       </w:pPr>
       <w:r>
-        <w:t>This reproducible Mac pilot showed that theoretical growth and observed runtime can be taught together. Sequential search and deletion batches grew close to quadratically when both collection size and operation count increased, while hash batches grew close to linearly. Python and C++ showed substantial but operation-dependent runtime differences, and all correctness outputs agreed. A supplementary Java run showed that a JIT-compiled, managed-runtime language does not sit uniformly between the interpreted and compiled extremes, slower than Python on four of the twelve structure-operation combinations despite being faster overall; the run also exposed measurement dispersion far higher than the primary design's, a methodological finding in its own right. The study also exposed a measurement weakness: several optimized C++ workloads were too short for reliable single-shot timing.</w:t>
+        <w:t>This reproducible pilot showed that theoretical growth and observed runtime can be taught together. Sequential search and deletion batches grew close to quadratically when both collection size and operation count increased, while hash batches grew close to linearly. Python and C++ showed substantial but operation-dependent runtime differences, and all correctness outputs agreed. A supplementary Java run showed that a JIT-compiled, managed-runtime language does not sit uniformly between the interpreted and compiled extremes, slower than Python on four of the twelve structure-operation combinations despite being faster overall; the run also exposed measurement dispersion far higher than the primary design's, a methodological finding in its own right. An independent Windows reproduction (Section IV-I) then confirmed the central Python/C++ comparison holds outside the original Mac, even as the exact magnitudes shifted. The study also exposed a measurement weakness: several optimized C++ workloads were too short for reliable single-shot timing.</w:t>
       </w:r>
     </w:p>
     <w:p>
@@ -6378,7 +7464,7 @@
         <w:pStyle w:val="BodyText"/>
       </w:pPr>
       <w:r>
-        <w:t>This revision closed four of the six original future-work items within a single Mac's reach: Section IV-F added Java as a third language; Section IV-G resolved the sub-microsecond timing caveat for read-only operations through calibrated batching; and Section IV-H added peak memory, two coarse hardware counters, a thermal/power snapshot and a second input-distribution family -- the last of which surfaced a genuine new finding, that C++ insertion, unlike search, deletion and traversal, responds substantially to input order.</w:t>
+        <w:t>This revision closed five of the six original future-work items: Section IV-F added Java as a third language; Section IV-G resolved the sub-microsecond timing caveat for read-only operations through calibrated batching; Section IV-H added peak memory, two coarse hardware counters, a thermal/power snapshot and a second input-distribution family -- the last of which surfaced a genuine new finding, that C++ insertion, unlike search, deletion and traversal, responds substantially to input order; and Section IV-I reproduced the study on an independently owned second machine, holding the qualitative direction in all twelve combinations while revealing that the magnitudes do not transfer cleanly across hardware and toolchain.</w:t>
       </w:r>
     </w:p>
     <w:p>
@@ -6392,7 +7478,7 @@
         <w:t xml:space="preserve">Future scope: </w:t>
       </w:r>
       <w:r>
-        <w:t>Three extensions define the next study rather than this one's shortfall: batching the mutating insert and delete operations to explain the input-order sensitivity Section IV-H surfaced -- harder than the read-only case, since it requires rebuilding the container between batches; reproducing this protocol on an independent second system; and measuring literal L1/L2/L3 cache hit and miss counts, which require Linux perf and are unavailable on this Mac. Each should be reported as new evidence, not combined silently with the present data.</w:t>
+        <w:t>Two extensions define the next study rather than this one's shortfall: batching the mutating insert and delete operations to explain the input-order sensitivity Section IV-H surfaced -- harder than the read-only case, since it requires rebuilding the container between batches; and measuring literal L1/L2/L3 cache hit and miss counts, which require Linux perf and were unavailable on either machine used here. Each should be reported as new evidence, not combined silently with the present data.</w:t>
       </w:r>
     </w:p>
     <w:p>
@@ -6458,7 +7544,7 @@
         <w:t xml:space="preserve">Data and Code Availability: </w:t>
       </w:r>
       <w:r>
-        <w:t>The repository contains the dataset generator, Python, C++ and Java implementations, validation tests, execution configuration, raw CSV records and analysis scripts. The raw combined CSV contains 240 records (SHA-256: c86df6732b7e5e78e7a71d6b72ae65535b648b10ccb4c39255a4652018ed3dff); the supplementary construct-validity check adds 40 further records (SHA-256: ccffc4c004456ee9474ce36489e7bb7c6dacb9bb2b3dfb96ba6e0108c1965bf8); the supplementary Java run adds 120 further records (SHA-256: a925f8e56720fb234324b4bed00328c1643feb8e741eb44e9f7c1cc3ec705ea2); the calibrated-batching supplement adds 80 further records (SHA-256: 243ff2cd1301c90169059664a4ded1584e060dc7aaa00e1ad497304d2a1e92f9); the resource-usage supplement adds 36 process-level records (SHA-256: 3d784871cf9e68e5440b0b06f71828fe4fb25f1a8ccf674e7aff00dde2bb0a4e); and the second-distribution supplement adds 360 further records (SHA-256: 8082b52d4b6b90ee8ce47d1c3169e869a89494cf79181d68f68e72ccb273d5dc). The repository is publicly available at https://github.com/maheshchudaman/beyond-big-o-research and is archived on Zenodo with concept DOI 10.5281/zenodo.22089928.</w:t>
+        <w:t>The repository contains the dataset generator, Python, C++ and Java implementations, validation tests, execution configuration, raw CSV records and analysis scripts. The raw combined CSV contains 240 records (SHA-256: c86df6732b7e5e78e7a71d6b72ae65535b648b10ccb4c39255a4652018ed3dff); the supplementary construct-validity check adds 40 further records (SHA-256: ccffc4c004456ee9474ce36489e7bb7c6dacb9bb2b3dfb96ba6e0108c1965bf8); the supplementary Java run adds 120 further records (SHA-256: a925f8e56720fb234324b4bed00328c1643feb8e741eb44e9f7c1cc3ec705ea2); the calibrated-batching supplement adds 80 further records (SHA-256: 243ff2cd1301c90169059664a4ded1584e060dc7aaa00e1ad497304d2a1e92f9); the resource-usage supplement adds 36 process-level records (SHA-256: 3d784871cf9e68e5440b0b06f71828fe4fb25f1a8ccf674e7aff00dde2bb0a4e); the second-distribution supplement adds 360 further records (SHA-256: 8082b52d4b6b90ee8ce47d1c3169e869a89494cf79181d68f68e72ccb273d5dc); and the independent Windows reproduction adds 240 further records (SHA-256: bb8e7df67be539ff812c8175bfe77946d6ec3d069ac9757fa883be7b4596368e). The repository is publicly available at https://github.com/maheshchudaman/beyond-big-o-research and is archived on Zenodo with concept DOI 10.5281/zenodo.22089928.</w:t>
       </w:r>
     </w:p>
     <w:p>

--- a/paper/ijacsa/Beyond_Big_O_IJACSA_Ready.docx
+++ b/paper/ijacsa/Beyond_Big_O_IJACSA_Ready.docx
@@ -72,7 +72,7 @@
         <w:pStyle w:val="03Abstract"/>
       </w:pPr>
       <w:r>
-        <w:t>Abstract—Asymptotic analysis predicts how algorithmic cost grows, but it does not capture language-runtime overhead, container representation or allocation constants that influence observed execution time. This pilot study compared dynamic arrays, linked structures and hash tables under identical build, search, deletion and traversal workloads in Python 3.13 and optimized C++17. Experiments were executed on an Apple M2 MacBook Air with 8 GB memory and macOS 26.5.2. Four input sizes (1,000-25,000) were tested using three warm-ups and ten recorded repetitions, yielding 240 measurement records. At n = 25,000, median Python runtimes were 1.86-91.68 times the corresponding C++ medians across the twelve structure-operation combinations; the upper end is submicrosecond and resolution-limited. Batched search and deletion exhibited empirical scaling exponents near 1.85-2.00, since collection size and operation count both grew with n; hash workloads were closer to linear. All implementations produced identical search-hit counts and post-deletion checksums, including supplementary checks with a singly-linked std::forward_list and a third language, Java; both reproduced the same pattern. Java was slower than Python on four of the twelve combinations, and its measurement dispersion was far higher than the primary design's (median CV 38.6% versus 4.0%), so only the low-dispersion combinations (1.49x-1.64x) support a precise ratio. A separate Windows reproduction confirmed C++ was faster than Python throughout, though magnitudes varied by operation. The findings support teaching Big-O together with implementation-aware measurement, while the small two-machine sample, absence of cache-miss counters, and submicrosecond C++ measurements keep the work a pilot rather than a final general-purpose benchmark.</w:t>
+        <w:t>Abstract—Asymptotic analysis predicts how algorithmic cost grows, but it does not capture language-runtime overhead, container representation or allocation constants that influence observed execution time. This pilot study compared dynamic arrays, linked structures and hash tables under identical build, search, deletion and traversal workloads in Python 3.13 and optimized C++17. Experiments were executed on an Apple M2 MacBook Air with 8 GB memory and macOS 26.5.2. Four input sizes (1,000-25,000) were tested using three warm-ups and ten recorded repetitions, yielding 240 measurement records. At n = 25,000, median Python runtimes were 1.86-91.68 times the corresponding C++ medians across the twelve structure-operation combinations; the upper end reflects a submicrosecond, resolution-limited C++ median. Batched search and deletion exhibited empirical scaling exponents near 1.85-2.00, since collection size and operation count both grew with n; hash workloads were closer to linear. All implementations produced identical search-hit counts and post-deletion checksums, including supplementary checks with a singly-linked std::forward_list and a third language, Java; both reproduced the same pattern. Java was slower than Python on four of the twelve combinations, and its measurement dispersion was far higher than the primary design's (median CV 38.6% versus 4.0%), so only the low-dispersion combinations (1.49x-1.64x) support a precise ratio. A separate Windows reproduction confirmed C++ was faster than Python throughout, though magnitudes varied by operation. The findings support teaching Big-O together with implementation-aware measurement, while the small two-machine sample, absence of cache-miss counters, and submicrosecond C++ measurements keep the work a pilot rather than a final general-purpose benchmark.</w:t>
       </w:r>
     </w:p>
     <w:p>
@@ -288,7 +288,7 @@
         <w:pStyle w:val="11BulletList"/>
       </w:pPr>
       <w:r>
-        <w:t>Peak-memory, coarse hardware-counter and second-input-distribution supplements that close four of the six original future-work items within a single Mac's reach.</w:t>
+        <w:t>Peak-memory, coarse hardware-counter and second-input-distribution supplements that close four further items from the original future-work list within a single Mac's reach.</w:t>
       </w:r>
     </w:p>
     <w:p>
@@ -296,7 +296,7 @@
         <w:pStyle w:val="11BulletList"/>
       </w:pPr>
       <w:r>
-        <w:t>An independent reproduction on a second, separately owned Windows machine, testing whether the primary Python/C++ comparison is an Apple Silicon artifact rather than leaving single-machine scope as an unaddressed limitation.</w:t>
+        <w:t>An independent reproduction on a second, separately owned Windows machine -- closing the fifth of the six original future-work items -- testing whether the primary Python/C++ comparison is an Apple Silicon artifact rather than leaving single-machine scope as an unaddressed limitation.</w:t>
       </w:r>
     </w:p>
     <w:p>
@@ -5949,7 +5949,7 @@
         <w:pStyle w:val="BodyText"/>
       </w:pPr>
       <w:r>
-        <w:t>A second input-distribution family (ascending-sorted values, same seed and query/delete fractions as the primary shuffled family, differing only in build order) was re-run across all three languages, structures and sizes, cross-language-correctness-verified at every point. Search, deletion and traversal medians agreed within roughly 20% between the two distributions for C++ and Python at every structure, supporting the external validity of those findings beyond the one distribution used throughout the rest of the paper. Insertion did not: C++ insertion differed by more than 20% in both directions across all three structures (Table below), a pattern reproduced across three independent process invocations for the array case and therefore not attributable to single-run noise. This is not explained by the study's timing-boundary design, since dataset parsing is explicitly excluded from the timed region; root-causing it, for example by checking allocator or page-fault behaviour under each build order, is left for future work. Java's distribution comparisons additionally inherit the high measurement dispersion already established for fast Java operations in Section IV-F and are not reported here for that reason.</w:t>
+        <w:t>A second input-distribution family (ascending-sorted values, same seed and query/delete fractions as the primary shuffled family, differing only in build order) was re-run across all three languages, structures and sizes, cross-language-correctness-verified at every point. Search, deletion and traversal medians agreed within roughly 20% between the two distributions for C++ and Python at every structure, supporting the external validity of those findings beyond the one distribution used throughout the rest of the paper. Insertion did not: C++ insertion differed by more than 20% in both directions across all three structures (Table VIII), a pattern reproduced across three independent process invocations for the array case and therefore not attributable to single-run noise. This is not explained by the study's timing-boundary design, since dataset parsing is explicitly excluded from the timed region; root-causing it, for example by checking allocator or page-fault behaviour under each build order, is left for future work. Java's distribution comparisons additionally inherit the high measurement dispersion already established for fast Java operations in Section IV-F and are not reported here for that reason.</w:t>
       </w:r>
     </w:p>
     <w:p>
@@ -7558,7 +7558,7 @@
         <w:t xml:space="preserve">Generative AI Use: </w:t>
       </w:r>
       <w:r>
-        <w:t>Generative AI (Codex/Claude) assisted with repository scaffolding, code review, execution orchestration, analysis scripting and manuscript drafting. All numerical claims were generated programmatically from the preserved raw CSV; no measurements were fabricated. The named authors independently verified the code, results, citations and wording, and take full responsibility for the content.</w:t>
+        <w:t>Generative AI (Codex/Claude) assisted with repository scaffolding, code review, execution orchestration, analysis scripting and manuscript drafting, including the independent Windows reproduction supplement (Section IV-I), which was executed by the second author on his own machine, not by the AI assistant. All numerical claims were generated programmatically from the preserved raw CSV; no measurements were fabricated. Before submission, the named authors must independently verify the code, results, citations and wording, and take full responsibility for the content.</w:t>
       </w:r>
     </w:p>
     <w:p>

--- a/paper/ijacsa/Beyond_Big_O_IJACSA_Ready.docx
+++ b/paper/ijacsa/Beyond_Big_O_IJACSA_Ready.docx
@@ -7558,7 +7558,7 @@
         <w:t xml:space="preserve">Generative AI Use: </w:t>
       </w:r>
       <w:r>
-        <w:t>Generative AI (Codex/Claude) assisted with repository scaffolding, code review, execution orchestration, analysis scripting and manuscript drafting, including the independent Windows reproduction supplement (Section IV-I), which was executed by the second author on his own machine, not by the AI assistant. All numerical claims were generated programmatically from the preserved raw CSV; no measurements were fabricated. Before submission, the named authors must independently verify the code, results, citations and wording, and take full responsibility for the content.</w:t>
+        <w:t>Generative AI (Codex/Claude) assisted with repository scaffolding, code review, execution orchestration, analysis scripting and manuscript drafting, including the independent Windows reproduction supplement (Section IV-I), which was executed by the second author on his own machine, not by the AI assistant. All numerical claims were generated programmatically from the preserved raw CSV; no measurements were fabricated. The named authors have independently verified the code, results, citations and wording, and take full responsibility for the content.</w:t>
       </w:r>
     </w:p>
     <w:p>

--- a/paper/ijacsa/Beyond_Big_O_IJACSA_Ready.docx
+++ b/paper/ijacsa/Beyond_Big_O_IJACSA_Ready.docx
@@ -7456,7 +7456,7 @@
         <w:pStyle w:val="BodyText"/>
       </w:pPr>
       <w:r>
-        <w:t>This reproducible pilot showed that theoretical growth and observed runtime can be taught together. Sequential search and deletion batches grew close to quadratically when both collection size and operation count increased, while hash batches grew close to linearly. Python and C++ showed substantial but operation-dependent runtime differences, and all correctness outputs agreed. A supplementary Java run showed that a JIT-compiled, managed-runtime language does not sit uniformly between the interpreted and compiled extremes, slower than Python on four of the twelve structure-operation combinations despite being faster overall; the run also exposed measurement dispersion far higher than the primary design's, a methodological finding in its own right. An independent Windows reproduction (Section IV-I) then confirmed the central Python/C++ comparison holds outside the original Mac, even as the exact magnitudes shifted. The study also exposed a measurement weakness: several optimized C++ workloads were too short for reliable single-shot timing.</w:t>
+        <w:t>This reproducible pilot showed that theoretical growth and observed runtime can be taught together. Sequential search and deletion batches grew close to quadratically when both collection size and operation count increased, while hash batches grew close to linearly. Python and C++ showed substantial but operation-dependent runtime differences, and all correctness outputs agreed. A supplementary Java run showed that a JIT-compiled, managed-runtime language does not sit uniformly between the interpreted and compiled extremes, slower than Python on four of the twelve structure-operation combinations despite being faster overall; the run also exposed measurement dispersion far higher than the primary design's, a methodological finding in its own right. An independent Windows reproduction (Section IV-I) then confirmed that C++ was faster than Python in all twelve structure-operation combinations on a different machine too, though the magnitude of the gap varied considerably by hardware and toolchain rather than transferring unchanged. The study also exposed a measurement weakness: several optimized C++ workloads were too short for reliable single-shot timing.</w:t>
       </w:r>
     </w:p>
     <w:p>
